--- a/발표준비/B04_2차_검사_보고서.docx
+++ b/발표준비/B04_2차_검사_보고서.docx
@@ -2223,162 +2223,6 @@
               <w:bottom w:val="single" w:sz="1" w:space="0" w:color="AAAAAA"/>
               <w:right w:val="single" w:sz="1" w:space="0" w:color="AAAAAA"/>
             </w:tcBorders>
-            <w:tcMar>
-              <w:top w:w="80" w:type="dxa"/>
-              <w:left w:w="120" w:type="dxa"/>
-              <w:bottom w:w="80" w:type="dxa"/>
-              <w:right w:w="120" w:type="dxa"/>
-            </w:tcMar>
-          </w:tcPr>
-          <w:p>
-            <w:r>
-              <w:rPr>
-                <w:b/>
-                <w:bCs/>
-                <w:sz w:val="18"/>
-                <w:szCs w:val="18"/>
-              </w:rPr>
-              <w:t>5.5-3</w:t>
-            </w:r>
-          </w:p>
-        </w:tc>
-        <w:tc>
-          <w:tcPr>
-            <w:tcW w:w="3800" w:type="dxa"/>
-            <w:tcBorders>
-              <w:top w:val="single" w:sz="1" w:space="0" w:color="AAAAAA"/>
-              <w:left w:val="single" w:sz="1" w:space="0" w:color="AAAAAA"/>
-              <w:bottom w:val="single" w:sz="1" w:space="0" w:color="AAAAAA"/>
-              <w:right w:val="single" w:sz="1" w:space="0" w:color="AAAAAA"/>
-            </w:tcBorders>
-            <w:tcMar>
-              <w:top w:w="80" w:type="dxa"/>
-              <w:left w:w="120" w:type="dxa"/>
-              <w:bottom w:w="80" w:type="dxa"/>
-              <w:right w:w="120" w:type="dxa"/>
-            </w:tcMar>
-          </w:tcPr>
-          <w:p>
-            <w:r>
-              <w:rPr>
-                <w:b/>
-                <w:bCs/>
-                <w:color w:val="1F4E79"/>
-                <w:sz w:val="18"/>
-                <w:szCs w:val="18"/>
-              </w:rPr>
-              <w:t>[목표] 누락 파일 자동 생성 확인 (5.5절 — config.txt)</w:t>
-            </w:r>
-          </w:p>
-          <w:p>
-            <w:r>
-              <w:rPr>
-                <w:sz w:val="18"/>
-                <w:szCs w:val="18"/>
-              </w:rPr>
-              <w:t>입력: config.txt 삭제 후 날짜 '2026-04-01' 입력</w:t>
-            </w:r>
-          </w:p>
-          <w:p>
-            <w:r>
-              <w:rPr>
-                <w:i/>
-                <w:iCs/>
-                <w:color w:val="555555"/>
-                <w:sz w:val="18"/>
-                <w:szCs w:val="18"/>
-              </w:rPr>
-              <w:t>방법: 파일 삭제 후 실</w:t>
-              <w:lastRenderedPageBreak/>
-              <w:t>행</w:t>
-            </w:r>
-          </w:p>
-        </w:tc>
-        <w:tc>
-          <w:tcPr>
-            <w:tcW w:w="2800" w:type="dxa"/>
-            <w:tcBorders>
-              <w:top w:val="single" w:sz="1" w:space="0" w:color="AAAAAA"/>
-              <w:left w:val="single" w:sz="1" w:space="0" w:color="AAAAAA"/>
-              <w:bottom w:val="single" w:sz="1" w:space="0" w:color="AAAAAA"/>
-              <w:right w:val="single" w:sz="1" w:space="0" w:color="AAAAAA"/>
-            </w:tcBorders>
-            <w:tcMar>
-              <w:top w:w="80" w:type="dxa"/>
-              <w:left w:w="120" w:type="dxa"/>
-              <w:bottom w:w="80" w:type="dxa"/>
-              <w:right w:w="120" w:type="dxa"/>
-            </w:tcMar>
-          </w:tcPr>
-          <w:p>
-            <w:r>
-              <w:rPr>
-                <w:sz w:val="18"/>
-                <w:szCs w:val="18"/>
-              </w:rPr>
-              <w:lastRenderedPageBreak/>
-              <w:t>'2026-04-01,2026-04-01' 내용으로 config.txt 자동 생성</w:t>
-            </w:r>
-          </w:p>
-        </w:tc>
-        <w:tc>
-          <w:tcPr>
-            <w:tcW w:w="1400" w:type="dxa"/>
-            <w:tcBorders>
-              <w:top w:val="single" w:sz="1" w:space="0" w:color="AAAAAA"/>
-              <w:left w:val="single" w:sz="1" w:space="0" w:color="AAAAAA"/>
-              <w:bottom w:val="single" w:sz="1" w:space="0" w:color="AAAAAA"/>
-              <w:right w:val="single" w:sz="1" w:space="0" w:color="AAAAAA"/>
-            </w:tcBorders>
-            <w:tcMar>
-              <w:top w:w="80" w:type="dxa"/>
-              <w:left w:w="120" w:type="dxa"/>
-              <w:bottom w:w="80" w:type="dxa"/>
-              <w:right w:w="120" w:type="dxa"/>
-            </w:tcMar>
-          </w:tcPr>
-          <w:p>
-            <w:pPr>
-              <w:rPr>
-                <w:sz w:val="18"/>
-                <w:szCs w:val="18"/>
-              </w:rPr>
-            </w:pPr>
-            <w:r>
-              <w:rPr>
-                <w:sz w:val="18"/>
-                <w:szCs w:val="18"/>
-              </w:rPr>
-              <w:t>config.txt 자동 생성됨 — 프로그램 정상 실행</w:t>
-            </w:r>
-          </w:p>
-          <w:p>
-            <w:pPr>
-              <w:rPr>
-                <w:sz w:val="18"/>
-                <w:szCs w:val="18"/>
-              </w:rPr>
-            </w:pPr>
-            <w:r>
-              <w:rPr>
-                <w:sz w:val="18"/>
-                <w:szCs w:val="18"/>
-              </w:rPr>
-              <w:t>(파일 생성 동작 스크린샷 생략 가능)</w:t>
-            </w:r>
-          </w:p>
-        </w:tc>
-      </w:tr>
-      <w:tr>
-        <w:tc>
-          <w:tcPr>
-            <w:tcW w:w="900" w:type="dxa"/>
-            <w:tcBorders>
-              <w:top w:val="single" w:sz="1" w:space="0" w:color="AAAAAA"/>
-              <w:left w:val="single" w:sz="1" w:space="0" w:color="AAAAAA"/>
-              <w:bottom w:val="single" w:sz="1" w:space="0" w:color="AAAAAA"/>
-              <w:right w:val="single" w:sz="1" w:space="0" w:color="AAAAAA"/>
-            </w:tcBorders>
             <w:shd w:val="clear" w:color="auto" w:fill="EBF3FB"/>
             <w:tcMar>
               <w:top w:w="80" w:type="dxa"/>
@@ -3080,341 +2924,6 @@
                 <w:szCs w:val="18"/>
               </w:rPr>
               <w:t>(좌동)</w:t>
-            </w:r>
-          </w:p>
-        </w:tc>
-      </w:tr>
-      <w:tr>
-        <w:tc>
-          <w:tcPr>
-            <w:tcW w:w="900" w:type="dxa"/>
-            <w:tcBorders>
-              <w:top w:val="single" w:sz="1" w:space="0" w:color="AAAAAA"/>
-              <w:left w:val="single" w:sz="1" w:space="0" w:color="AAAAAA"/>
-              <w:bottom w:val="single" w:sz="1" w:space="0" w:color="AAAAAA"/>
-              <w:right w:val="single" w:sz="1" w:space="0" w:color="AAAAAA"/>
-            </w:tcBorders>
-            <w:tcMar>
-              <w:top w:w="80" w:type="dxa"/>
-              <w:left w:w="120" w:type="dxa"/>
-              <w:bottom w:w="80" w:type="dxa"/>
-              <w:right w:w="120" w:type="dxa"/>
-            </w:tcMar>
-          </w:tcPr>
-          <w:p>
-            <w:r>
-              <w:rPr>
-                <w:b/>
-                <w:bCs/>
-                <w:sz w:val="18"/>
-                <w:szCs w:val="18"/>
-              </w:rPr>
-              <w:lastRenderedPageBreak/>
-              <w:t>5.5-9</w:t>
-            </w:r>
-          </w:p>
-        </w:tc>
-        <w:tc>
-          <w:tcPr>
-            <w:tcW w:w="3800" w:type="dxa"/>
-            <w:tcBorders>
-              <w:top w:val="single" w:sz="1" w:space="0" w:color="AAAAAA"/>
-              <w:left w:val="single" w:sz="1" w:space="0" w:color="AAAAAA"/>
-              <w:bottom w:val="single" w:sz="1" w:space="0" w:color="AAAAAA"/>
-              <w:right w:val="single" w:sz="1" w:space="0" w:color="AAAAAA"/>
-            </w:tcBorders>
-            <w:tcMar>
-              <w:top w:w="80" w:type="dxa"/>
-              <w:left w:w="120" w:type="dxa"/>
-              <w:bottom w:w="80" w:type="dxa"/>
-              <w:right w:w="120" w:type="dxa"/>
-            </w:tcMar>
-          </w:tcPr>
-          <w:p>
-            <w:r>
-              <w:rPr>
-                <w:b/>
-                <w:bCs/>
-                <w:color w:val="1F4E79"/>
-                <w:sz w:val="18"/>
-                <w:szCs w:val="18"/>
-              </w:rPr>
-              <w:t>[목표] config.txt 형식 오류 시 종료 (5.2.5절)</w:t>
-            </w:r>
-          </w:p>
-          <w:p>
-            <w:r>
-              <w:rPr>
-                <w:sz w:val="18"/>
-                <w:szCs w:val="18"/>
-              </w:rPr>
-              <w:t>입력: config.txt를 '2026-13-01,2026-04-07'로 편집</w:t>
-            </w:r>
-          </w:p>
-          <w:p>
-            <w:r>
-              <w:rPr>
-                <w:i/>
-                <w:iCs/>
-                <w:color w:val="555555"/>
-                <w:sz w:val="18"/>
-                <w:szCs w:val="18"/>
-              </w:rPr>
-              <w:t>방법: 메모장으로 파일 편집 후 실행</w:t>
-            </w:r>
-          </w:p>
-        </w:tc>
-        <w:tc>
-          <w:tcPr>
-            <w:tcW w:w="2800" w:type="dxa"/>
-            <w:tcBorders>
-              <w:top w:val="single" w:sz="1" w:space="0" w:color="AAAAAA"/>
-              <w:left w:val="single" w:sz="1" w:space="0" w:color="AAAAAA"/>
-              <w:bottom w:val="single" w:sz="1" w:space="0" w:color="AAAAAA"/>
-              <w:right w:val="single" w:sz="1" w:space="0" w:color="AAAAAA"/>
-            </w:tcBorders>
-            <w:tcMar>
-              <w:top w:w="80" w:type="dxa"/>
-              <w:left w:w="120" w:type="dxa"/>
-              <w:bottom w:w="80" w:type="dxa"/>
-              <w:right w:w="120" w:type="dxa"/>
-            </w:tcMar>
-          </w:tcPr>
-          <w:p>
-            <w:r>
-              <w:rPr>
-                <w:sz w:val="18"/>
-                <w:szCs w:val="18"/>
-              </w:rPr>
-              <w:t>오류 메시지 출력 후 종료</w:t>
-            </w:r>
-          </w:p>
-        </w:tc>
-        <w:tc>
-          <w:tcPr>
-            <w:tcW w:w="1400" w:type="dxa"/>
-            <w:tcBorders>
-              <w:top w:val="single" w:sz="1" w:space="0" w:color="AAAAAA"/>
-              <w:left w:val="single" w:sz="1" w:space="0" w:color="AAAAAA"/>
-              <w:bottom w:val="single" w:sz="1" w:space="0" w:color="AAAAAA"/>
-              <w:right w:val="single" w:sz="1" w:space="0" w:color="AAAAAA"/>
-            </w:tcBorders>
-            <w:tcMar>
-              <w:top w:w="80" w:type="dxa"/>
-              <w:left w:w="120" w:type="dxa"/>
-              <w:bottom w:w="80" w:type="dxa"/>
-              <w:right w:w="120" w:type="dxa"/>
-            </w:tcMar>
-          </w:tcPr>
-          <w:p>
-            <w:r>
-              <w:rPr>
-                <w:noProof/>
-              </w:rPr>
-              <w:drawing>
-                <wp:inline distT="0" distB="0" distL="114300" distR="114300" wp14:anchorId="61C74827" wp14:editId="3527E53F">
-                  <wp:extent cx="3657600" cy="457200"/>
-                  <wp:effectExtent l="0" t="0" r="0" b="0"/>
-                  <wp:docPr id="105" name="TC_5.5-9"/>
-                  <wp:cNvGraphicFramePr>
-                    <a:graphicFrameLocks xmlns:a="http://schemas.openxmlformats.org/drawingml/2006/main" noChangeAspect="1"/>
-                  </wp:cNvGraphicFramePr>
-                  <a:graphic xmlns:a="http://schemas.openxmlformats.org/drawingml/2006/main">
-                    <a:graphicData uri="http://schemas.openxmlformats.org/drawingml/2006/picture">
-                      <pic:pic xmlns:pic="http://schemas.openxmlformats.org/drawingml/2006/picture">
-                        <pic:nvPicPr>
-                          <pic:cNvPr id="105" name="TC_5.5-9"/>
-                          <pic:cNvPicPr/>
-                        </pic:nvPicPr>
-                        <pic:blipFill>
-                          <a:blip r:embed="rId12"/>
-                          <a:stretch>
-                            <a:fillRect/>
-                          </a:stretch>
-                        </pic:blipFill>
-                        <pic:spPr>
-                          <a:xfrm>
-                            <a:off x="0" y="0"/>
-                            <a:ext cx="3657600" cy="457200"/>
-                          </a:xfrm>
-                          <a:prstGeom prst="rect">
-                            <a:avLst/>
-                          </a:prstGeom>
-                        </pic:spPr>
-                      </pic:pic>
-                    </a:graphicData>
-                  </a:graphic>
-                </wp:inline>
-              </w:drawing>
-            </w:r>
-          </w:p>
-        </w:tc>
-      </w:tr>
-      <w:tr>
-        <w:tc>
-          <w:tcPr>
-            <w:tcW w:w="900" w:type="dxa"/>
-            <w:tcBorders>
-              <w:top w:val="single" w:sz="1" w:space="0" w:color="AAAAAA"/>
-              <w:left w:val="single" w:sz="1" w:space="0" w:color="AAAAAA"/>
-              <w:bottom w:val="single" w:sz="1" w:space="0" w:color="AAAAAA"/>
-              <w:right w:val="single" w:sz="1" w:space="0" w:color="AAAAAA"/>
-            </w:tcBorders>
-            <w:shd w:val="clear" w:color="auto" w:fill="EBF3FB"/>
-            <w:tcMar>
-              <w:top w:w="80" w:type="dxa"/>
-              <w:left w:w="120" w:type="dxa"/>
-              <w:bottom w:w="80" w:type="dxa"/>
-              <w:right w:w="120" w:type="dxa"/>
-            </w:tcMar>
-          </w:tcPr>
-          <w:p>
-            <w:r>
-              <w:rPr>
-                <w:b/>
-                <w:bCs/>
-                <w:sz w:val="18"/>
-                <w:szCs w:val="18"/>
-              </w:rPr>
-              <w:t>5.5-10</w:t>
-            </w:r>
-          </w:p>
-        </w:tc>
-        <w:tc>
-          <w:tcPr>
-            <w:tcW w:w="3800" w:type="dxa"/>
-            <w:tcBorders>
-              <w:top w:val="single" w:sz="1" w:space="0" w:color="AAAAAA"/>
-              <w:left w:val="single" w:sz="1" w:space="0" w:color="AAAAAA"/>
-              <w:bottom w:val="single" w:sz="1" w:space="0" w:color="AAAAAA"/>
-              <w:right w:val="single" w:sz="1" w:space="0" w:color="AAAAAA"/>
-            </w:tcBorders>
-            <w:shd w:val="clear" w:color="auto" w:fill="EBF3FB"/>
-            <w:tcMar>
-              <w:top w:w="80" w:type="dxa"/>
-              <w:left w:w="120" w:type="dxa"/>
-              <w:bottom w:w="80" w:type="dxa"/>
-              <w:right w:w="120" w:type="dxa"/>
-            </w:tcMar>
-          </w:tcPr>
-          <w:p>
-            <w:r>
-              <w:rPr>
-                <w:b/>
-                <w:bCs/>
-                <w:color w:val="1F4E79"/>
-                <w:sz w:val="18"/>
-                <w:szCs w:val="18"/>
-              </w:rPr>
-              <w:t>[목표] config.txt 종료일 &lt; 시작일 시 종료 (5.2.5절 의미 규칙)</w:t>
-            </w:r>
-          </w:p>
-          <w:p>
-            <w:r>
-              <w:rPr>
-                <w:sz w:val="18"/>
-                <w:szCs w:val="18"/>
-              </w:rPr>
-              <w:t>입력: config.txt를 '2026-04-07,2026-04-01'로 편집</w:t>
-            </w:r>
-          </w:p>
-          <w:p>
-            <w:r>
-              <w:rPr>
-                <w:i/>
-                <w:iCs/>
-                <w:color w:val="555555"/>
-                <w:sz w:val="18"/>
-                <w:szCs w:val="18"/>
-              </w:rPr>
-              <w:t>방법: 메모장으로 파일 편집 후 실행</w:t>
-            </w:r>
-          </w:p>
-        </w:tc>
-        <w:tc>
-          <w:tcPr>
-            <w:tcW w:w="2800" w:type="dxa"/>
-            <w:tcBorders>
-              <w:top w:val="single" w:sz="1" w:space="0" w:color="AAAAAA"/>
-              <w:left w:val="single" w:sz="1" w:space="0" w:color="AAAAAA"/>
-              <w:bottom w:val="single" w:sz="1" w:space="0" w:color="AAAAAA"/>
-              <w:right w:val="single" w:sz="1" w:space="0" w:color="AAAAAA"/>
-            </w:tcBorders>
-            <w:shd w:val="clear" w:color="auto" w:fill="EBF3FB"/>
-            <w:tcMar>
-              <w:top w:w="80" w:type="dxa"/>
-              <w:left w:w="120" w:type="dxa"/>
-              <w:bottom w:w="80" w:type="dxa"/>
-              <w:right w:w="120" w:type="dxa"/>
-            </w:tcMar>
-          </w:tcPr>
-          <w:p>
-            <w:r>
-              <w:rPr>
-                <w:sz w:val="18"/>
-                <w:szCs w:val="18"/>
-              </w:rPr>
-              <w:t>오류 메시지 출력 후 종료</w:t>
-            </w:r>
-          </w:p>
-        </w:tc>
-        <w:tc>
-          <w:tcPr>
-            <w:tcW w:w="1400" w:type="dxa"/>
-            <w:tcBorders>
-              <w:top w:val="single" w:sz="1" w:space="0" w:color="AAAAAA"/>
-              <w:left w:val="single" w:sz="1" w:space="0" w:color="AAAAAA"/>
-              <w:bottom w:val="single" w:sz="1" w:space="0" w:color="AAAAAA"/>
-              <w:right w:val="single" w:sz="1" w:space="0" w:color="AAAAAA"/>
-            </w:tcBorders>
-            <w:shd w:val="clear" w:color="auto" w:fill="EBF3FB"/>
-            <w:tcMar>
-              <w:top w:w="80" w:type="dxa"/>
-              <w:left w:w="120" w:type="dxa"/>
-              <w:bottom w:w="80" w:type="dxa"/>
-              <w:right w:w="120" w:type="dxa"/>
-            </w:tcMar>
-          </w:tcPr>
-          <w:p>
-            <w:r>
-              <w:rPr>
-                <w:noProof/>
-              </w:rPr>
-              <w:drawing>
-                <wp:inline distT="0" distB="0" distL="114300" distR="114300" wp14:anchorId="56927D00" wp14:editId="4CD23E0B">
-                  <wp:extent cx="3657600" cy="457200"/>
-                  <wp:effectExtent l="0" t="0" r="0" b="0"/>
-                  <wp:docPr id="106" name="TC_5.5-10"/>
-                  <wp:cNvGraphicFramePr>
-                    <a:graphicFrameLocks xmlns:a="http://schemas.openxmlformats.org/drawingml/2006/main" noChangeAspect="1"/>
-                  </wp:cNvGraphicFramePr>
-                  <a:graphic xmlns:a="http://schemas.openxmlformats.org/drawingml/2006/main">
-                    <a:graphicData uri="http://schemas.openxmlformats.org/drawingml/2006/picture">
-                      <pic:pic xmlns:pic="http://schemas.openxmlformats.org/drawingml/2006/picture">
-                        <pic:nvPicPr>
-                          <pic:cNvPr id="106" name="TC_5.5-10"/>
-                          <pic:cNvPicPr/>
-                        </pic:nvPicPr>
-                        <pic:blipFill>
-                          <a:blip r:embed="rId13"/>
-                          <a:stretch>
-                            <a:fillRect/>
-                          </a:stretch>
-                        </pic:blipFill>
-                        <pic:spPr>
-                          <a:xfrm>
-                            <a:off x="0" y="0"/>
-                            <a:ext cx="3657600" cy="457200"/>
-                          </a:xfrm>
-                          <a:prstGeom prst="rect">
-                            <a:avLst/>
-                          </a:prstGeom>
-                        </pic:spPr>
-                      </pic:pic>
-                    </a:graphicData>
-                  </a:graphic>
-                </wp:inline>
-              </w:drawing>
             </w:r>
           </w:p>
         </w:tc>
@@ -4710,160 +4219,6 @@
               <w:bottom w:val="single" w:sz="1" w:space="0" w:color="AAAAAA"/>
               <w:right w:val="single" w:sz="1" w:space="0" w:color="AAAAAA"/>
             </w:tcBorders>
-            <w:tcMar>
-              <w:top w:w="80" w:type="dxa"/>
-              <w:left w:w="120" w:type="dxa"/>
-              <w:bottom w:w="80" w:type="dxa"/>
-              <w:right w:w="120" w:type="dxa"/>
-            </w:tcMar>
-          </w:tcPr>
-          <w:p>
-            <w:r>
-              <w:rPr>
-                <w:b/>
-                <w:bCs/>
-                <w:sz w:val="18"/>
-                <w:szCs w:val="18"/>
-              </w:rPr>
-              <w:t>6.3-1</w:t>
-            </w:r>
-          </w:p>
-        </w:tc>
-        <w:tc>
-          <w:tcPr>
-            <w:tcW w:w="3800" w:type="dxa"/>
-            <w:tcBorders>
-              <w:top w:val="single" w:sz="1" w:space="0" w:color="AAAAAA"/>
-              <w:left w:val="single" w:sz="1" w:space="0" w:color="AAAAAA"/>
-              <w:bottom w:val="single" w:sz="1" w:space="0" w:color="AAAAAA"/>
-              <w:right w:val="single" w:sz="1" w:space="0" w:color="AAAAAA"/>
-            </w:tcBorders>
-            <w:tcMar>
-              <w:top w:w="80" w:type="dxa"/>
-              <w:left w:w="120" w:type="dxa"/>
-              <w:bottom w:w="80" w:type="dxa"/>
-              <w:right w:w="120" w:type="dxa"/>
-            </w:tcMar>
-          </w:tcPr>
-          <w:p>
-            <w:r>
-              <w:rPr>
-                <w:b/>
-                <w:bCs/>
-                <w:color w:val="1F4E79"/>
-                <w:sz w:val="18"/>
-                <w:szCs w:val="18"/>
-              </w:rPr>
-              <w:t>[목표] 정상 회원가입 (6.3절 정상 결과)</w:t>
-            </w:r>
-          </w:p>
-          <w:p>
-            <w:r>
-              <w:rPr>
-                <w:sz w:val="18"/>
-                <w:szCs w:val="18"/>
-              </w:rPr>
-              <w:t>입력: 학번: 202411111 / 비밀번호: Pass123 / 이름: 김건국 / 단과대: 1(공과대학) / 전공: 1(컴퓨터공학부)</w:t>
-            </w:r>
-          </w:p>
-          <w:p/>
-        </w:tc>
-        <w:tc>
-          <w:tcPr>
-            <w:tcW w:w="2800" w:type="dxa"/>
-            <w:tcBorders>
-              <w:top w:val="single" w:sz="1" w:space="0" w:color="AAAAAA"/>
-              <w:left w:val="single" w:sz="1" w:space="0" w:color="AAAAAA"/>
-              <w:bottom w:val="single" w:sz="1" w:space="0" w:color="AAAAAA"/>
-              <w:right w:val="single" w:sz="1" w:space="0" w:color="AAAAAA"/>
-            </w:tcBorders>
-            <w:tcMar>
-              <w:top w:w="80" w:type="dxa"/>
-              <w:left w:w="120" w:type="dxa"/>
-              <w:bottom w:w="80" w:type="dxa"/>
-              <w:right w:w="120" w:type="dxa"/>
-            </w:tcMar>
-          </w:tcPr>
-          <w:p>
-            <w:r>
-              <w:rPr>
-                <w:sz w:val="18"/>
-                <w:szCs w:val="18"/>
-              </w:rPr>
-              <w:t>students.txt에 active 상태로 추가, 완료 메시지 출력 후 6.2절 복귀</w:t>
-            </w:r>
-          </w:p>
-        </w:tc>
-        <w:tc>
-          <w:tcPr>
-            <w:tcW w:w="1400" w:type="dxa"/>
-            <w:tcBorders>
-              <w:top w:val="single" w:sz="1" w:space="0" w:color="AAAAAA"/>
-              <w:left w:val="single" w:sz="1" w:space="0" w:color="AAAAAA"/>
-              <w:bottom w:val="single" w:sz="1" w:space="0" w:color="AAAAAA"/>
-              <w:right w:val="single" w:sz="1" w:space="0" w:color="AAAAAA"/>
-            </w:tcBorders>
-            <w:tcMar>
-              <w:top w:w="80" w:type="dxa"/>
-              <w:left w:w="120" w:type="dxa"/>
-              <w:bottom w:w="80" w:type="dxa"/>
-              <w:right w:w="120" w:type="dxa"/>
-            </w:tcMar>
-          </w:tcPr>
-          <w:p>
-            <w:r>
-              <w:rPr>
-                <w:noProof/>
-              </w:rPr>
-              <w:drawing>
-                <wp:inline distT="0" distB="0" distL="114300" distR="114300" wp14:anchorId="0EAB30DC" wp14:editId="587E12C8">
-                  <wp:extent cx="3657600" cy="3255264"/>
-                  <wp:effectExtent l="0" t="0" r="0" b="0"/>
-                  <wp:docPr id="113" name="TC_6.3-1"/>
-                  <wp:cNvGraphicFramePr>
-                    <a:graphicFrameLocks xmlns:a="http://schemas.openxmlformats.org/drawingml/2006/main" noChangeAspect="1"/>
-                  </wp:cNvGraphicFramePr>
-                  <a:graphic xmlns:a="http://schemas.openxmlformats.org/drawingml/2006/main">
-                    <a:graphicData uri="http://schemas.openxmlformats.org/drawingml/2006/picture">
-                      <pic:pic xmlns:pic="http://schemas.openxmlformats.org/drawingml/2006/picture">
-                        <pic:nvPicPr>
-                          <pic:cNvPr id="113" name="TC_6.3-1"/>
-                          <pic:cNvPicPr/>
-                        </pic:nvPicPr>
-                        <pic:blipFill>
-                          <a:blip r:embed="rId15"/>
-                          <a:stretch>
-                            <a:fillRect/>
-                          </a:stretch>
-                        </pic:blipFill>
-                        <pic:spPr>
-                          <a:xfrm>
-                            <a:off x="0" y="0"/>
-                            <a:ext cx="3657600" cy="3255264"/>
-                          </a:xfrm>
-                          <a:prstGeom prst="rect">
-                            <a:avLst/>
-                          </a:prstGeom>
-                        </pic:spPr>
-                      </pic:pic>
-                    </a:graphicData>
-                  </a:graphic>
-                </wp:inline>
-              </w:drawing>
-            </w:r>
-          </w:p>
-        </w:tc>
-      </w:tr>
-      <w:tr>
-        <w:tc>
-          <w:tcPr>
-            <w:tcW w:w="900" w:type="dxa"/>
-            <w:tcBorders>
-              <w:top w:val="single" w:sz="1" w:space="0" w:color="AAAAAA"/>
-              <w:left w:val="single" w:sz="1" w:space="0" w:color="AAAAAA"/>
-              <w:bottom w:val="single" w:sz="1" w:space="0" w:color="AAAAAA"/>
-              <w:right w:val="single" w:sz="1" w:space="0" w:color="AAAAAA"/>
-            </w:tcBorders>
             <w:shd w:val="clear" w:color="auto" w:fill="EBF3FB"/>
             <w:tcMar>
               <w:top w:w="80" w:type="dxa"/>
@@ -9917,136 +9272,6 @@
               <w:bottom w:val="single" w:sz="4" w:space="0" w:color="1F4E79"/>
               <w:right w:val="single" w:sz="4" w:space="0" w:color="1F4E79"/>
             </w:tcBorders>
-            <w:shd w:val="clear" w:color="auto" w:fill="1F4E79"/>
-            <w:tcMar>
-              <w:top w:w="80" w:type="dxa"/>
-              <w:left w:w="120" w:type="dxa"/>
-              <w:bottom w:w="80" w:type="dxa"/>
-              <w:right w:w="120" w:type="dxa"/>
-            </w:tcMar>
-            <w:vAlign w:val="center"/>
-          </w:tcPr>
-          <w:p>
-            <w:pPr>
-              <w:jc w:val="center"/>
-            </w:pPr>
-            <w:r>
-              <w:rPr>
-                <w:b/>
-                <w:bCs/>
-                <w:color w:val="FFFFFF"/>
-                <w:sz w:val="18"/>
-                <w:szCs w:val="18"/>
-              </w:rPr>
-              <w:t>6.6-10</w:t>
-            </w:r>
-          </w:p>
-        </w:tc>
-        <w:tc>
-          <w:tcPr>
-            <w:tcW w:w="3800" w:type="dxa"/>
-            <w:tcBorders>
-              <w:top w:val="single" w:sz="1" w:space="0" w:color="AAAAAA"/>
-              <w:left w:val="single" w:sz="1" w:space="0" w:color="AAAAAA"/>
-              <w:bottom w:val="single" w:sz="1" w:space="0" w:color="AAAAAA"/>
-              <w:right w:val="single" w:sz="1" w:space="0" w:color="AAAAAA"/>
-            </w:tcBorders>
-            <w:tcMar>
-              <w:top w:w="80" w:type="dxa"/>
-              <w:left w:w="120" w:type="dxa"/>
-              <w:bottom w:w="80" w:type="dxa"/>
-              <w:right w:w="120" w:type="dxa"/>
-            </w:tcMar>
-          </w:tcPr>
-          <w:p>
-            <w:r>
-              <w:rPr>
-                <w:b/>
-                <w:bCs/>
-                <w:color w:val="1F4E79"/>
-                <w:sz w:val="18"/>
-                <w:szCs w:val="18"/>
-              </w:rPr>
-              <w:t>[목표] 잘못된 메뉴 입력 처리 (6.6절 비정상)</w:t>
-            </w:r>
-          </w:p>
-          <w:p>
-            <w:r>
-              <w:rPr>
-                <w:color w:val="000000"/>
-                <w:sz w:val="18"/>
-                <w:szCs w:val="18"/>
-              </w:rPr>
-              <w:t>입력: "9"</w:t>
-            </w:r>
-          </w:p>
-          <w:p/>
-        </w:tc>
-        <w:tc>
-          <w:tcPr>
-            <w:tcW w:w="2800" w:type="dxa"/>
-            <w:tcBorders>
-              <w:top w:val="single" w:sz="1" w:space="0" w:color="AAAAAA"/>
-              <w:left w:val="single" w:sz="1" w:space="0" w:color="AAAAAA"/>
-              <w:bottom w:val="single" w:sz="1" w:space="0" w:color="AAAAAA"/>
-              <w:right w:val="single" w:sz="1" w:space="0" w:color="AAAAAA"/>
-            </w:tcBorders>
-            <w:shd w:val="clear" w:color="auto" w:fill="EBF3FB"/>
-            <w:tcMar>
-              <w:top w:w="80" w:type="dxa"/>
-              <w:left w:w="120" w:type="dxa"/>
-              <w:bottom w:w="80" w:type="dxa"/>
-              <w:right w:w="120" w:type="dxa"/>
-            </w:tcMar>
-          </w:tcPr>
-          <w:p>
-            <w:r>
-              <w:rPr>
-                <w:sz w:val="18"/>
-                <w:szCs w:val="18"/>
-              </w:rPr>
-              <w:t>!!! 오류: 잘못된 입력입니다. 다시 선택하세요. 출력 후 메뉴 재출력</w:t>
-            </w:r>
-          </w:p>
-        </w:tc>
-        <w:tc>
-          <w:tcPr>
-            <w:tcW w:w="1400" w:type="dxa"/>
-            <w:tcBorders>
-              <w:top w:val="single" w:sz="1" w:space="0" w:color="AAAAAA"/>
-              <w:left w:val="single" w:sz="1" w:space="0" w:color="AAAAAA"/>
-              <w:bottom w:val="single" w:sz="1" w:space="0" w:color="AAAAAA"/>
-              <w:right w:val="single" w:sz="1" w:space="0" w:color="AAAAAA"/>
-            </w:tcBorders>
-            <w:shd w:val="clear" w:color="auto" w:fill="EBF3FB"/>
-            <w:tcMar>
-              <w:top w:w="80" w:type="dxa"/>
-              <w:left w:w="120" w:type="dxa"/>
-              <w:bottom w:w="80" w:type="dxa"/>
-              <w:right w:w="120" w:type="dxa"/>
-            </w:tcMar>
-          </w:tcPr>
-          <w:p>
-            <w:r>
-              <w:rPr>
-                <w:sz w:val="18"/>
-                <w:szCs w:val="18"/>
-              </w:rPr>
-              <w:t>(좌동)</w:t>
-            </w:r>
-          </w:p>
-        </w:tc>
-      </w:tr>
-      <w:tr>
-        <w:tc>
-          <w:tcPr>
-            <w:tcW w:w="900" w:type="dxa"/>
-            <w:tcBorders>
-              <w:top w:val="single" w:sz="4" w:space="0" w:color="1F4E79"/>
-              <w:left w:val="single" w:sz="4" w:space="0" w:color="1F4E79"/>
-              <w:bottom w:val="single" w:sz="4" w:space="0" w:color="1F4E79"/>
-              <w:right w:val="single" w:sz="4" w:space="0" w:color="1F4E79"/>
-            </w:tcBorders>
             <w:shd w:val="clear" w:color="auto" w:fill="DEEAF1"/>
             <w:tcMar>
               <w:top w:w="80" w:type="dxa"/>
@@ -10328,22 +9553,23 @@
               <w:bottom w:val="single" w:sz="1" w:space="0" w:color="AAAAAA"/>
               <w:right w:val="single" w:sz="1" w:space="0" w:color="AAAAAA"/>
             </w:tcBorders>
-            <w:tcMar>
-              <w:top w:w="80" w:type="dxa"/>
-              <w:left w:w="120" w:type="dxa"/>
-              <w:bottom w:w="80" w:type="dxa"/>
-              <w:right w:w="120" w:type="dxa"/>
-            </w:tcMar>
-          </w:tcPr>
-          <w:p>
-            <w:r>
-              <w:rPr>
-                <w:b/>
-                <w:bCs/>
-                <w:sz w:val="18"/>
-                <w:szCs w:val="18"/>
-              </w:rPr>
-              <w:t>6.7-1</w:t>
+            <w:shd w:val="clear" w:color="auto" w:fill="EBF3FB"/>
+            <w:tcMar>
+              <w:top w:w="80" w:type="dxa"/>
+              <w:left w:w="120" w:type="dxa"/>
+              <w:bottom w:w="80" w:type="dxa"/>
+              <w:right w:w="120" w:type="dxa"/>
+            </w:tcMar>
+          </w:tcPr>
+          <w:p>
+            <w:r>
+              <w:rPr>
+                <w:b/>
+                <w:bCs/>
+                <w:sz w:val="18"/>
+                <w:szCs w:val="18"/>
+              </w:rPr>
+              <w:t>6.7-2</w:t>
             </w:r>
           </w:p>
         </w:tc>
@@ -10356,6 +9582,7 @@
               <w:bottom w:val="single" w:sz="1" w:space="0" w:color="AAAAAA"/>
               <w:right w:val="single" w:sz="1" w:space="0" w:color="AAAAAA"/>
             </w:tcBorders>
+            <w:shd w:val="clear" w:color="auto" w:fill="EBF3FB"/>
             <w:tcMar>
               <w:top w:w="80" w:type="dxa"/>
               <w:left w:w="120" w:type="dxa"/>
@@ -10372,16 +9599,16 @@
                 <w:sz w:val="18"/>
                 <w:szCs w:val="18"/>
               </w:rPr>
-              <w:t>[목표] 전체 조회 정상 출력 (6.7.1절 — active 과목만)</w:t>
-            </w:r>
-          </w:p>
-          <w:p>
-            <w:r>
-              <w:rPr>
-                <w:sz w:val="18"/>
-                <w:szCs w:val="18"/>
-              </w:rPr>
-              <w:t>입력: 메뉴 1번 선택</w:t>
+              <w:t>[목표] 전체 조회 후 복귀 (6.7.1절 정상 결과)</w:t>
+            </w:r>
+          </w:p>
+          <w:p>
+            <w:r>
+              <w:rPr>
+                <w:sz w:val="18"/>
+                <w:szCs w:val="18"/>
+              </w:rPr>
+              <w:t>입력: 전체 조회 화면에서 엔터 입력</w:t>
             </w:r>
           </w:p>
           <w:p/>
@@ -10395,20 +9622,21 @@
               <w:bottom w:val="single" w:sz="1" w:space="0" w:color="AAAAAA"/>
               <w:right w:val="single" w:sz="1" w:space="0" w:color="AAAAAA"/>
             </w:tcBorders>
-            <w:tcMar>
-              <w:top w:w="80" w:type="dxa"/>
-              <w:left w:w="120" w:type="dxa"/>
-              <w:bottom w:w="80" w:type="dxa"/>
-              <w:right w:w="120" w:type="dxa"/>
-            </w:tcMar>
-          </w:tcPr>
-          <w:p>
-            <w:r>
-              <w:rPr>
-                <w:sz w:val="18"/>
-                <w:szCs w:val="18"/>
-              </w:rPr>
-              <w:t>active 상태 과목만 과목코드·분반코드 오름차순으로 표 출력</w:t>
+            <w:shd w:val="clear" w:color="auto" w:fill="EBF3FB"/>
+            <w:tcMar>
+              <w:top w:w="80" w:type="dxa"/>
+              <w:left w:w="120" w:type="dxa"/>
+              <w:bottom w:w="80" w:type="dxa"/>
+              <w:right w:w="120" w:type="dxa"/>
+            </w:tcMar>
+          </w:tcPr>
+          <w:p>
+            <w:r>
+              <w:rPr>
+                <w:sz w:val="18"/>
+                <w:szCs w:val="18"/>
+              </w:rPr>
+              <w:t>학생 메인 메뉴로 복귀</w:t>
             </w:r>
           </w:p>
         </w:tc>
@@ -10421,339 +9649,27 @@
               <w:bottom w:val="single" w:sz="1" w:space="0" w:color="AAAAAA"/>
               <w:right w:val="single" w:sz="1" w:space="0" w:color="AAAAAA"/>
             </w:tcBorders>
-            <w:tcMar>
-              <w:top w:w="80" w:type="dxa"/>
-              <w:left w:w="120" w:type="dxa"/>
-              <w:bottom w:w="80" w:type="dxa"/>
-              <w:right w:w="120" w:type="dxa"/>
-            </w:tcMar>
-          </w:tcPr>
-          <w:p>
-            <w:r>
-              <w:rPr>
-                <w:noProof/>
-              </w:rPr>
-              <w:drawing>
-                <wp:inline distT="0" distB="0" distL="114300" distR="114300" wp14:anchorId="3B34AF29" wp14:editId="6F308538">
-                  <wp:extent cx="3657600" cy="5394960"/>
-                  <wp:effectExtent l="0" t="0" r="0" b="0"/>
-                  <wp:docPr id="130" name="TC_6.7-1"/>
-                  <wp:cNvGraphicFramePr>
-                    <a:graphicFrameLocks xmlns:a="http://schemas.openxmlformats.org/drawingml/2006/main" noChangeAspect="1"/>
-                  </wp:cNvGraphicFramePr>
-                  <a:graphic xmlns:a="http://schemas.openxmlformats.org/drawingml/2006/main">
-                    <a:graphicData uri="http://schemas.openxmlformats.org/drawingml/2006/picture">
-                      <pic:pic xmlns:pic="http://schemas.openxmlformats.org/drawingml/2006/picture">
-                        <pic:nvPicPr>
-                          <pic:cNvPr id="130" name="TC_6.7-1"/>
-                          <pic:cNvPicPr/>
-                        </pic:nvPicPr>
-                        <pic:blipFill>
-                          <a:blip r:embed="rId36"/>
-                          <a:stretch>
-                            <a:fillRect/>
-                          </a:stretch>
-                        </pic:blipFill>
-                        <pic:spPr>
-                          <a:xfrm>
-                            <a:off x="0" y="0"/>
-                            <a:ext cx="3657600" cy="5394960"/>
-                          </a:xfrm>
-                          <a:prstGeom prst="rect">
-                            <a:avLst/>
-                          </a:prstGeom>
-                        </pic:spPr>
-                      </pic:pic>
-                    </a:graphicData>
-                  </a:graphic>
-                </wp:inline>
-              </w:drawing>
-            </w:r>
-          </w:p>
-        </w:tc>
-      </w:tr>
-      <w:tr>
-        <w:tc>
-          <w:tcPr>
-            <w:tcW w:w="900" w:type="dxa"/>
-            <w:tcBorders>
-              <w:top w:val="single" w:sz="1" w:space="0" w:color="AAAAAA"/>
-              <w:left w:val="single" w:sz="1" w:space="0" w:color="AAAAAA"/>
-              <w:bottom w:val="single" w:sz="1" w:space="0" w:color="AAAAAA"/>
-              <w:right w:val="single" w:sz="1" w:space="0" w:color="AAAAAA"/>
-            </w:tcBorders>
-            <w:shd w:val="clear" w:color="auto" w:fill="EBF3FB"/>
-            <w:tcMar>
-              <w:top w:w="80" w:type="dxa"/>
-              <w:left w:w="120" w:type="dxa"/>
-              <w:bottom w:w="80" w:type="dxa"/>
-              <w:right w:w="120" w:type="dxa"/>
-            </w:tcMar>
-          </w:tcPr>
-          <w:p>
-            <w:r>
-              <w:rPr>
-                <w:b/>
-                <w:bCs/>
-                <w:sz w:val="18"/>
-                <w:szCs w:val="18"/>
-              </w:rPr>
-              <w:t>6.7-2</w:t>
-            </w:r>
-          </w:p>
-        </w:tc>
-        <w:tc>
-          <w:tcPr>
-            <w:tcW w:w="3800" w:type="dxa"/>
-            <w:tcBorders>
-              <w:top w:val="single" w:sz="1" w:space="0" w:color="AAAAAA"/>
-              <w:left w:val="single" w:sz="1" w:space="0" w:color="AAAAAA"/>
-              <w:bottom w:val="single" w:sz="1" w:space="0" w:color="AAAAAA"/>
-              <w:right w:val="single" w:sz="1" w:space="0" w:color="AAAAAA"/>
-            </w:tcBorders>
-            <w:shd w:val="clear" w:color="auto" w:fill="EBF3FB"/>
-            <w:tcMar>
-              <w:top w:w="80" w:type="dxa"/>
-              <w:left w:w="120" w:type="dxa"/>
-              <w:bottom w:w="80" w:type="dxa"/>
-              <w:right w:w="120" w:type="dxa"/>
-            </w:tcMar>
-          </w:tcPr>
-          <w:p>
-            <w:r>
-              <w:rPr>
-                <w:b/>
-                <w:bCs/>
-                <w:color w:val="1F4E79"/>
-                <w:sz w:val="18"/>
-                <w:szCs w:val="18"/>
-              </w:rPr>
-              <w:t>[목표] 전체 조회 후 복귀 (6.7.1절 정상 결과)</w:t>
-            </w:r>
-          </w:p>
-          <w:p>
-            <w:r>
-              <w:rPr>
-                <w:sz w:val="18"/>
-                <w:szCs w:val="18"/>
-              </w:rPr>
-              <w:t>입력: 전체 조회 화면에서 엔터 입력</w:t>
-            </w:r>
-          </w:p>
-          <w:p/>
-        </w:tc>
-        <w:tc>
-          <w:tcPr>
-            <w:tcW w:w="2800" w:type="dxa"/>
-            <w:tcBorders>
-              <w:top w:val="single" w:sz="1" w:space="0" w:color="AAAAAA"/>
-              <w:left w:val="single" w:sz="1" w:space="0" w:color="AAAAAA"/>
-              <w:bottom w:val="single" w:sz="1" w:space="0" w:color="AAAAAA"/>
-              <w:right w:val="single" w:sz="1" w:space="0" w:color="AAAAAA"/>
-            </w:tcBorders>
-            <w:shd w:val="clear" w:color="auto" w:fill="EBF3FB"/>
-            <w:tcMar>
-              <w:top w:w="80" w:type="dxa"/>
-              <w:left w:w="120" w:type="dxa"/>
-              <w:bottom w:w="80" w:type="dxa"/>
-              <w:right w:w="120" w:type="dxa"/>
-            </w:tcMar>
-          </w:tcPr>
-          <w:p>
+            <w:shd w:val="clear" w:color="auto" w:fill="EBF3FB"/>
+            <w:tcMar>
+              <w:top w:w="80" w:type="dxa"/>
+              <w:left w:w="120" w:type="dxa"/>
+              <w:bottom w:w="80" w:type="dxa"/>
+              <w:right w:w="120" w:type="dxa"/>
+            </w:tcMar>
+          </w:tcPr>
+          <w:p>
+            <w:pPr>
+              <w:rPr>
+                <w:sz w:val="18"/>
+                <w:szCs w:val="18"/>
+              </w:rPr>
+            </w:pPr>
             <w:r>
               <w:rPr>
                 <w:sz w:val="18"/>
                 <w:szCs w:val="18"/>
               </w:rPr>
               <w:t>학생 메인 메뉴로 복귀</w:t>
-            </w:r>
-          </w:p>
-        </w:tc>
-        <w:tc>
-          <w:tcPr>
-            <w:tcW w:w="1400" w:type="dxa"/>
-            <w:tcBorders>
-              <w:top w:val="single" w:sz="1" w:space="0" w:color="AAAAAA"/>
-              <w:left w:val="single" w:sz="1" w:space="0" w:color="AAAAAA"/>
-              <w:bottom w:val="single" w:sz="1" w:space="0" w:color="AAAAAA"/>
-              <w:right w:val="single" w:sz="1" w:space="0" w:color="AAAAAA"/>
-            </w:tcBorders>
-            <w:shd w:val="clear" w:color="auto" w:fill="EBF3FB"/>
-            <w:tcMar>
-              <w:top w:w="80" w:type="dxa"/>
-              <w:left w:w="120" w:type="dxa"/>
-              <w:bottom w:w="80" w:type="dxa"/>
-              <w:right w:w="120" w:type="dxa"/>
-            </w:tcMar>
-          </w:tcPr>
-          <w:p>
-            <w:pPr>
-              <w:rPr>
-                <w:sz w:val="18"/>
-                <w:szCs w:val="18"/>
-              </w:rPr>
-            </w:pPr>
-            <w:r>
-              <w:rPr>
-                <w:sz w:val="18"/>
-                <w:szCs w:val="18"/>
-              </w:rPr>
-              <w:t>학생 메인 메뉴로 복귀</w:t>
-            </w:r>
-          </w:p>
-        </w:tc>
-      </w:tr>
-      <w:tr>
-        <w:tc>
-          <w:tcPr>
-            <w:tcW w:w="900" w:type="dxa"/>
-            <w:tcBorders>
-              <w:top w:val="single" w:sz="1" w:space="0" w:color="AAAAAA"/>
-              <w:left w:val="single" w:sz="1" w:space="0" w:color="AAAAAA"/>
-              <w:bottom w:val="single" w:sz="1" w:space="0" w:color="AAAAAA"/>
-              <w:right w:val="single" w:sz="1" w:space="0" w:color="AAAAAA"/>
-            </w:tcBorders>
-            <w:tcMar>
-              <w:top w:w="80" w:type="dxa"/>
-              <w:left w:w="120" w:type="dxa"/>
-              <w:bottom w:w="80" w:type="dxa"/>
-              <w:right w:w="120" w:type="dxa"/>
-            </w:tcMar>
-          </w:tcPr>
-          <w:p>
-            <w:r>
-              <w:rPr>
-                <w:b/>
-                <w:bCs/>
-                <w:sz w:val="18"/>
-                <w:szCs w:val="18"/>
-              </w:rPr>
-              <w:lastRenderedPageBreak/>
-              <w:t>6.7-3</w:t>
-            </w:r>
-          </w:p>
-        </w:tc>
-        <w:tc>
-          <w:tcPr>
-            <w:tcW w:w="3800" w:type="dxa"/>
-            <w:tcBorders>
-              <w:top w:val="single" w:sz="1" w:space="0" w:color="AAAAAA"/>
-              <w:left w:val="single" w:sz="1" w:space="0" w:color="AAAAAA"/>
-              <w:bottom w:val="single" w:sz="1" w:space="0" w:color="AAAAAA"/>
-              <w:right w:val="single" w:sz="1" w:space="0" w:color="AAAAAA"/>
-            </w:tcBorders>
-            <w:tcMar>
-              <w:top w:w="80" w:type="dxa"/>
-              <w:left w:w="120" w:type="dxa"/>
-              <w:bottom w:w="80" w:type="dxa"/>
-              <w:right w:w="120" w:type="dxa"/>
-            </w:tcMar>
-          </w:tcPr>
-          <w:p>
-            <w:r>
-              <w:rPr>
-                <w:b/>
-                <w:bCs/>
-                <w:color w:val="1F4E79"/>
-                <w:sz w:val="18"/>
-                <w:szCs w:val="18"/>
-              </w:rPr>
-              <w:t>[목표] 과목 검색 결과 1건 이상 (6.7.2절 정상)</w:t>
-            </w:r>
-          </w:p>
-          <w:p>
-            <w:r>
-              <w:rPr>
-                <w:sz w:val="18"/>
-                <w:szCs w:val="18"/>
-              </w:rPr>
-              <w:t>입력: 검색어: '프로그래밍'</w:t>
-            </w:r>
-          </w:p>
-          <w:p/>
-        </w:tc>
-        <w:tc>
-          <w:tcPr>
-            <w:tcW w:w="2800" w:type="dxa"/>
-            <w:tcBorders>
-              <w:top w:val="single" w:sz="1" w:space="0" w:color="AAAAAA"/>
-              <w:left w:val="single" w:sz="1" w:space="0" w:color="AAAAAA"/>
-              <w:bottom w:val="single" w:sz="1" w:space="0" w:color="AAAAAA"/>
-              <w:right w:val="single" w:sz="1" w:space="0" w:color="AAAAAA"/>
-            </w:tcBorders>
-            <w:tcMar>
-              <w:top w:w="80" w:type="dxa"/>
-              <w:left w:w="120" w:type="dxa"/>
-              <w:bottom w:w="80" w:type="dxa"/>
-              <w:right w:w="120" w:type="dxa"/>
-            </w:tcMar>
-          </w:tcPr>
-          <w:p>
-            <w:r>
-              <w:rPr>
-                <w:sz w:val="18"/>
-                <w:szCs w:val="18"/>
-              </w:rPr>
-              <w:t>부분 일치(대소문자 무시) 결과 전부 출력, 번호 선택 대기</w:t>
-            </w:r>
-          </w:p>
-        </w:tc>
-        <w:tc>
-          <w:tcPr>
-            <w:tcW w:w="1400" w:type="dxa"/>
-            <w:tcBorders>
-              <w:top w:val="single" w:sz="1" w:space="0" w:color="AAAAAA"/>
-              <w:left w:val="single" w:sz="1" w:space="0" w:color="AAAAAA"/>
-              <w:bottom w:val="single" w:sz="1" w:space="0" w:color="AAAAAA"/>
-              <w:right w:val="single" w:sz="1" w:space="0" w:color="AAAAAA"/>
-            </w:tcBorders>
-            <w:tcMar>
-              <w:top w:w="80" w:type="dxa"/>
-              <w:left w:w="120" w:type="dxa"/>
-              <w:bottom w:w="80" w:type="dxa"/>
-              <w:right w:w="120" w:type="dxa"/>
-            </w:tcMar>
-          </w:tcPr>
-          <w:p>
-            <w:r>
-              <w:rPr>
-                <w:noProof/>
-              </w:rPr>
-              <w:drawing>
-                <wp:inline distT="0" distB="0" distL="114300" distR="114300" wp14:anchorId="3B298248" wp14:editId="4277D89A">
-                  <wp:extent cx="3657600" cy="5394960"/>
-                  <wp:effectExtent l="0" t="0" r="0" b="0"/>
-                  <wp:docPr id="132" name="TC_6.7-3"/>
-                  <wp:cNvGraphicFramePr>
-                    <a:graphicFrameLocks xmlns:a="http://schemas.openxmlformats.org/drawingml/2006/main" noChangeAspect="1"/>
-                  </wp:cNvGraphicFramePr>
-                  <a:graphic xmlns:a="http://schemas.openxmlformats.org/drawingml/2006/main">
-                    <a:graphicData uri="http://schemas.openxmlformats.org/drawingml/2006/picture">
-                      <pic:pic xmlns:pic="http://schemas.openxmlformats.org/drawingml/2006/picture">
-                        <pic:nvPicPr>
-                          <pic:cNvPr id="132" name="TC_6.7-3"/>
-                          <pic:cNvPicPr/>
-                        </pic:nvPicPr>
-                        <pic:blipFill>
-                          <a:blip r:embed="rId37"/>
-                          <a:stretch>
-                            <a:fillRect/>
-                          </a:stretch>
-                        </pic:blipFill>
-                        <pic:spPr>
-                          <a:xfrm>
-                            <a:off x="0" y="0"/>
-                            <a:ext cx="3657600" cy="5394960"/>
-                          </a:xfrm>
-                          <a:prstGeom prst="rect">
-                            <a:avLst/>
-                          </a:prstGeom>
-                        </pic:spPr>
-                      </pic:pic>
-                    </a:graphicData>
-                  </a:graphic>
-                </wp:inline>
-              </w:drawing>
             </w:r>
           </w:p>
         </w:tc>
@@ -11058,180 +9974,6 @@
                           <a:xfrm>
                             <a:off x="0" y="0"/>
                             <a:ext cx="3657600" cy="5230368"/>
-                          </a:xfrm>
-                          <a:prstGeom prst="rect">
-                            <a:avLst/>
-                          </a:prstGeom>
-                        </pic:spPr>
-                      </pic:pic>
-                    </a:graphicData>
-                  </a:graphic>
-                </wp:inline>
-              </w:drawing>
-            </w:r>
-          </w:p>
-        </w:tc>
-      </w:tr>
-      <w:tr>
-        <w:tc>
-          <w:tcPr>
-            <w:tcW w:w="900" w:type="dxa"/>
-            <w:tcBorders>
-              <w:top w:val="single" w:sz="4" w:space="0" w:color="1F4E79"/>
-              <w:left w:val="single" w:sz="4" w:space="0" w:color="1F4E79"/>
-              <w:bottom w:val="single" w:sz="4" w:space="0" w:color="1F4E79"/>
-              <w:right w:val="single" w:sz="4" w:space="0" w:color="1F4E79"/>
-            </w:tcBorders>
-            <w:shd w:val="clear" w:color="auto" w:fill="1F4E79"/>
-            <w:tcMar>
-              <w:top w:w="80" w:type="dxa"/>
-              <w:left w:w="120" w:type="dxa"/>
-              <w:bottom w:w="80" w:type="dxa"/>
-              <w:right w:w="120" w:type="dxa"/>
-            </w:tcMar>
-            <w:vAlign w:val="center"/>
-          </w:tcPr>
-          <w:p>
-            <w:pPr>
-              <w:jc w:val="center"/>
-            </w:pPr>
-            <w:r>
-              <w:rPr>
-                <w:b/>
-                <w:bCs/>
-                <w:color w:val="FFFFFF"/>
-                <w:sz w:val="18"/>
-                <w:szCs w:val="18"/>
-              </w:rPr>
-              <w:lastRenderedPageBreak/>
-              <w:t>6.7-6</w:t>
-            </w:r>
-          </w:p>
-        </w:tc>
-        <w:tc>
-          <w:tcPr>
-            <w:tcW w:w="3800" w:type="dxa"/>
-            <w:tcBorders>
-              <w:top w:val="single" w:sz="1" w:space="0" w:color="AAAAAA"/>
-              <w:left w:val="single" w:sz="1" w:space="0" w:color="AAAAAA"/>
-              <w:bottom w:val="single" w:sz="1" w:space="0" w:color="AAAAAA"/>
-              <w:right w:val="single" w:sz="1" w:space="0" w:color="AAAAAA"/>
-            </w:tcBorders>
-            <w:tcMar>
-              <w:top w:w="80" w:type="dxa"/>
-              <w:left w:w="120" w:type="dxa"/>
-              <w:bottom w:w="80" w:type="dxa"/>
-              <w:right w:w="120" w:type="dxa"/>
-            </w:tcMar>
-          </w:tcPr>
-          <w:p>
-            <w:r>
-              <w:rPr>
-                <w:b/>
-                <w:bCs/>
-                <w:color w:val="1F4E79"/>
-                <w:sz w:val="18"/>
-                <w:szCs w:val="18"/>
-              </w:rPr>
-              <w:t>[목표] inactive 과목이 전체 조회 목록에서 제외되는지 확인 (6.7.1절)</w:t>
-            </w:r>
-          </w:p>
-          <w:p>
-            <w:r>
-              <w:rPr>
-                <w:color w:val="000000"/>
-                <w:sz w:val="18"/>
-                <w:szCs w:val="18"/>
-              </w:rPr>
-              <w:t>입력: inactive 상태 과목이 1개 이상 있는 상태에서 메뉴 1번 선택</w:t>
-            </w:r>
-          </w:p>
-          <w:p>
-            <w:r>
-              <w:rPr>
-                <w:color w:val="000000"/>
-                <w:sz w:val="18"/>
-                <w:szCs w:val="18"/>
-              </w:rPr>
-              <w:t>방법: courses.txt에서 특정 과목을 inactive로 직접 편집 후 실행</w:t>
-            </w:r>
-          </w:p>
-          <w:p/>
-        </w:tc>
-        <w:tc>
-          <w:tcPr>
-            <w:tcW w:w="2800" w:type="dxa"/>
-            <w:tcBorders>
-              <w:top w:val="single" w:sz="1" w:space="0" w:color="AAAAAA"/>
-              <w:left w:val="single" w:sz="1" w:space="0" w:color="AAAAAA"/>
-              <w:bottom w:val="single" w:sz="1" w:space="0" w:color="AAAAAA"/>
-              <w:right w:val="single" w:sz="1" w:space="0" w:color="AAAAAA"/>
-            </w:tcBorders>
-            <w:shd w:val="clear" w:color="auto" w:fill="EBF3FB"/>
-            <w:tcMar>
-              <w:top w:w="80" w:type="dxa"/>
-              <w:left w:w="120" w:type="dxa"/>
-              <w:bottom w:w="80" w:type="dxa"/>
-              <w:right w:w="120" w:type="dxa"/>
-            </w:tcMar>
-          </w:tcPr>
-          <w:p>
-            <w:r>
-              <w:rPr>
-                <w:sz w:val="18"/>
-                <w:szCs w:val="18"/>
-              </w:rPr>
-              <w:t>inactive 과목은 목록에 표시되지 않음</w:t>
-            </w:r>
-          </w:p>
-        </w:tc>
-        <w:tc>
-          <w:tcPr>
-            <w:tcW w:w="1400" w:type="dxa"/>
-            <w:tcBorders>
-              <w:top w:val="single" w:sz="1" w:space="0" w:color="AAAAAA"/>
-              <w:left w:val="single" w:sz="1" w:space="0" w:color="AAAAAA"/>
-              <w:bottom w:val="single" w:sz="1" w:space="0" w:color="AAAAAA"/>
-              <w:right w:val="single" w:sz="1" w:space="0" w:color="AAAAAA"/>
-            </w:tcBorders>
-            <w:shd w:val="clear" w:color="auto" w:fill="EBF3FB"/>
-            <w:tcMar>
-              <w:top w:w="80" w:type="dxa"/>
-              <w:left w:w="120" w:type="dxa"/>
-              <w:bottom w:w="80" w:type="dxa"/>
-              <w:right w:w="120" w:type="dxa"/>
-            </w:tcMar>
-          </w:tcPr>
-          <w:p>
-            <w:r>
-              <w:rPr>
-                <w:noProof/>
-              </w:rPr>
-              <w:drawing>
-                <wp:inline distT="0" distB="0" distL="114300" distR="114300" wp14:anchorId="32EAECD1" wp14:editId="798BDB06">
-                  <wp:extent cx="3657600" cy="5312664"/>
-                  <wp:effectExtent l="0" t="0" r="0" b="0"/>
-                  <wp:docPr id="135" name="TC_6.7-6"/>
-                  <wp:cNvGraphicFramePr>
-                    <a:graphicFrameLocks xmlns:a="http://schemas.openxmlformats.org/drawingml/2006/main" noChangeAspect="1"/>
-                  </wp:cNvGraphicFramePr>
-                  <a:graphic xmlns:a="http://schemas.openxmlformats.org/drawingml/2006/main">
-                    <a:graphicData uri="http://schemas.openxmlformats.org/drawingml/2006/picture">
-                      <pic:pic xmlns:pic="http://schemas.openxmlformats.org/drawingml/2006/picture">
-                        <pic:nvPicPr>
-                          <pic:cNvPr id="135" name="TC_6.7-6"/>
-                          <pic:cNvPicPr/>
-                        </pic:nvPicPr>
-                        <pic:blipFill>
-                          <a:blip r:embed="rId40"/>
-                          <a:stretch>
-                            <a:fillRect/>
-                          </a:stretch>
-                        </pic:blipFill>
-                        <pic:spPr>
-                          <a:xfrm>
-                            <a:off x="0" y="0"/>
-                            <a:ext cx="3657600" cy="5312664"/>
                           </a:xfrm>
                           <a:prstGeom prst="rect">
                             <a:avLst/>
@@ -13567,127 +12309,6 @@
               <w:bottom w:val="single" w:sz="1" w:space="0" w:color="AAAAAA"/>
               <w:right w:val="single" w:sz="1" w:space="0" w:color="AAAAAA"/>
             </w:tcBorders>
-            <w:tcMar>
-              <w:top w:w="80" w:type="dxa"/>
-              <w:left w:w="120" w:type="dxa"/>
-              <w:bottom w:w="80" w:type="dxa"/>
-              <w:right w:w="120" w:type="dxa"/>
-            </w:tcMar>
-          </w:tcPr>
-          <w:p>
-            <w:r>
-              <w:rPr>
-                <w:b/>
-                <w:bCs/>
-                <w:sz w:val="18"/>
-                <w:szCs w:val="18"/>
-              </w:rPr>
-              <w:t>6.9-9</w:t>
-            </w:r>
-          </w:p>
-        </w:tc>
-        <w:tc>
-          <w:tcPr>
-            <w:tcW w:w="3800" w:type="dxa"/>
-            <w:tcBorders>
-              <w:top w:val="single" w:sz="1" w:space="0" w:color="AAAAAA"/>
-              <w:left w:val="single" w:sz="1" w:space="0" w:color="AAAAAA"/>
-              <w:bottom w:val="single" w:sz="1" w:space="0" w:color="AAAAAA"/>
-              <w:right w:val="single" w:sz="1" w:space="0" w:color="AAAAAA"/>
-            </w:tcBorders>
-            <w:tcMar>
-              <w:top w:w="80" w:type="dxa"/>
-              <w:left w:w="120" w:type="dxa"/>
-              <w:bottom w:w="80" w:type="dxa"/>
-              <w:right w:w="120" w:type="dxa"/>
-            </w:tcMar>
-          </w:tcPr>
-          <w:p>
-            <w:r>
-              <w:rPr>
-                <w:b/>
-                <w:bCs/>
-                <w:color w:val="1F4E79"/>
-                <w:sz w:val="18"/>
-                <w:szCs w:val="18"/>
-              </w:rPr>
-              <w:t>[목표] 시간표 충돌 차단 (6.9절 6단계 / 1절 시간표 충돌)</w:t>
-            </w:r>
-          </w:p>
-          <w:p>
-            <w:r>
-              <w:rPr>
-                <w:sz w:val="18"/>
-                <w:szCs w:val="18"/>
-              </w:rPr>
-              <w:t>입력: 이미 신청한 과목과 같은 요일·겹치는 시간대의 과목 신청</w:t>
-            </w:r>
-          </w:p>
-          <w:p/>
-        </w:tc>
-        <w:tc>
-          <w:tcPr>
-            <w:tcW w:w="2800" w:type="dxa"/>
-            <w:tcBorders>
-              <w:top w:val="single" w:sz="1" w:space="0" w:color="AAAAAA"/>
-              <w:left w:val="single" w:sz="1" w:space="0" w:color="AAAAAA"/>
-              <w:bottom w:val="single" w:sz="1" w:space="0" w:color="AAAAAA"/>
-              <w:right w:val="single" w:sz="1" w:space="0" w:color="AAAAAA"/>
-            </w:tcBorders>
-            <w:tcMar>
-              <w:top w:w="80" w:type="dxa"/>
-              <w:left w:w="120" w:type="dxa"/>
-              <w:bottom w:w="80" w:type="dxa"/>
-              <w:right w:w="120" w:type="dxa"/>
-            </w:tcMar>
-          </w:tcPr>
-          <w:p>
-            <w:r>
-              <w:rPr>
-                <w:sz w:val="18"/>
-                <w:szCs w:val="18"/>
-              </w:rPr>
-              <w:t>!!! 오류: 시간표 충돌 - [충돌 과목명] (요일 HH:MM~HH:MM)과 겹칩니다.</w:t>
-            </w:r>
-          </w:p>
-        </w:tc>
-        <w:tc>
-          <w:tcPr>
-            <w:tcW w:w="1400" w:type="dxa"/>
-            <w:tcBorders>
-              <w:top w:val="single" w:sz="1" w:space="0" w:color="AAAAAA"/>
-              <w:left w:val="single" w:sz="1" w:space="0" w:color="AAAAAA"/>
-              <w:bottom w:val="single" w:sz="1" w:space="0" w:color="AAAAAA"/>
-              <w:right w:val="single" w:sz="1" w:space="0" w:color="AAAAAA"/>
-            </w:tcBorders>
-            <w:tcMar>
-              <w:top w:w="80" w:type="dxa"/>
-              <w:left w:w="120" w:type="dxa"/>
-              <w:bottom w:w="80" w:type="dxa"/>
-              <w:right w:w="120" w:type="dxa"/>
-            </w:tcMar>
-          </w:tcPr>
-          <w:p>
-            <w:r>
-              <w:rPr>
-                <w:sz w:val="18"/>
-                <w:szCs w:val="18"/>
-              </w:rPr>
-              <w:t>(좌동)</w:t>
-            </w:r>
-          </w:p>
-        </w:tc>
-      </w:tr>
-      <w:tr>
-        <w:tc>
-          <w:tcPr>
-            <w:tcW w:w="900" w:type="dxa"/>
-            <w:tcBorders>
-              <w:top w:val="single" w:sz="1" w:space="0" w:color="AAAAAA"/>
-              <w:left w:val="single" w:sz="1" w:space="0" w:color="AAAAAA"/>
-              <w:bottom w:val="single" w:sz="1" w:space="0" w:color="AAAAAA"/>
-              <w:right w:val="single" w:sz="1" w:space="0" w:color="AAAAAA"/>
-            </w:tcBorders>
             <w:shd w:val="clear" w:color="auto" w:fill="EBF3FB"/>
             <w:tcMar>
               <w:top w:w="80" w:type="dxa"/>
@@ -16160,160 +14781,6 @@
               <w:bottom w:val="single" w:sz="1" w:space="0" w:color="AAAAAA"/>
               <w:right w:val="single" w:sz="1" w:space="0" w:color="AAAAAA"/>
             </w:tcBorders>
-            <w:tcMar>
-              <w:top w:w="80" w:type="dxa"/>
-              <w:left w:w="120" w:type="dxa"/>
-              <w:bottom w:w="80" w:type="dxa"/>
-              <w:right w:w="120" w:type="dxa"/>
-            </w:tcMar>
-          </w:tcPr>
-          <w:p>
-            <w:r>
-              <w:rPr>
-                <w:b/>
-                <w:bCs/>
-                <w:sz w:val="18"/>
-                <w:szCs w:val="18"/>
-              </w:rPr>
-              <w:t>6.12-1</w:t>
-            </w:r>
-          </w:p>
-        </w:tc>
-        <w:tc>
-          <w:tcPr>
-            <w:tcW w:w="3800" w:type="dxa"/>
-            <w:tcBorders>
-              <w:top w:val="single" w:sz="1" w:space="0" w:color="AAAAAA"/>
-              <w:left w:val="single" w:sz="1" w:space="0" w:color="AAAAAA"/>
-              <w:bottom w:val="single" w:sz="1" w:space="0" w:color="AAAAAA"/>
-              <w:right w:val="single" w:sz="1" w:space="0" w:color="AAAAAA"/>
-            </w:tcBorders>
-            <w:tcMar>
-              <w:top w:w="80" w:type="dxa"/>
-              <w:left w:w="120" w:type="dxa"/>
-              <w:bottom w:w="80" w:type="dxa"/>
-              <w:right w:w="120" w:type="dxa"/>
-            </w:tcMar>
-          </w:tcPr>
-          <w:p>
-            <w:r>
-              <w:rPr>
-                <w:b/>
-                <w:bCs/>
-                <w:color w:val="1F4E79"/>
-                <w:sz w:val="18"/>
-                <w:szCs w:val="18"/>
-              </w:rPr>
-              <w:t>[목표] 내 시간표 정상 출력 — 요일순·시각순 정렬 (6.12절)</w:t>
-            </w:r>
-          </w:p>
-          <w:p>
-            <w:r>
-              <w:rPr>
-                <w:sz w:val="18"/>
-                <w:szCs w:val="18"/>
-              </w:rPr>
-              <w:t>입력: 메뉴 8번 선택 (enrolled 과목 2개 이상 있는 상태)</w:t>
-            </w:r>
-          </w:p>
-          <w:p/>
-        </w:tc>
-        <w:tc>
-          <w:tcPr>
-            <w:tcW w:w="2800" w:type="dxa"/>
-            <w:tcBorders>
-              <w:top w:val="single" w:sz="1" w:space="0" w:color="AAAAAA"/>
-              <w:left w:val="single" w:sz="1" w:space="0" w:color="AAAAAA"/>
-              <w:bottom w:val="single" w:sz="1" w:space="0" w:color="AAAAAA"/>
-              <w:right w:val="single" w:sz="1" w:space="0" w:color="AAAAAA"/>
-            </w:tcBorders>
-            <w:tcMar>
-              <w:top w:w="80" w:type="dxa"/>
-              <w:left w:w="120" w:type="dxa"/>
-              <w:bottom w:w="80" w:type="dxa"/>
-              <w:right w:w="120" w:type="dxa"/>
-            </w:tcMar>
-          </w:tcPr>
-          <w:p>
-            <w:r>
-              <w:rPr>
-                <w:sz w:val="18"/>
-                <w:szCs w:val="18"/>
-              </w:rPr>
-              <w:t>enrolled 과목이 MON→FRI, 시작 시각 오름차순으로 출력</w:t>
-            </w:r>
-          </w:p>
-        </w:tc>
-        <w:tc>
-          <w:tcPr>
-            <w:tcW w:w="1400" w:type="dxa"/>
-            <w:tcBorders>
-              <w:top w:val="single" w:sz="1" w:space="0" w:color="AAAAAA"/>
-              <w:left w:val="single" w:sz="1" w:space="0" w:color="AAAAAA"/>
-              <w:bottom w:val="single" w:sz="1" w:space="0" w:color="AAAAAA"/>
-              <w:right w:val="single" w:sz="1" w:space="0" w:color="AAAAAA"/>
-            </w:tcBorders>
-            <w:tcMar>
-              <w:top w:w="80" w:type="dxa"/>
-              <w:left w:w="120" w:type="dxa"/>
-              <w:bottom w:w="80" w:type="dxa"/>
-              <w:right w:w="120" w:type="dxa"/>
-            </w:tcMar>
-          </w:tcPr>
-          <w:p>
-            <w:r>
-              <w:rPr>
-                <w:noProof/>
-              </w:rPr>
-              <w:drawing>
-                <wp:inline distT="0" distB="0" distL="114300" distR="114300" wp14:anchorId="251996EB" wp14:editId="61BF822C">
-                  <wp:extent cx="3657600" cy="5477256"/>
-                  <wp:effectExtent l="0" t="0" r="0" b="0"/>
-                  <wp:docPr id="154" name="TC_6.12-1"/>
-                  <wp:cNvGraphicFramePr>
-                    <a:graphicFrameLocks xmlns:a="http://schemas.openxmlformats.org/drawingml/2006/main" noChangeAspect="1"/>
-                  </wp:cNvGraphicFramePr>
-                  <a:graphic xmlns:a="http://schemas.openxmlformats.org/drawingml/2006/main">
-                    <a:graphicData uri="http://schemas.openxmlformats.org/drawingml/2006/picture">
-                      <pic:pic xmlns:pic="http://schemas.openxmlformats.org/drawingml/2006/picture">
-                        <pic:nvPicPr>
-                          <pic:cNvPr id="154" name="TC_6.12-1"/>
-                          <pic:cNvPicPr/>
-                        </pic:nvPicPr>
-                        <pic:blipFill>
-                          <a:blip r:embed="rId58"/>
-                          <a:stretch>
-                            <a:fillRect/>
-                          </a:stretch>
-                        </pic:blipFill>
-                        <pic:spPr>
-                          <a:xfrm>
-                            <a:off x="0" y="0"/>
-                            <a:ext cx="3657600" cy="5477256"/>
-                          </a:xfrm>
-                          <a:prstGeom prst="rect">
-                            <a:avLst/>
-                          </a:prstGeom>
-                        </pic:spPr>
-                      </pic:pic>
-                    </a:graphicData>
-                  </a:graphic>
-                </wp:inline>
-              </w:drawing>
-            </w:r>
-          </w:p>
-        </w:tc>
-      </w:tr>
-      <w:tr>
-        <w:tc>
-          <w:tcPr>
-            <w:tcW w:w="900" w:type="dxa"/>
-            <w:tcBorders>
-              <w:top w:val="single" w:sz="1" w:space="0" w:color="AAAAAA"/>
-              <w:left w:val="single" w:sz="1" w:space="0" w:color="AAAAAA"/>
-              <w:bottom w:val="single" w:sz="1" w:space="0" w:color="AAAAAA"/>
-              <w:right w:val="single" w:sz="1" w:space="0" w:color="AAAAAA"/>
-            </w:tcBorders>
             <w:shd w:val="clear" w:color="auto" w:fill="EBF3FB"/>
             <w:tcMar>
               <w:top w:w="80" w:type="dxa"/>
@@ -16791,160 +15258,6 @@
               <w:bottom w:val="single" w:sz="1" w:space="0" w:color="AAAAAA"/>
               <w:right w:val="single" w:sz="1" w:space="0" w:color="AAAAAA"/>
             </w:tcBorders>
-            <w:tcMar>
-              <w:top w:w="80" w:type="dxa"/>
-              <w:left w:w="120" w:type="dxa"/>
-              <w:bottom w:w="80" w:type="dxa"/>
-              <w:right w:w="120" w:type="dxa"/>
-            </w:tcMar>
-          </w:tcPr>
-          <w:p>
-            <w:r>
-              <w:rPr>
-                <w:b/>
-                <w:bCs/>
-                <w:sz w:val="18"/>
-                <w:szCs w:val="18"/>
-              </w:rPr>
-              <w:t>6.13-1</w:t>
-            </w:r>
-          </w:p>
-        </w:tc>
-        <w:tc>
-          <w:tcPr>
-            <w:tcW w:w="3800" w:type="dxa"/>
-            <w:tcBorders>
-              <w:top w:val="single" w:sz="1" w:space="0" w:color="AAAAAA"/>
-              <w:left w:val="single" w:sz="1" w:space="0" w:color="AAAAAA"/>
-              <w:bottom w:val="single" w:sz="1" w:space="0" w:color="AAAAAA"/>
-              <w:right w:val="single" w:sz="1" w:space="0" w:color="AAAAAA"/>
-            </w:tcBorders>
-            <w:tcMar>
-              <w:top w:w="80" w:type="dxa"/>
-              <w:left w:w="120" w:type="dxa"/>
-              <w:bottom w:w="80" w:type="dxa"/>
-              <w:right w:w="120" w:type="dxa"/>
-            </w:tcMar>
-          </w:tcPr>
-          <w:p>
-            <w:r>
-              <w:rPr>
-                <w:b/>
-                <w:bCs/>
-                <w:color w:val="1F4E79"/>
-                <w:sz w:val="18"/>
-                <w:szCs w:val="18"/>
-              </w:rPr>
-              <w:t>[목표] 학생 등록 정상 (6.13.1절 정상 결과)</w:t>
-            </w:r>
-          </w:p>
-          <w:p>
-            <w:r>
-              <w:rPr>
-                <w:sz w:val="18"/>
-                <w:szCs w:val="18"/>
-              </w:rPr>
-              <w:t>입력: 중복 없는 학번 + 각 필드 형식 준수 입력</w:t>
-            </w:r>
-          </w:p>
-          <w:p/>
-        </w:tc>
-        <w:tc>
-          <w:tcPr>
-            <w:tcW w:w="2800" w:type="dxa"/>
-            <w:tcBorders>
-              <w:top w:val="single" w:sz="1" w:space="0" w:color="AAAAAA"/>
-              <w:left w:val="single" w:sz="1" w:space="0" w:color="AAAAAA"/>
-              <w:bottom w:val="single" w:sz="1" w:space="0" w:color="AAAAAA"/>
-              <w:right w:val="single" w:sz="1" w:space="0" w:color="AAAAAA"/>
-            </w:tcBorders>
-            <w:tcMar>
-              <w:top w:w="80" w:type="dxa"/>
-              <w:left w:w="120" w:type="dxa"/>
-              <w:bottom w:w="80" w:type="dxa"/>
-              <w:right w:w="120" w:type="dxa"/>
-            </w:tcMar>
-          </w:tcPr>
-          <w:p>
-            <w:r>
-              <w:rPr>
-                <w:sz w:val="18"/>
-                <w:szCs w:val="18"/>
-              </w:rPr>
-              <w:t>students.txt에 active 상태로 추가, 완료 메시지 출력</w:t>
-            </w:r>
-          </w:p>
-        </w:tc>
-        <w:tc>
-          <w:tcPr>
-            <w:tcW w:w="1400" w:type="dxa"/>
-            <w:tcBorders>
-              <w:top w:val="single" w:sz="1" w:space="0" w:color="AAAAAA"/>
-              <w:left w:val="single" w:sz="1" w:space="0" w:color="AAAAAA"/>
-              <w:bottom w:val="single" w:sz="1" w:space="0" w:color="AAAAAA"/>
-              <w:right w:val="single" w:sz="1" w:space="0" w:color="AAAAAA"/>
-            </w:tcBorders>
-            <w:tcMar>
-              <w:top w:w="80" w:type="dxa"/>
-              <w:left w:w="120" w:type="dxa"/>
-              <w:bottom w:w="80" w:type="dxa"/>
-              <w:right w:w="120" w:type="dxa"/>
-            </w:tcMar>
-          </w:tcPr>
-          <w:p>
-            <w:r>
-              <w:rPr>
-                <w:noProof/>
-              </w:rPr>
-              <w:drawing>
-                <wp:inline distT="0" distB="0" distL="114300" distR="114300" wp14:anchorId="60177804" wp14:editId="7F641D6C">
-                  <wp:extent cx="3657600" cy="6217920"/>
-                  <wp:effectExtent l="0" t="0" r="0" b="0"/>
-                  <wp:docPr id="157" name="TC_6.13-1"/>
-                  <wp:cNvGraphicFramePr>
-                    <a:graphicFrameLocks xmlns:a="http://schemas.openxmlformats.org/drawingml/2006/main" noChangeAspect="1"/>
-                  </wp:cNvGraphicFramePr>
-                  <a:graphic xmlns:a="http://schemas.openxmlformats.org/drawingml/2006/main">
-                    <a:graphicData uri="http://schemas.openxmlformats.org/drawingml/2006/picture">
-                      <pic:pic xmlns:pic="http://schemas.openxmlformats.org/drawingml/2006/picture">
-                        <pic:nvPicPr>
-                          <pic:cNvPr id="157" name="TC_6.13-1"/>
-                          <pic:cNvPicPr/>
-                        </pic:nvPicPr>
-                        <pic:blipFill>
-                          <a:blip r:embed="rId28"/>
-                          <a:stretch>
-                            <a:fillRect/>
-                          </a:stretch>
-                        </pic:blipFill>
-                        <pic:spPr>
-                          <a:xfrm>
-                            <a:off x="0" y="0"/>
-                            <a:ext cx="3657600" cy="6217920"/>
-                          </a:xfrm>
-                          <a:prstGeom prst="rect">
-                            <a:avLst/>
-                          </a:prstGeom>
-                        </pic:spPr>
-                      </pic:pic>
-                    </a:graphicData>
-                  </a:graphic>
-                </wp:inline>
-              </w:drawing>
-            </w:r>
-          </w:p>
-        </w:tc>
-      </w:tr>
-      <w:tr>
-        <w:tc>
-          <w:tcPr>
-            <w:tcW w:w="900" w:type="dxa"/>
-            <w:tcBorders>
-              <w:top w:val="single" w:sz="1" w:space="0" w:color="AAAAAA"/>
-              <w:left w:val="single" w:sz="1" w:space="0" w:color="AAAAAA"/>
-              <w:bottom w:val="single" w:sz="1" w:space="0" w:color="AAAAAA"/>
-              <w:right w:val="single" w:sz="1" w:space="0" w:color="AAAAAA"/>
-            </w:tcBorders>
             <w:shd w:val="clear" w:color="auto" w:fill="EBF3FB"/>
             <w:tcMar>
               <w:top w:w="80" w:type="dxa"/>
@@ -18199,22 +16512,23 @@
               <w:bottom w:val="single" w:sz="1" w:space="0" w:color="AAAAAA"/>
               <w:right w:val="single" w:sz="1" w:space="0" w:color="AAAAAA"/>
             </w:tcBorders>
-            <w:tcMar>
-              <w:top w:w="80" w:type="dxa"/>
-              <w:left w:w="120" w:type="dxa"/>
-              <w:bottom w:w="80" w:type="dxa"/>
-              <w:right w:w="120" w:type="dxa"/>
-            </w:tcMar>
-          </w:tcPr>
-          <w:p>
-            <w:r>
-              <w:rPr>
-                <w:b/>
-                <w:bCs/>
-                <w:sz w:val="18"/>
-                <w:szCs w:val="18"/>
-              </w:rPr>
-              <w:t>6.14-1</w:t>
+            <w:shd w:val="clear" w:color="auto" w:fill="EBF3FB"/>
+            <w:tcMar>
+              <w:top w:w="80" w:type="dxa"/>
+              <w:left w:w="120" w:type="dxa"/>
+              <w:bottom w:w="80" w:type="dxa"/>
+              <w:right w:w="120" w:type="dxa"/>
+            </w:tcMar>
+          </w:tcPr>
+          <w:p>
+            <w:r>
+              <w:rPr>
+                <w:b/>
+                <w:bCs/>
+                <w:sz w:val="18"/>
+                <w:szCs w:val="18"/>
+              </w:rPr>
+              <w:t>6.14-2</w:t>
             </w:r>
           </w:p>
         </w:tc>
@@ -18227,6 +16541,7 @@
               <w:bottom w:val="single" w:sz="1" w:space="0" w:color="AAAAAA"/>
               <w:right w:val="single" w:sz="1" w:space="0" w:color="AAAAAA"/>
             </w:tcBorders>
+            <w:shd w:val="clear" w:color="auto" w:fill="EBF3FB"/>
             <w:tcMar>
               <w:top w:w="80" w:type="dxa"/>
               <w:left w:w="120" w:type="dxa"/>
@@ -18243,16 +16558,16 @@
                 <w:sz w:val="18"/>
                 <w:szCs w:val="18"/>
               </w:rPr>
-              <w:t>[목표] 강의 등록 정상 (6.14.1절 정상 결과)</w:t>
-            </w:r>
-          </w:p>
-          <w:p>
-            <w:r>
-              <w:rPr>
-                <w:sz w:val="18"/>
-                <w:szCs w:val="18"/>
-              </w:rPr>
-              <w:t>입력: 과목코드 4자리, 분반코드 2자리, 각 필드 형식 준수 입력</w:t>
+              <w:t>[목표] 강의 등록 — 과목코드·분반코드 중복 오류 (6.14.1절 비정상)</w:t>
+            </w:r>
+          </w:p>
+          <w:p>
+            <w:r>
+              <w:rPr>
+                <w:sz w:val="18"/>
+                <w:szCs w:val="18"/>
+              </w:rPr>
+              <w:t>입력: 이미 존재하는 과목코드+분반코드 조합 입력</w:t>
             </w:r>
           </w:p>
           <w:p/>
@@ -18266,20 +16581,21 @@
               <w:bottom w:val="single" w:sz="1" w:space="0" w:color="AAAAAA"/>
               <w:right w:val="single" w:sz="1" w:space="0" w:color="AAAAAA"/>
             </w:tcBorders>
-            <w:tcMar>
-              <w:top w:w="80" w:type="dxa"/>
-              <w:left w:w="120" w:type="dxa"/>
-              <w:bottom w:w="80" w:type="dxa"/>
-              <w:right w:w="120" w:type="dxa"/>
-            </w:tcMar>
-          </w:tcPr>
-          <w:p>
-            <w:r>
-              <w:rPr>
-                <w:sz w:val="18"/>
-                <w:szCs w:val="18"/>
-              </w:rPr>
-              <w:t>courses.txt 마지막 행에 추가, 완료 메시지 출력</w:t>
+            <w:shd w:val="clear" w:color="auto" w:fill="EBF3FB"/>
+            <w:tcMar>
+              <w:top w:w="80" w:type="dxa"/>
+              <w:left w:w="120" w:type="dxa"/>
+              <w:bottom w:w="80" w:type="dxa"/>
+              <w:right w:w="120" w:type="dxa"/>
+            </w:tcMar>
+          </w:tcPr>
+          <w:p>
+            <w:r>
+              <w:rPr>
+                <w:sz w:val="18"/>
+                <w:szCs w:val="18"/>
+              </w:rPr>
+              <w:t>!!! 오류: 이미 존재하는 개설 강의입니다. → 과목코드 입력으로 복귀</w:t>
             </w:r>
           </w:p>
         </w:tc>
@@ -18292,599 +16608,7 @@
               <w:bottom w:val="single" w:sz="1" w:space="0" w:color="AAAAAA"/>
               <w:right w:val="single" w:sz="1" w:space="0" w:color="AAAAAA"/>
             </w:tcBorders>
-            <w:tcMar>
-              <w:top w:w="80" w:type="dxa"/>
-              <w:left w:w="120" w:type="dxa"/>
-              <w:bottom w:w="80" w:type="dxa"/>
-              <w:right w:w="120" w:type="dxa"/>
-            </w:tcMar>
-          </w:tcPr>
-          <w:p>
-            <w:r>
-              <w:rPr>
-                <w:noProof/>
-              </w:rPr>
-              <w:drawing>
-                <wp:inline distT="0" distB="0" distL="114300" distR="114300" wp14:anchorId="383920D7" wp14:editId="02ADB1E0">
-                  <wp:extent cx="3657600" cy="5971032"/>
-                  <wp:effectExtent l="0" t="0" r="0" b="0"/>
-                  <wp:docPr id="161" name="TC_6.14-1"/>
-                  <wp:cNvGraphicFramePr>
-                    <a:graphicFrameLocks xmlns:a="http://schemas.openxmlformats.org/drawingml/2006/main" noChangeAspect="1"/>
-                  </wp:cNvGraphicFramePr>
-                  <a:graphic xmlns:a="http://schemas.openxmlformats.org/drawingml/2006/main">
-                    <a:graphicData uri="http://schemas.openxmlformats.org/drawingml/2006/picture">
-                      <pic:pic xmlns:pic="http://schemas.openxmlformats.org/drawingml/2006/picture">
-                        <pic:nvPicPr>
-                          <pic:cNvPr id="161" name="TC_6.14-1"/>
-                          <pic:cNvPicPr/>
-                        </pic:nvPicPr>
-                        <pic:blipFill>
-                          <a:blip r:embed="rId31"/>
-                          <a:stretch>
-                            <a:fillRect/>
-                          </a:stretch>
-                        </pic:blipFill>
-                        <pic:spPr>
-                          <a:xfrm>
-                            <a:off x="0" y="0"/>
-                            <a:ext cx="3657600" cy="5971032"/>
-                          </a:xfrm>
-                          <a:prstGeom prst="rect">
-                            <a:avLst/>
-                          </a:prstGeom>
-                        </pic:spPr>
-                      </pic:pic>
-                    </a:graphicData>
-                  </a:graphic>
-                </wp:inline>
-              </w:drawing>
-            </w:r>
-          </w:p>
-        </w:tc>
-      </w:tr>
-      <w:tr>
-        <w:tc>
-          <w:tcPr>
-            <w:tcW w:w="900" w:type="dxa"/>
-            <w:tcBorders>
-              <w:top w:val="single" w:sz="1" w:space="0" w:color="AAAAAA"/>
-              <w:left w:val="single" w:sz="1" w:space="0" w:color="AAAAAA"/>
-              <w:bottom w:val="single" w:sz="1" w:space="0" w:color="AAAAAA"/>
-              <w:right w:val="single" w:sz="1" w:space="0" w:color="AAAAAA"/>
-            </w:tcBorders>
-            <w:shd w:val="clear" w:color="auto" w:fill="EBF3FB"/>
-            <w:tcMar>
-              <w:top w:w="80" w:type="dxa"/>
-              <w:left w:w="120" w:type="dxa"/>
-              <w:bottom w:w="80" w:type="dxa"/>
-              <w:right w:w="120" w:type="dxa"/>
-            </w:tcMar>
-          </w:tcPr>
-          <w:p>
-            <w:r>
-              <w:rPr>
-                <w:b/>
-                <w:bCs/>
-                <w:sz w:val="18"/>
-                <w:szCs w:val="18"/>
-              </w:rPr>
-              <w:t>6.14-2</w:t>
-            </w:r>
-          </w:p>
-        </w:tc>
-        <w:tc>
-          <w:tcPr>
-            <w:tcW w:w="3800" w:type="dxa"/>
-            <w:tcBorders>
-              <w:top w:val="single" w:sz="1" w:space="0" w:color="AAAAAA"/>
-              <w:left w:val="single" w:sz="1" w:space="0" w:color="AAAAAA"/>
-              <w:bottom w:val="single" w:sz="1" w:space="0" w:color="AAAAAA"/>
-              <w:right w:val="single" w:sz="1" w:space="0" w:color="AAAAAA"/>
-            </w:tcBorders>
-            <w:shd w:val="clear" w:color="auto" w:fill="EBF3FB"/>
-            <w:tcMar>
-              <w:top w:w="80" w:type="dxa"/>
-              <w:left w:w="120" w:type="dxa"/>
-              <w:bottom w:w="80" w:type="dxa"/>
-              <w:right w:w="120" w:type="dxa"/>
-            </w:tcMar>
-          </w:tcPr>
-          <w:p>
-            <w:r>
-              <w:rPr>
-                <w:b/>
-                <w:bCs/>
-                <w:color w:val="1F4E79"/>
-                <w:sz w:val="18"/>
-                <w:szCs w:val="18"/>
-              </w:rPr>
-              <w:t>[목표] 강의 등록 — 과목코드·분반코드 중복 오류 (6.14.1절 비정상)</w:t>
-            </w:r>
-          </w:p>
-          <w:p>
-            <w:r>
-              <w:rPr>
-                <w:sz w:val="18"/>
-                <w:szCs w:val="18"/>
-              </w:rPr>
-              <w:t>입력: 이미 존재하는 과목코드+분반코드 조합 입력</w:t>
-            </w:r>
-          </w:p>
-          <w:p/>
-        </w:tc>
-        <w:tc>
-          <w:tcPr>
-            <w:tcW w:w="2800" w:type="dxa"/>
-            <w:tcBorders>
-              <w:top w:val="single" w:sz="1" w:space="0" w:color="AAAAAA"/>
-              <w:left w:val="single" w:sz="1" w:space="0" w:color="AAAAAA"/>
-              <w:bottom w:val="single" w:sz="1" w:space="0" w:color="AAAAAA"/>
-              <w:right w:val="single" w:sz="1" w:space="0" w:color="AAAAAA"/>
-            </w:tcBorders>
-            <w:shd w:val="clear" w:color="auto" w:fill="EBF3FB"/>
-            <w:tcMar>
-              <w:top w:w="80" w:type="dxa"/>
-              <w:left w:w="120" w:type="dxa"/>
-              <w:bottom w:w="80" w:type="dxa"/>
-              <w:right w:w="120" w:type="dxa"/>
-            </w:tcMar>
-          </w:tcPr>
-          <w:p>
-            <w:r>
-              <w:rPr>
-                <w:sz w:val="18"/>
-                <w:szCs w:val="18"/>
-              </w:rPr>
-              <w:t>!!! 오류: 이미 존재하는 개설 강의입니다. → 과목코드 입력으로 복귀</w:t>
-            </w:r>
-          </w:p>
-        </w:tc>
-        <w:tc>
-          <w:tcPr>
-            <w:tcW w:w="1400" w:type="dxa"/>
-            <w:tcBorders>
-              <w:top w:val="single" w:sz="1" w:space="0" w:color="AAAAAA"/>
-              <w:left w:val="single" w:sz="1" w:space="0" w:color="AAAAAA"/>
-              <w:bottom w:val="single" w:sz="1" w:space="0" w:color="AAAAAA"/>
-              <w:right w:val="single" w:sz="1" w:space="0" w:color="AAAAAA"/>
-            </w:tcBorders>
-            <w:shd w:val="clear" w:color="auto" w:fill="EBF3FB"/>
-            <w:tcMar>
-              <w:top w:w="80" w:type="dxa"/>
-              <w:left w:w="120" w:type="dxa"/>
-              <w:bottom w:w="80" w:type="dxa"/>
-              <w:right w:w="120" w:type="dxa"/>
-            </w:tcMar>
-          </w:tcPr>
-          <w:p>
-            <w:r>
-              <w:rPr>
-                <w:sz w:val="18"/>
-                <w:szCs w:val="18"/>
-              </w:rPr>
-              <w:t>(좌동)</w:t>
-            </w:r>
-          </w:p>
-        </w:tc>
-      </w:tr>
-      <w:tr>
-        <w:tc>
-          <w:tcPr>
-            <w:tcW w:w="900" w:type="dxa"/>
-            <w:tcBorders>
-              <w:top w:val="single" w:sz="1" w:space="0" w:color="AAAAAA"/>
-              <w:left w:val="single" w:sz="1" w:space="0" w:color="AAAAAA"/>
-              <w:bottom w:val="single" w:sz="1" w:space="0" w:color="AAAAAA"/>
-              <w:right w:val="single" w:sz="1" w:space="0" w:color="AAAAAA"/>
-            </w:tcBorders>
-            <w:tcMar>
-              <w:top w:w="80" w:type="dxa"/>
-              <w:left w:w="120" w:type="dxa"/>
-              <w:bottom w:w="80" w:type="dxa"/>
-              <w:right w:w="120" w:type="dxa"/>
-            </w:tcMar>
-          </w:tcPr>
-          <w:p>
-            <w:r>
-              <w:rPr>
-                <w:b/>
-                <w:bCs/>
-                <w:sz w:val="18"/>
-                <w:szCs w:val="18"/>
-              </w:rPr>
-              <w:lastRenderedPageBreak/>
-              <w:t>6.14-3</w:t>
-            </w:r>
-          </w:p>
-        </w:tc>
-        <w:tc>
-          <w:tcPr>
-            <w:tcW w:w="3800" w:type="dxa"/>
-            <w:tcBorders>
-              <w:top w:val="single" w:sz="1" w:space="0" w:color="AAAAAA"/>
-              <w:left w:val="single" w:sz="1" w:space="0" w:color="AAAAAA"/>
-              <w:bottom w:val="single" w:sz="1" w:space="0" w:color="AAAAAA"/>
-              <w:right w:val="single" w:sz="1" w:space="0" w:color="AAAAAA"/>
-            </w:tcBorders>
-            <w:tcMar>
-              <w:top w:w="80" w:type="dxa"/>
-              <w:left w:w="120" w:type="dxa"/>
-              <w:bottom w:w="80" w:type="dxa"/>
-              <w:right w:w="120" w:type="dxa"/>
-            </w:tcMar>
-          </w:tcPr>
-          <w:p>
-            <w:r>
-              <w:rPr>
-                <w:b/>
-                <w:bCs/>
-                <w:color w:val="1F4E79"/>
-                <w:sz w:val="18"/>
-                <w:szCs w:val="18"/>
-              </w:rPr>
-              <w:t>[목표] 강의 등록 — 종료 시각 ≤ 시작 시각 오류 (4.3.7~4.3.8절)</w:t>
-            </w:r>
-          </w:p>
-          <w:p>
-            <w:r>
-              <w:rPr>
-                <w:sz w:val="18"/>
-                <w:szCs w:val="18"/>
-              </w:rPr>
-              <w:t>입력: 시작 09:00, 종료 09:00 (같음)</w:t>
-            </w:r>
-          </w:p>
-          <w:p/>
-        </w:tc>
-        <w:tc>
-          <w:tcPr>
-            <w:tcW w:w="2800" w:type="dxa"/>
-            <w:tcBorders>
-              <w:top w:val="single" w:sz="1" w:space="0" w:color="AAAAAA"/>
-              <w:left w:val="single" w:sz="1" w:space="0" w:color="AAAAAA"/>
-              <w:bottom w:val="single" w:sz="1" w:space="0" w:color="AAAAAA"/>
-              <w:right w:val="single" w:sz="1" w:space="0" w:color="AAAAAA"/>
-            </w:tcBorders>
-            <w:tcMar>
-              <w:top w:w="80" w:type="dxa"/>
-              <w:left w:w="120" w:type="dxa"/>
-              <w:bottom w:w="80" w:type="dxa"/>
-              <w:right w:w="120" w:type="dxa"/>
-            </w:tcMar>
-          </w:tcPr>
-          <w:p>
-            <w:r>
-              <w:rPr>
-                <w:sz w:val="18"/>
-                <w:szCs w:val="18"/>
-              </w:rPr>
-              <w:t>형식 오류 메시지 출력 후 해당 항목 재입력</w:t>
-            </w:r>
-          </w:p>
-        </w:tc>
-        <w:tc>
-          <w:tcPr>
-            <w:tcW w:w="1400" w:type="dxa"/>
-            <w:tcBorders>
-              <w:top w:val="single" w:sz="1" w:space="0" w:color="AAAAAA"/>
-              <w:left w:val="single" w:sz="1" w:space="0" w:color="AAAAAA"/>
-              <w:bottom w:val="single" w:sz="1" w:space="0" w:color="AAAAAA"/>
-              <w:right w:val="single" w:sz="1" w:space="0" w:color="AAAAAA"/>
-            </w:tcBorders>
-            <w:tcMar>
-              <w:top w:w="80" w:type="dxa"/>
-              <w:left w:w="120" w:type="dxa"/>
-              <w:bottom w:w="80" w:type="dxa"/>
-              <w:right w:w="120" w:type="dxa"/>
-            </w:tcMar>
-          </w:tcPr>
-          <w:p>
-            <w:r>
-              <w:rPr>
-                <w:noProof/>
-              </w:rPr>
-              <w:drawing>
-                <wp:inline distT="0" distB="0" distL="114300" distR="114300" wp14:anchorId="5C8D82B7" wp14:editId="3BDC83FE">
-                  <wp:extent cx="3657600" cy="5971032"/>
-                  <wp:effectExtent l="0" t="0" r="0" b="0"/>
-                  <wp:docPr id="162" name="TC_6.14-3"/>
-                  <wp:cNvGraphicFramePr>
-                    <a:graphicFrameLocks xmlns:a="http://schemas.openxmlformats.org/drawingml/2006/main" noChangeAspect="1"/>
-                  </wp:cNvGraphicFramePr>
-                  <a:graphic xmlns:a="http://schemas.openxmlformats.org/drawingml/2006/main">
-                    <a:graphicData uri="http://schemas.openxmlformats.org/drawingml/2006/picture">
-                      <pic:pic xmlns:pic="http://schemas.openxmlformats.org/drawingml/2006/picture">
-                        <pic:nvPicPr>
-                          <pic:cNvPr id="162" name="TC_6.14-3"/>
-                          <pic:cNvPicPr/>
-                        </pic:nvPicPr>
-                        <pic:blipFill>
-                          <a:blip r:embed="rId64"/>
-                          <a:stretch>
-                            <a:fillRect/>
-                          </a:stretch>
-                        </pic:blipFill>
-                        <pic:spPr>
-                          <a:xfrm>
-                            <a:off x="0" y="0"/>
-                            <a:ext cx="3657600" cy="5971032"/>
-                          </a:xfrm>
-                          <a:prstGeom prst="rect">
-                            <a:avLst/>
-                          </a:prstGeom>
-                        </pic:spPr>
-                      </pic:pic>
-                    </a:graphicData>
-                  </a:graphic>
-                </wp:inline>
-              </w:drawing>
-            </w:r>
-          </w:p>
-        </w:tc>
-      </w:tr>
-      <w:tr>
-        <w:tc>
-          <w:tcPr>
-            <w:tcW w:w="900" w:type="dxa"/>
-            <w:tcBorders>
-              <w:top w:val="single" w:sz="1" w:space="0" w:color="AAAAAA"/>
-              <w:left w:val="single" w:sz="1" w:space="0" w:color="AAAAAA"/>
-              <w:bottom w:val="single" w:sz="1" w:space="0" w:color="AAAAAA"/>
-              <w:right w:val="single" w:sz="1" w:space="0" w:color="AAAAAA"/>
-            </w:tcBorders>
-            <w:shd w:val="clear" w:color="auto" w:fill="EBF3FB"/>
-            <w:tcMar>
-              <w:top w:w="80" w:type="dxa"/>
-              <w:left w:w="120" w:type="dxa"/>
-              <w:bottom w:w="80" w:type="dxa"/>
-              <w:right w:w="120" w:type="dxa"/>
-            </w:tcMar>
-          </w:tcPr>
-          <w:p>
-            <w:r>
-              <w:rPr>
-                <w:b/>
-                <w:bCs/>
-                <w:sz w:val="18"/>
-                <w:szCs w:val="18"/>
-              </w:rPr>
-              <w:lastRenderedPageBreak/>
-              <w:t>6.14-4</w:t>
-            </w:r>
-          </w:p>
-        </w:tc>
-        <w:tc>
-          <w:tcPr>
-            <w:tcW w:w="3800" w:type="dxa"/>
-            <w:tcBorders>
-              <w:top w:val="single" w:sz="1" w:space="0" w:color="AAAAAA"/>
-              <w:left w:val="single" w:sz="1" w:space="0" w:color="AAAAAA"/>
-              <w:bottom w:val="single" w:sz="1" w:space="0" w:color="AAAAAA"/>
-              <w:right w:val="single" w:sz="1" w:space="0" w:color="AAAAAA"/>
-            </w:tcBorders>
-            <w:shd w:val="clear" w:color="auto" w:fill="EBF3FB"/>
-            <w:tcMar>
-              <w:top w:w="80" w:type="dxa"/>
-              <w:left w:w="120" w:type="dxa"/>
-              <w:bottom w:w="80" w:type="dxa"/>
-              <w:right w:w="120" w:type="dxa"/>
-            </w:tcMar>
-          </w:tcPr>
-          <w:p>
-            <w:r>
-              <w:rPr>
-                <w:b/>
-                <w:bCs/>
-                <w:color w:val="1F4E79"/>
-                <w:sz w:val="18"/>
-                <w:szCs w:val="18"/>
-              </w:rPr>
-              <w:t>[목표] 강의 수정 — 수강신청 기간 외 정상 수정 (6.14.2절 정상)</w:t>
-            </w:r>
-          </w:p>
-          <w:p>
-            <w:r>
-              <w:rPr>
-                <w:sz w:val="18"/>
-                <w:szCs w:val="18"/>
-              </w:rPr>
-              <w:t>입력: 수강신청 기간 전, active 강의 선택 후 필드 수정</w:t>
-            </w:r>
-          </w:p>
-          <w:p/>
-        </w:tc>
-        <w:tc>
-          <w:tcPr>
-            <w:tcW w:w="2800" w:type="dxa"/>
-            <w:tcBorders>
-              <w:top w:val="single" w:sz="1" w:space="0" w:color="AAAAAA"/>
-              <w:left w:val="single" w:sz="1" w:space="0" w:color="AAAAAA"/>
-              <w:bottom w:val="single" w:sz="1" w:space="0" w:color="AAAAAA"/>
-              <w:right w:val="single" w:sz="1" w:space="0" w:color="AAAAAA"/>
-            </w:tcBorders>
-            <w:shd w:val="clear" w:color="auto" w:fill="EBF3FB"/>
-            <w:tcMar>
-              <w:top w:w="80" w:type="dxa"/>
-              <w:left w:w="120" w:type="dxa"/>
-              <w:bottom w:w="80" w:type="dxa"/>
-              <w:right w:w="120" w:type="dxa"/>
-            </w:tcMar>
-          </w:tcPr>
-          <w:p>
-            <w:r>
-              <w:rPr>
-                <w:sz w:val="18"/>
-                <w:szCs w:val="18"/>
-              </w:rPr>
-              <w:t>courses.txt 즉시 반영, 완료 메시지 출력</w:t>
-            </w:r>
-          </w:p>
-        </w:tc>
-        <w:tc>
-          <w:tcPr>
-            <w:tcW w:w="1400" w:type="dxa"/>
-            <w:tcBorders>
-              <w:top w:val="single" w:sz="1" w:space="0" w:color="AAAAAA"/>
-              <w:left w:val="single" w:sz="1" w:space="0" w:color="AAAAAA"/>
-              <w:bottom w:val="single" w:sz="1" w:space="0" w:color="AAAAAA"/>
-              <w:right w:val="single" w:sz="1" w:space="0" w:color="AAAAAA"/>
-            </w:tcBorders>
-            <w:shd w:val="clear" w:color="auto" w:fill="EBF3FB"/>
-            <w:tcMar>
-              <w:top w:w="80" w:type="dxa"/>
-              <w:left w:w="120" w:type="dxa"/>
-              <w:bottom w:w="80" w:type="dxa"/>
-              <w:right w:w="120" w:type="dxa"/>
-            </w:tcMar>
-          </w:tcPr>
-          <w:p>
-            <w:r>
-              <w:rPr>
-                <w:noProof/>
-              </w:rPr>
-              <w:drawing>
-                <wp:inline distT="0" distB="0" distL="114300" distR="114300" wp14:anchorId="15C08C21" wp14:editId="16CC9433">
-                  <wp:extent cx="3657600" cy="5971032"/>
-                  <wp:effectExtent l="0" t="0" r="0" b="0"/>
-                  <wp:docPr id="163" name="TC_6.14-4"/>
-                  <wp:cNvGraphicFramePr>
-                    <a:graphicFrameLocks xmlns:a="http://schemas.openxmlformats.org/drawingml/2006/main" noChangeAspect="1"/>
-                  </wp:cNvGraphicFramePr>
-                  <a:graphic xmlns:a="http://schemas.openxmlformats.org/drawingml/2006/main">
-                    <a:graphicData uri="http://schemas.openxmlformats.org/drawingml/2006/picture">
-                      <pic:pic xmlns:pic="http://schemas.openxmlformats.org/drawingml/2006/picture">
-                        <pic:nvPicPr>
-                          <pic:cNvPr id="163" name="TC_6.14-4"/>
-                          <pic:cNvPicPr/>
-                        </pic:nvPicPr>
-                        <pic:blipFill>
-                          <a:blip r:embed="rId32"/>
-                          <a:stretch>
-                            <a:fillRect/>
-                          </a:stretch>
-                        </pic:blipFill>
-                        <pic:spPr>
-                          <a:xfrm>
-                            <a:off x="0" y="0"/>
-                            <a:ext cx="3657600" cy="5971032"/>
-                          </a:xfrm>
-                          <a:prstGeom prst="rect">
-                            <a:avLst/>
-                          </a:prstGeom>
-                        </pic:spPr>
-                      </pic:pic>
-                    </a:graphicData>
-                  </a:graphic>
-                </wp:inline>
-              </w:drawing>
-            </w:r>
-          </w:p>
-        </w:tc>
-      </w:tr>
-      <w:tr>
-        <w:tc>
-          <w:tcPr>
-            <w:tcW w:w="900" w:type="dxa"/>
-            <w:tcBorders>
-              <w:top w:val="single" w:sz="1" w:space="0" w:color="AAAAAA"/>
-              <w:left w:val="single" w:sz="1" w:space="0" w:color="AAAAAA"/>
-              <w:bottom w:val="single" w:sz="1" w:space="0" w:color="AAAAAA"/>
-              <w:right w:val="single" w:sz="1" w:space="0" w:color="AAAAAA"/>
-            </w:tcBorders>
-            <w:tcMar>
-              <w:top w:w="80" w:type="dxa"/>
-              <w:left w:w="120" w:type="dxa"/>
-              <w:bottom w:w="80" w:type="dxa"/>
-              <w:right w:w="120" w:type="dxa"/>
-            </w:tcMar>
-          </w:tcPr>
-          <w:p>
-            <w:r>
-              <w:rPr>
-                <w:b/>
-                <w:bCs/>
-                <w:sz w:val="18"/>
-                <w:szCs w:val="18"/>
-              </w:rPr>
-              <w:t>6.14-5</w:t>
-            </w:r>
-          </w:p>
-        </w:tc>
-        <w:tc>
-          <w:tcPr>
-            <w:tcW w:w="3800" w:type="dxa"/>
-            <w:tcBorders>
-              <w:top w:val="single" w:sz="1" w:space="0" w:color="AAAAAA"/>
-              <w:left w:val="single" w:sz="1" w:space="0" w:color="AAAAAA"/>
-              <w:bottom w:val="single" w:sz="1" w:space="0" w:color="AAAAAA"/>
-              <w:right w:val="single" w:sz="1" w:space="0" w:color="AAAAAA"/>
-            </w:tcBorders>
-            <w:tcMar>
-              <w:top w:w="80" w:type="dxa"/>
-              <w:left w:w="120" w:type="dxa"/>
-              <w:bottom w:w="80" w:type="dxa"/>
-              <w:right w:w="120" w:type="dxa"/>
-            </w:tcMar>
-          </w:tcPr>
-          <w:p>
-            <w:r>
-              <w:rPr>
-                <w:b/>
-                <w:bCs/>
-                <w:color w:val="1F4E79"/>
-                <w:sz w:val="18"/>
-                <w:szCs w:val="18"/>
-              </w:rPr>
-              <w:t>[목표] 강의 수정 — 수강신청 기간 시작 이후 차단 (기간 중 및 종료 후) (6.14.2절 비정상 / 6.6절)</w:t>
-            </w:r>
-          </w:p>
-          <w:p>
-            <w:r>
-              <w:rPr>
-                <w:sz w:val="18"/>
-                <w:szCs w:val="18"/>
-              </w:rPr>
-              <w:t>입력: 수강신청 기간 중 강의 수정(5번) 선택</w:t>
-            </w:r>
-          </w:p>
-          <w:p/>
-        </w:tc>
-        <w:tc>
-          <w:tcPr>
-            <w:tcW w:w="2800" w:type="dxa"/>
-            <w:tcBorders>
-              <w:top w:val="single" w:sz="1" w:space="0" w:color="AAAAAA"/>
-              <w:left w:val="single" w:sz="1" w:space="0" w:color="AAAAAA"/>
-              <w:bottom w:val="single" w:sz="1" w:space="0" w:color="AAAAAA"/>
-              <w:right w:val="single" w:sz="1" w:space="0" w:color="AAAAAA"/>
-            </w:tcBorders>
-            <w:tcMar>
-              <w:top w:w="80" w:type="dxa"/>
-              <w:left w:w="120" w:type="dxa"/>
-              <w:bottom w:w="80" w:type="dxa"/>
-              <w:right w:w="120" w:type="dxa"/>
-            </w:tcMar>
-          </w:tcPr>
-          <w:p>
-            <w:r>
-              <w:rPr>
-                <w:sz w:val="18"/>
-                <w:szCs w:val="18"/>
-              </w:rPr>
-              <w:t>!!! 오류: 수강신청 기간 시작 이후에는 강의를 수정할 수 없습니다.</w:t>
-            </w:r>
-          </w:p>
-        </w:tc>
-        <w:tc>
-          <w:tcPr>
-            <w:tcW w:w="1400" w:type="dxa"/>
-            <w:tcBorders>
-              <w:top w:val="single" w:sz="1" w:space="0" w:color="AAAAAA"/>
-              <w:left w:val="single" w:sz="1" w:space="0" w:color="AAAAAA"/>
-              <w:bottom w:val="single" w:sz="1" w:space="0" w:color="AAAAAA"/>
-              <w:right w:val="single" w:sz="1" w:space="0" w:color="AAAAAA"/>
-            </w:tcBorders>
+            <w:shd w:val="clear" w:color="auto" w:fill="EBF3FB"/>
             <w:tcMar>
               <w:top w:w="80" w:type="dxa"/>
               <w:left w:w="120" w:type="dxa"/>
@@ -19029,126 +16753,6 @@
                 <w:szCs w:val="18"/>
               </w:rPr>
               <w:lastRenderedPageBreak/>
-              <w:t>(좌동)</w:t>
-            </w:r>
-          </w:p>
-        </w:tc>
-      </w:tr>
-      <w:tr>
-        <w:tc>
-          <w:tcPr>
-            <w:tcW w:w="900" w:type="dxa"/>
-            <w:tcBorders>
-              <w:top w:val="single" w:sz="1" w:space="0" w:color="AAAAAA"/>
-              <w:left w:val="single" w:sz="1" w:space="0" w:color="AAAAAA"/>
-              <w:bottom w:val="single" w:sz="1" w:space="0" w:color="AAAAAA"/>
-              <w:right w:val="single" w:sz="1" w:space="0" w:color="AAAAAA"/>
-            </w:tcBorders>
-            <w:tcMar>
-              <w:top w:w="80" w:type="dxa"/>
-              <w:left w:w="120" w:type="dxa"/>
-              <w:bottom w:w="80" w:type="dxa"/>
-              <w:right w:w="120" w:type="dxa"/>
-            </w:tcMar>
-          </w:tcPr>
-          <w:p>
-            <w:r>
-              <w:rPr>
-                <w:b/>
-                <w:bCs/>
-                <w:sz w:val="18"/>
-                <w:szCs w:val="18"/>
-              </w:rPr>
-              <w:t>6.14-7</w:t>
-            </w:r>
-          </w:p>
-        </w:tc>
-        <w:tc>
-          <w:tcPr>
-            <w:tcW w:w="3800" w:type="dxa"/>
-            <w:tcBorders>
-              <w:top w:val="single" w:sz="1" w:space="0" w:color="AAAAAA"/>
-              <w:left w:val="single" w:sz="1" w:space="0" w:color="AAAAAA"/>
-              <w:bottom w:val="single" w:sz="1" w:space="0" w:color="AAAAAA"/>
-              <w:right w:val="single" w:sz="1" w:space="0" w:color="AAAAAA"/>
-            </w:tcBorders>
-            <w:tcMar>
-              <w:top w:w="80" w:type="dxa"/>
-              <w:left w:w="120" w:type="dxa"/>
-              <w:bottom w:w="80" w:type="dxa"/>
-              <w:right w:w="120" w:type="dxa"/>
-            </w:tcMar>
-          </w:tcPr>
-          <w:p>
-            <w:r>
-              <w:rPr>
-                <w:b/>
-                <w:bCs/>
-                <w:color w:val="1F4E79"/>
-                <w:sz w:val="18"/>
-                <w:szCs w:val="18"/>
-              </w:rPr>
-              <w:t>[목표] 강의 수정 - 수강신청 기간 종료 후 차단 확인</w:t>
-            </w:r>
-          </w:p>
-          <w:p>
-            <w:r>
-              <w:rPr>
-                <w:sz w:val="18"/>
-                <w:szCs w:val="18"/>
-              </w:rPr>
-              <w:t>수강신청 기간 종료 후 날짜(기간 종료일 다음 날) 입력 후 관리자 메뉴 5번 선택</w:t>
-            </w:r>
-          </w:p>
-        </w:tc>
-        <w:tc>
-          <w:tcPr>
-            <w:tcW w:w="2800" w:type="dxa"/>
-            <w:tcBorders>
-              <w:top w:val="single" w:sz="1" w:space="0" w:color="AAAAAA"/>
-              <w:left w:val="single" w:sz="1" w:space="0" w:color="AAAAAA"/>
-              <w:bottom w:val="single" w:sz="1" w:space="0" w:color="AAAAAA"/>
-              <w:right w:val="single" w:sz="1" w:space="0" w:color="AAAAAA"/>
-            </w:tcBorders>
-            <w:tcMar>
-              <w:top w:w="80" w:type="dxa"/>
-              <w:left w:w="120" w:type="dxa"/>
-              <w:bottom w:w="80" w:type="dxa"/>
-              <w:right w:w="120" w:type="dxa"/>
-            </w:tcMar>
-          </w:tcPr>
-          <w:p>
-            <w:r>
-              <w:rPr>
-                <w:sz w:val="18"/>
-                <w:szCs w:val="18"/>
-              </w:rPr>
-              <w:t>!!! 오류: 수강신청 기간 시작 이후에는 강의를 수정할 수 없습니다.</w:t>
-            </w:r>
-          </w:p>
-        </w:tc>
-        <w:tc>
-          <w:tcPr>
-            <w:tcW w:w="1400" w:type="dxa"/>
-            <w:tcBorders>
-              <w:top w:val="single" w:sz="1" w:space="0" w:color="AAAAAA"/>
-              <w:left w:val="single" w:sz="1" w:space="0" w:color="AAAAAA"/>
-              <w:bottom w:val="single" w:sz="1" w:space="0" w:color="AAAAAA"/>
-              <w:right w:val="single" w:sz="1" w:space="0" w:color="AAAAAA"/>
-            </w:tcBorders>
-            <w:tcMar>
-              <w:top w:w="80" w:type="dxa"/>
-              <w:left w:w="120" w:type="dxa"/>
-              <w:bottom w:w="80" w:type="dxa"/>
-              <w:right w:w="120" w:type="dxa"/>
-            </w:tcMar>
-          </w:tcPr>
-          <w:p>
-            <w:r>
-              <w:rPr>
-                <w:sz w:val="18"/>
-                <w:szCs w:val="18"/>
-              </w:rPr>
               <w:t>(좌동)</w:t>
             </w:r>
           </w:p>
@@ -20437,319 +18041,6 @@
                 <w:sz w:val="18"/>
                 <w:szCs w:val="18"/>
               </w:rPr>
-              <w:t>6.15-1</w:t>
-            </w:r>
-          </w:p>
-        </w:tc>
-        <w:tc>
-          <w:tcPr>
-            <w:tcW w:w="3800" w:type="dxa"/>
-            <w:tcBorders>
-              <w:top w:val="single" w:sz="1" w:space="0" w:color="AAAAAA"/>
-              <w:left w:val="single" w:sz="1" w:space="0" w:color="AAAAAA"/>
-              <w:bottom w:val="single" w:sz="1" w:space="0" w:color="AAAAAA"/>
-              <w:right w:val="single" w:sz="1" w:space="0" w:color="AAAAAA"/>
-            </w:tcBorders>
-            <w:tcMar>
-              <w:top w:w="80" w:type="dxa"/>
-              <w:left w:w="120" w:type="dxa"/>
-              <w:bottom w:w="80" w:type="dxa"/>
-              <w:right w:w="120" w:type="dxa"/>
-            </w:tcMar>
-          </w:tcPr>
-          <w:p>
-            <w:r>
-              <w:rPr>
-                <w:b/>
-                <w:bCs/>
-                <w:color w:val="1F4E79"/>
-                <w:sz w:val="18"/>
-                <w:szCs w:val="18"/>
-              </w:rPr>
-              <w:t>[목표] 수강신청 기간 정상 설정 (6.15절 정상 결과)</w:t>
-            </w:r>
-          </w:p>
-          <w:p>
-            <w:r>
-              <w:rPr>
-                <w:sz w:val="18"/>
-                <w:szCs w:val="18"/>
-              </w:rPr>
-              <w:t>입력: 시작일: 2026-04-01, 종료일: 2026-04-07</w:t>
-            </w:r>
-          </w:p>
-          <w:p/>
-        </w:tc>
-        <w:tc>
-          <w:tcPr>
-            <w:tcW w:w="2800" w:type="dxa"/>
-            <w:tcBorders>
-              <w:top w:val="single" w:sz="1" w:space="0" w:color="AAAAAA"/>
-              <w:left w:val="single" w:sz="1" w:space="0" w:color="AAAAAA"/>
-              <w:bottom w:val="single" w:sz="1" w:space="0" w:color="AAAAAA"/>
-              <w:right w:val="single" w:sz="1" w:space="0" w:color="AAAAAA"/>
-            </w:tcBorders>
-            <w:tcMar>
-              <w:top w:w="80" w:type="dxa"/>
-              <w:left w:w="120" w:type="dxa"/>
-              <w:bottom w:w="80" w:type="dxa"/>
-              <w:right w:w="120" w:type="dxa"/>
-            </w:tcMar>
-          </w:tcPr>
-          <w:p>
-            <w:r>
-              <w:rPr>
-                <w:sz w:val="18"/>
-                <w:szCs w:val="18"/>
-              </w:rPr>
-              <w:t>config.txt 즉시 반영, 완료 메시지 출력</w:t>
-            </w:r>
-          </w:p>
-        </w:tc>
-        <w:tc>
-          <w:tcPr>
-            <w:tcW w:w="1400" w:type="dxa"/>
-            <w:tcBorders>
-              <w:top w:val="single" w:sz="1" w:space="0" w:color="AAAAAA"/>
-              <w:left w:val="single" w:sz="1" w:space="0" w:color="AAAAAA"/>
-              <w:bottom w:val="single" w:sz="1" w:space="0" w:color="AAAAAA"/>
-              <w:right w:val="single" w:sz="1" w:space="0" w:color="AAAAAA"/>
-            </w:tcBorders>
-            <w:tcMar>
-              <w:top w:w="80" w:type="dxa"/>
-              <w:left w:w="120" w:type="dxa"/>
-              <w:bottom w:w="80" w:type="dxa"/>
-              <w:right w:w="120" w:type="dxa"/>
-            </w:tcMar>
-          </w:tcPr>
-          <w:p>
-            <w:r>
-              <w:rPr>
-                <w:noProof/>
-              </w:rPr>
-              <w:drawing>
-                <wp:inline distT="0" distB="0" distL="114300" distR="114300" wp14:anchorId="6C7963F1" wp14:editId="07FC01BA">
-                  <wp:extent cx="3657600" cy="5477256"/>
-                  <wp:effectExtent l="0" t="0" r="0" b="0"/>
-                  <wp:docPr id="167" name="TC_6.15-1"/>
-                  <wp:cNvGraphicFramePr>
-                    <a:graphicFrameLocks xmlns:a="http://schemas.openxmlformats.org/drawingml/2006/main" noChangeAspect="1"/>
-                  </wp:cNvGraphicFramePr>
-                  <a:graphic xmlns:a="http://schemas.openxmlformats.org/drawingml/2006/main">
-                    <a:graphicData uri="http://schemas.openxmlformats.org/drawingml/2006/picture">
-                      <pic:pic xmlns:pic="http://schemas.openxmlformats.org/drawingml/2006/picture">
-                        <pic:nvPicPr>
-                          <pic:cNvPr id="167" name="TC_6.15-1"/>
-                          <pic:cNvPicPr/>
-                        </pic:nvPicPr>
-                        <pic:blipFill>
-                          <a:blip r:embed="rId68"/>
-                          <a:stretch>
-                            <a:fillRect/>
-                          </a:stretch>
-                        </pic:blipFill>
-                        <pic:spPr>
-                          <a:xfrm>
-                            <a:off x="0" y="0"/>
-                            <a:ext cx="3657600" cy="5477256"/>
-                          </a:xfrm>
-                          <a:prstGeom prst="rect">
-                            <a:avLst/>
-                          </a:prstGeom>
-                        </pic:spPr>
-                      </pic:pic>
-                    </a:graphicData>
-                  </a:graphic>
-                </wp:inline>
-              </w:drawing>
-            </w:r>
-          </w:p>
-        </w:tc>
-      </w:tr>
-      <w:tr>
-        <w:tc>
-          <w:tcPr>
-            <w:tcW w:w="900" w:type="dxa"/>
-            <w:tcBorders>
-              <w:top w:val="single" w:sz="1" w:space="0" w:color="AAAAAA"/>
-              <w:left w:val="single" w:sz="1" w:space="0" w:color="AAAAAA"/>
-              <w:bottom w:val="single" w:sz="1" w:space="0" w:color="AAAAAA"/>
-              <w:right w:val="single" w:sz="1" w:space="0" w:color="AAAAAA"/>
-            </w:tcBorders>
-            <w:shd w:val="clear" w:color="auto" w:fill="EBF3FB"/>
-            <w:tcMar>
-              <w:top w:w="80" w:type="dxa"/>
-              <w:left w:w="120" w:type="dxa"/>
-              <w:bottom w:w="80" w:type="dxa"/>
-              <w:right w:w="120" w:type="dxa"/>
-            </w:tcMar>
-          </w:tcPr>
-          <w:p>
-            <w:r>
-              <w:rPr>
-                <w:b/>
-                <w:bCs/>
-                <w:sz w:val="18"/>
-                <w:szCs w:val="18"/>
-              </w:rPr>
-              <w:lastRenderedPageBreak/>
-              <w:t>6.15-2</w:t>
-            </w:r>
-          </w:p>
-        </w:tc>
-        <w:tc>
-          <w:tcPr>
-            <w:tcW w:w="3800" w:type="dxa"/>
-            <w:tcBorders>
-              <w:top w:val="single" w:sz="1" w:space="0" w:color="AAAAAA"/>
-              <w:left w:val="single" w:sz="1" w:space="0" w:color="AAAAAA"/>
-              <w:bottom w:val="single" w:sz="1" w:space="0" w:color="AAAAAA"/>
-              <w:right w:val="single" w:sz="1" w:space="0" w:color="AAAAAA"/>
-            </w:tcBorders>
-            <w:shd w:val="clear" w:color="auto" w:fill="EBF3FB"/>
-            <w:tcMar>
-              <w:top w:w="80" w:type="dxa"/>
-              <w:left w:w="120" w:type="dxa"/>
-              <w:bottom w:w="80" w:type="dxa"/>
-              <w:right w:w="120" w:type="dxa"/>
-            </w:tcMar>
-          </w:tcPr>
-          <w:p>
-            <w:r>
-              <w:rPr>
-                <w:b/>
-                <w:bCs/>
-                <w:color w:val="1F4E79"/>
-                <w:sz w:val="18"/>
-                <w:szCs w:val="18"/>
-              </w:rPr>
-              <w:t>[목표] 시작일 = 종료일 경계값 (6.15절 의미 규칙)</w:t>
-            </w:r>
-          </w:p>
-          <w:p>
-            <w:r>
-              <w:rPr>
-                <w:sz w:val="18"/>
-                <w:szCs w:val="18"/>
-              </w:rPr>
-              <w:t>입력: 시작일: 2026-04-01, 종료일: 2026-04-01</w:t>
-            </w:r>
-          </w:p>
-          <w:p/>
-        </w:tc>
-        <w:tc>
-          <w:tcPr>
-            <w:tcW w:w="2800" w:type="dxa"/>
-            <w:tcBorders>
-              <w:top w:val="single" w:sz="1" w:space="0" w:color="AAAAAA"/>
-              <w:left w:val="single" w:sz="1" w:space="0" w:color="AAAAAA"/>
-              <w:bottom w:val="single" w:sz="1" w:space="0" w:color="AAAAAA"/>
-              <w:right w:val="single" w:sz="1" w:space="0" w:color="AAAAAA"/>
-            </w:tcBorders>
-            <w:shd w:val="clear" w:color="auto" w:fill="EBF3FB"/>
-            <w:tcMar>
-              <w:top w:w="80" w:type="dxa"/>
-              <w:left w:w="120" w:type="dxa"/>
-              <w:bottom w:w="80" w:type="dxa"/>
-              <w:right w:w="120" w:type="dxa"/>
-            </w:tcMar>
-          </w:tcPr>
-          <w:p>
-            <w:r>
-              <w:rPr>
-                <w:sz w:val="18"/>
-                <w:szCs w:val="18"/>
-              </w:rPr>
-              <w:t>정상 설정 완료</w:t>
-            </w:r>
-          </w:p>
-        </w:tc>
-        <w:tc>
-          <w:tcPr>
-            <w:tcW w:w="1400" w:type="dxa"/>
-            <w:tcBorders>
-              <w:top w:val="single" w:sz="1" w:space="0" w:color="AAAAAA"/>
-              <w:left w:val="single" w:sz="1" w:space="0" w:color="AAAAAA"/>
-              <w:bottom w:val="single" w:sz="1" w:space="0" w:color="AAAAAA"/>
-              <w:right w:val="single" w:sz="1" w:space="0" w:color="AAAAAA"/>
-            </w:tcBorders>
-            <w:shd w:val="clear" w:color="auto" w:fill="EBF3FB"/>
-            <w:tcMar>
-              <w:top w:w="80" w:type="dxa"/>
-              <w:left w:w="120" w:type="dxa"/>
-              <w:bottom w:w="80" w:type="dxa"/>
-              <w:right w:w="120" w:type="dxa"/>
-            </w:tcMar>
-          </w:tcPr>
-          <w:p>
-            <w:r>
-              <w:rPr>
-                <w:noProof/>
-              </w:rPr>
-              <w:drawing>
-                <wp:inline distT="0" distB="0" distL="114300" distR="114300" wp14:anchorId="69DAE2B5" wp14:editId="0D38250E">
-                  <wp:extent cx="3657600" cy="5477256"/>
-                  <wp:effectExtent l="0" t="0" r="0" b="0"/>
-                  <wp:docPr id="168" name="TC_6.15-2"/>
-                  <wp:cNvGraphicFramePr>
-                    <a:graphicFrameLocks xmlns:a="http://schemas.openxmlformats.org/drawingml/2006/main" noChangeAspect="1"/>
-                  </wp:cNvGraphicFramePr>
-                  <a:graphic xmlns:a="http://schemas.openxmlformats.org/drawingml/2006/main">
-                    <a:graphicData uri="http://schemas.openxmlformats.org/drawingml/2006/picture">
-                      <pic:pic xmlns:pic="http://schemas.openxmlformats.org/drawingml/2006/picture">
-                        <pic:nvPicPr>
-                          <pic:cNvPr id="168" name="TC_6.15-2"/>
-                          <pic:cNvPicPr/>
-                        </pic:nvPicPr>
-                        <pic:blipFill>
-                          <a:blip r:embed="rId69"/>
-                          <a:stretch>
-                            <a:fillRect/>
-                          </a:stretch>
-                        </pic:blipFill>
-                        <pic:spPr>
-                          <a:xfrm>
-                            <a:off x="0" y="0"/>
-                            <a:ext cx="3657600" cy="5477256"/>
-                          </a:xfrm>
-                          <a:prstGeom prst="rect">
-                            <a:avLst/>
-                          </a:prstGeom>
-                        </pic:spPr>
-                      </pic:pic>
-                    </a:graphicData>
-                  </a:graphic>
-                </wp:inline>
-              </w:drawing>
-            </w:r>
-          </w:p>
-        </w:tc>
-      </w:tr>
-      <w:tr>
-        <w:tc>
-          <w:tcPr>
-            <w:tcW w:w="900" w:type="dxa"/>
-            <w:tcBorders>
-              <w:top w:val="single" w:sz="1" w:space="0" w:color="AAAAAA"/>
-              <w:left w:val="single" w:sz="1" w:space="0" w:color="AAAAAA"/>
-              <w:bottom w:val="single" w:sz="1" w:space="0" w:color="AAAAAA"/>
-              <w:right w:val="single" w:sz="1" w:space="0" w:color="AAAAAA"/>
-            </w:tcBorders>
-            <w:tcMar>
-              <w:top w:w="80" w:type="dxa"/>
-              <w:left w:w="120" w:type="dxa"/>
-              <w:bottom w:w="80" w:type="dxa"/>
-              <w:right w:w="120" w:type="dxa"/>
-            </w:tcMar>
-          </w:tcPr>
-          <w:p>
-            <w:r>
-              <w:rPr>
-                <w:b/>
-                <w:bCs/>
-                <w:sz w:val="18"/>
-                <w:szCs w:val="18"/>
-              </w:rPr>
               <w:t>6.15-3</w:t>
             </w:r>
           </w:p>
@@ -21711,7 +19002,7 @@
         <w:t xml:space="preserve">● 검정(기본): </w:t>
       </w:r>
       <w:r>
-        <w:t>1차에서 검사했고 2차 구현에 영향받지 않아 그대로 승계한 TC(복붙). 본 보고서 2~16절의 1차 TC 전체가 이에 해당.</w:t>
+        <w:t>1차에서 검사했고 2차에서도 동일한 장면·방법으로 입력·동작하리라 확신하여 선별 승계한 TC(복붙). 본 보고서 2~16절의 1차 TC가 이에 해당.</w:t>
         <w:br/>
       </w:r>
       <w:r>
@@ -21731,7 +19022,7 @@
         <w:rPr>
           <w:i/>
         </w:rPr>
-        <w:t>※ 검사 수행 비율에 따라 '검정=복붙'을 기본으로 두고, 2차에서 새로 검사한 항목만 보라로 강조한다(강의자료 #10 8쪽 허용).</w:t>
+        <w:t>※ 검사 수행 비율에 따라 '검정=복붙'을 기본으로 두고, 2차에서 새로 검사한 항목만 보라로 강조한다(강의자료 #10 8쪽 허용). 1차 TC 중 2차 구현물에서 더 이상 그 장면·방법으로 입력할 수 없거나 결과가 달라진 18개는 본 보고서에서 삭제하고 17절의 보라색 TC로 대체·재검증하였다.</w:t>
       </w:r>
     </w:p>
     <w:p>
@@ -21739,12 +19030,12 @@
         <w:pStyle w:val="2"/>
       </w:pPr>
       <w:r>
-        <w:t>1차 기능 중 2차 구조 변경으로 재검증된 항목</w:t>
+        <w:t>1차 기능 중 2차 구조 변경으로 삭제·재검증된 항목</w:t>
       </w:r>
     </w:p>
     <w:p>
       <w:r>
-        <w:t>다음 1차 기능은 2차 데이터 구조·규칙 변경으로 동작이 바뀌어, 아래 신규 TC로 재검증하였다:</w:t>
+        <w:t>다음 1차 기능은 2차 데이터 구조·규칙 변경으로 입력 방법 또는 결과가 바뀌어, 해당 1차 TC는 삭제하고 아래 신규 TC로 재검증하였다:</w:t>
         <w:br/>
         <w:t>· 5.5 무결성: classrooms/schedules/prerequisites 3개 파일 추가, students(7필드)·courses(10필드)·config(3필드) 스키마 변경 → 5.5-12~22</w:t>
         <w:br/>
@@ -24617,15 +21908,15 @@
     </w:p>
     <w:p>
       <w:r>
-        <w:t>· 2차 신규·변경 TC: 총 44개 (전부 실측, 예상결과 부합)</w:t>
+        <w:t>· 1차 TC 129개 중 18개 삭제(2차에서 수행 불가/결과 변경) → 선별 승계 111개(검정=복붙)</w:t>
         <w:br/>
       </w:r>
       <w:r>
-        <w:t>· 1차 TC(2~16절): 129개 승계(복붙). 2차 구현에 영향받지 않는 항목은 그대로 유지.</w:t>
+        <w:t>· 2차 신규·변경 TC: 44개(보라, 전부 실측·예상결과 부합)</w:t>
         <w:br/>
       </w:r>
       <w:r>
-        <w:t>· 전체 TC: 129 + 44 = 173개</w:t>
+        <w:t>· 전체 TC: 111 + 44 = 155개</w:t>
       </w:r>
     </w:p>
     <w:sectPr>

--- a/발표준비/B04_2차_검사_보고서.docx
+++ b/발표준비/B04_2차_검사_보고서.docx
@@ -99,7 +99,7 @@
           <w:sz w:val="24"/>
           <w:szCs w:val="24"/>
         </w:rPr>
-        <w:t>2026년 4월</w:t>
+        <w:t>2026년 6월</w:t>
       </w:r>
     </w:p>
     <w:p>
@@ -349,7 +349,7 @@
           <w:sz w:val="20"/>
           <w:szCs w:val="20"/>
         </w:rPr>
-        <w:t>본 보고서는 '건국 수강신청 시뮬레이터(B04)'의 1차 구현물에 대한 전체 통합 검사 결과를 기록한 문서이다. 기획서(1차 기획서 완성본)를 기준으로 테스트 케이스를 작성하였으며, 브랜치 커버리지 100%를 목표로 구성하였다.</w:t>
+        <w:t>본 보고서는 '건국 수강신청 시뮬레이터(B04)'의 2차 구현물에 대한 전체 통합 검사 결과를 기록한 문서이다. 2차 기획서(설계 기준 1판)와 설계 문서(원판)를 기준으로 테스트 케이스를 작성하였으며, 브랜치 커버리지 100%를 목표로 구성하였다. 1차에서 검사했고 2차에서도 동일하게 동작함을 확신하는 TC는 선별 승계(검정)하고, 2차에서 새로 검사한 TC는 17절에 보라색으로 구분하였다.</w:t>
       </w:r>
     </w:p>
     <w:p/>
@@ -374,7 +374,7 @@
           <w:sz w:val="20"/>
           <w:szCs w:val="20"/>
         </w:rPr>
-        <w:t>검사 기준: 1차 기획서 완성본 v2</w:t>
+        <w:t>검사 기준: 2차 기획서 설계 기준 1판 + 설계 문서 원판</w:t>
       </w:r>
     </w:p>
     <w:p>
@@ -473,6 +473,45 @@
     </w:p>
     <w:p>
       <w:pPr>
+        <w:pStyle w:val="2"/>
+      </w:pPr>
+      <w:r>
+        <w:t>색상 범례</w:t>
+      </w:r>
+    </w:p>
+    <w:p>
+      <w:r>
+        <w:rPr>
+          <w:b/>
+        </w:rPr>
+        <w:t xml:space="preserve">● 검정(기본): </w:t>
+      </w:r>
+      <w:r>
+        <w:t>1차에서 검사했고 2차 구현물에서도 동일한 장면·방법으로 입력·동작함을 확신하여 선별 승계한 TC(복붙). 2~16절의 1차 TC가 이에 해당.</w:t>
+      </w:r>
+    </w:p>
+    <w:p>
+      <w:r>
+        <w:rPr>
+          <w:b/>
+          <w:color w:val="7030A0"/>
+        </w:rPr>
+        <w:t xml:space="preserve">● 보라: </w:t>
+      </w:r>
+      <w:r>
+        <w:t>2차에서 처음 검사한 신규·변경 TC. 17절 '2차 확장 검사'에 모아 기재.</w:t>
+      </w:r>
+    </w:p>
+    <w:p>
+      <w:r>
+        <w:rPr>
+          <w:i/>
+        </w:rPr>
+        <w:t>※ 2차 구현물에서 더 이상 같은 장면·방법으로 입력할 수 없거나 결과가 달라진 1차 TC 18개는 본 보고서에서 삭제하고 17절의 신규 TC로 대체·재검증하였다.</w:t>
+      </w:r>
+    </w:p>
+    <w:p>
+      <w:pPr>
         <w:pStyle w:val="1"/>
       </w:pPr>
       <w:r>
@@ -5539,8 +5578,7 @@
                 <w:sz w:val="18"/>
                 <w:szCs w:val="18"/>
               </w:rPr>
-              <w:lastRenderedPageBreak/>
-              <w:t>6.3-8</w:t>
+              <w:t>6.3-11</w:t>
             </w:r>
           </w:p>
         </w:tc>
@@ -5694,7 +5732,7 @@
                 <w:sz w:val="18"/>
                 <w:szCs w:val="18"/>
               </w:rPr>
-              <w:t>6.3-9</w:t>
+              <w:t>6.3-12</w:t>
             </w:r>
           </w:p>
         </w:tc>
@@ -5838,7 +5876,7 @@
                 <w:sz w:val="18"/>
                 <w:szCs w:val="18"/>
               </w:rPr>
-              <w:t>6.3-10</w:t>
+              <w:t>6.3-13</w:t>
             </w:r>
           </w:p>
         </w:tc>
@@ -19037,19 +19075,19 @@
       <w:r>
         <w:t>다음 1차 기능은 2차 데이터 구조·규칙 변경으로 입력 방법 또는 결과가 바뀌어, 해당 1차 TC는 삭제하고 아래 신규 TC로 재검증하였다:</w:t>
         <w:br/>
-        <w:t>· 5.5 무결성: classrooms/schedules/prerequisites 3개 파일 추가, students(7필드)·courses(10필드)·config(3필드) 스키마 변경 → 5.5-12~22</w:t>
+        <w:t>· 5.5 무결성: classrooms/schedules/prerequisites 3개 파일 추가, students(7필드)·courses(10필드)·config(3필드) 스키마 변경, 행/필드 앞뒤 공백·빈 행 검사 신설(기획서 5.1의 1차 미구현 항목을 2차에서 구현) → 5.5-12~25</w:t>
         <w:br/>
-        <w:t>· 6.3/6.13 회원가입·학생등록: 학년 입력 추가 → 6.3-14~15</w:t>
+        <w:t>· 6.3/6.13 회원가입·학생등록: 학년 입력 추가 → 6.3-14~15, 6.13-10</w:t>
         <w:br/>
-        <w:t>· 6.7 개설과목 조회: 스케줄·강의실·제한 표시 및 학기 필터 → 6.7-7~9</w:t>
+        <w:t>· 6.7 개설과목 조회: 스케줄·강의실·제한 표시, 학기 필터, 신청 불가 과목 [제한] 표시 → 6.7-7~11</w:t>
         <w:br/>
         <w:t>· 6.9 수강신청: 7단계 → 11단계(학기·학년·학과·선수과목), 충돌이 스케줄 기반으로 변경 → 6.9-15~21</w:t>
         <w:br/>
         <w:t>· 6.12 시간표: 스케줄 기반 출력, 동일 과목 복수 요일 표시, 학점 중복 합산 방지 → 6.12-4~5</w:t>
         <w:br/>
-        <w:t>· 6.14 강의 수정: 통합 수정 → 항목별 수정으로 재설계(기간별 항목 제한, 정원/강의실 제약) → 6.14-16~29</w:t>
+        <w:t>· 6.14 강의 수정: 통합 수정 → 항목별 수정으로 재설계(기간별 항목 제한, 정원/강의실 제약) → 6.14-16~31</w:t>
         <w:br/>
-        <w:t>· 6.15 기간 설정: 학기 입력 추가 → 6.15-7~8</w:t>
+        <w:t>· 6.15 기간 설정: 학기 입력 추가 → 6.15-7~9</w:t>
         <w:br/>
         <w:t>· 6.17 강의실 관리: 신규 메뉴 → 6.17-1~3</w:t>
       </w:r>
@@ -19678,6 +19716,153 @@
           </w:p>
         </w:tc>
       </w:tr>
+      <w:tr>
+        <w:tc>
+          <w:tcPr>
+            <w:tcW w:type="dxa" w:w="2436"/>
+          </w:tcPr>
+          <w:p>
+            <w:r>
+              <w:rPr>
+                <w:b/>
+                <w:color w:val="7030A0"/>
+              </w:rPr>
+              <w:t>5.5-23</w:t>
+            </w:r>
+          </w:p>
+        </w:tc>
+        <w:tc>
+          <w:tcPr>
+            <w:tcW w:type="dxa" w:w="2436"/>
+          </w:tcPr>
+          <w:p>
+            <w:r>
+              <w:t>[목표] 누락 시 config.txt 자동 생성 — 학기 포함 3필드 (5.2.5절: 1~6월→YYYY-1) / 입력: config.txt 삭제 후 날짜 2026-04-01로 실행</w:t>
+            </w:r>
+          </w:p>
+        </w:tc>
+        <w:tc>
+          <w:tcPr>
+            <w:tcW w:type="dxa" w:w="2436"/>
+          </w:tcPr>
+          <w:p>
+            <w:r>
+              <w:t>'2026-04-01,2026-04-01,2026-1' 내용으로 자동 생성</w:t>
+            </w:r>
+          </w:p>
+        </w:tc>
+        <w:tc>
+          <w:tcPr>
+            <w:tcW w:type="dxa" w:w="2436"/>
+          </w:tcPr>
+          <w:p>
+            <w:r>
+              <w:rPr>
+                <w:color w:val="000000"/>
+              </w:rPr>
+              <w:t>2026-04-01,2026-04-01,2026-1</w:t>
+            </w:r>
+          </w:p>
+        </w:tc>
+      </w:tr>
+      <w:tr>
+        <w:tc>
+          <w:tcPr>
+            <w:tcW w:type="dxa" w:w="2436"/>
+          </w:tcPr>
+          <w:p>
+            <w:r>
+              <w:rPr>
+                <w:b/>
+                <w:color w:val="7030A0"/>
+              </w:rPr>
+              <w:t>5.5-24</w:t>
+            </w:r>
+          </w:p>
+        </w:tc>
+        <w:tc>
+          <w:tcPr>
+            <w:tcW w:type="dxa" w:w="2436"/>
+          </w:tcPr>
+          <w:p>
+            <w:r>
+              <w:t>[목표] 행 맨 앞 표준 공백 → 문법 오류 (5.1절 공통 규칙) / 입력: students.txt 행 앞에 공백 1개 삽입</w:t>
+            </w:r>
+          </w:p>
+        </w:tc>
+        <w:tc>
+          <w:tcPr>
+            <w:tcW w:type="dxa" w:w="2436"/>
+          </w:tcPr>
+          <w:p>
+            <w:r>
+              <w:t>!!! 오류: students.txt 1행 - 문법 형식이 올바르지 않습니다: '행/필드 앞뒤 공백 불허'</w:t>
+            </w:r>
+          </w:p>
+        </w:tc>
+        <w:tc>
+          <w:tcPr>
+            <w:tcW w:type="dxa" w:w="2436"/>
+          </w:tcPr>
+          <w:p>
+            <w:r>
+              <w:rPr>
+                <w:color w:val="000000"/>
+              </w:rPr>
+              <w:t>students.txt 1행 - 문법 형식이 올바르지 않습니다: '행/필드 앞뒤 공백 불허'</w:t>
+            </w:r>
+          </w:p>
+        </w:tc>
+      </w:tr>
+      <w:tr>
+        <w:tc>
+          <w:tcPr>
+            <w:tcW w:type="dxa" w:w="2436"/>
+          </w:tcPr>
+          <w:p>
+            <w:r>
+              <w:rPr>
+                <w:b/>
+                <w:color w:val="7030A0"/>
+              </w:rPr>
+              <w:t>5.5-25</w:t>
+            </w:r>
+          </w:p>
+        </w:tc>
+        <w:tc>
+          <w:tcPr>
+            <w:tcW w:type="dxa" w:w="2436"/>
+          </w:tcPr>
+          <w:p>
+            <w:r>
+              <w:t>[목표] 필드 앞뒤 표준 공백 → 문법 오류 (5.1절 공통 규칙) / 입력: courses.txt 담당교수 필드 뒤 공백</w:t>
+            </w:r>
+          </w:p>
+        </w:tc>
+        <w:tc>
+          <w:tcPr>
+            <w:tcW w:type="dxa" w:w="2436"/>
+          </w:tcPr>
+          <w:p>
+            <w:r>
+              <w:t>!!! 오류: courses.txt 1행 - 문법 형식이 올바르지 않습니다: '행/필드 앞뒤 공백 불허'</w:t>
+            </w:r>
+          </w:p>
+        </w:tc>
+        <w:tc>
+          <w:tcPr>
+            <w:tcW w:type="dxa" w:w="2436"/>
+          </w:tcPr>
+          <w:p>
+            <w:r>
+              <w:rPr>
+                <w:color w:val="000000"/>
+              </w:rPr>
+              <w:t>courses.txt 1행 - 문법 형식이 올바르지 않습니다: '행/필드 앞뒤 공백 불허'</w:t>
+            </w:r>
+          </w:p>
+        </w:tc>
+      </w:tr>
     </w:tbl>
     <w:p>
       <w:pPr>
@@ -20095,6 +20280,104 @@
           </w:p>
         </w:tc>
       </w:tr>
+      <w:tr>
+        <w:tc>
+          <w:tcPr>
+            <w:tcW w:type="dxa" w:w="2436"/>
+          </w:tcPr>
+          <w:p>
+            <w:r>
+              <w:rPr>
+                <w:b/>
+                <w:color w:val="7030A0"/>
+              </w:rPr>
+              <w:t>6.7-10</w:t>
+            </w:r>
+          </w:p>
+        </w:tc>
+        <w:tc>
+          <w:tcPr>
+            <w:tcW w:type="dxa" w:w="2436"/>
+          </w:tcPr>
+          <w:p>
+            <w:r>
+              <w:t>[목표] inactive 과목 전체 조회 제외 (6.7.1절) / 입력: 1001-01을 inactive로 변경 후 조회</w:t>
+            </w:r>
+          </w:p>
+        </w:tc>
+        <w:tc>
+          <w:tcPr>
+            <w:tcW w:type="dxa" w:w="2436"/>
+          </w:tcPr>
+          <w:p>
+            <w:r>
+              <w:t>1001-01은 목록에서 제외, 나머지 active 과목만 출력</w:t>
+            </w:r>
+          </w:p>
+        </w:tc>
+        <w:tc>
+          <w:tcPr>
+            <w:tcW w:type="dxa" w:w="2436"/>
+          </w:tcPr>
+          <w:p>
+            <w:r>
+              <w:rPr>
+                <w:color w:val="000000"/>
+              </w:rPr>
+              <w:t>목록=['1001-02', '1002-01', '1003-01', '2001-01', '3001-01']; 1001-01 포함=False</w:t>
+            </w:r>
+          </w:p>
+        </w:tc>
+      </w:tr>
+      <w:tr>
+        <w:tc>
+          <w:tcPr>
+            <w:tcW w:type="dxa" w:w="2436"/>
+          </w:tcPr>
+          <w:p>
+            <w:r>
+              <w:rPr>
+                <w:b/>
+                <w:color w:val="7030A0"/>
+              </w:rPr>
+              <w:t>6.7-11</w:t>
+            </w:r>
+          </w:p>
+        </w:tc>
+        <w:tc>
+          <w:tcPr>
+            <w:tcW w:type="dxa" w:w="2436"/>
+          </w:tcPr>
+          <w:p>
+            <w:r>
+              <w:t>[목표] 신청 불가 과목 [제한] 표시 (기획서 7절 — 숨기지 않고 표시만) / 입력: 1학년 학생으로 전체 조회</w:t>
+            </w:r>
+          </w:p>
+        </w:tc>
+        <w:tc>
+          <w:tcPr>
+            <w:tcW w:type="dxa" w:w="2436"/>
+          </w:tcPr>
+          <w:p>
+            <w:r>
+              <w:t>1002(2학년 제한)·1003(3학년 제한) 행에 '[제한]' 표시, 목록에는 유지</w:t>
+            </w:r>
+          </w:p>
+        </w:tc>
+        <w:tc>
+          <w:tcPr>
+            <w:tcW w:type="dxa" w:w="2436"/>
+          </w:tcPr>
+          <w:p>
+            <w:r>
+              <w:rPr>
+                <w:color w:val="000000"/>
+              </w:rPr>
+              <w:t>1002행 [제한]=True; 1001행 [제한]=False; 1002행 목록 유지=True</w:t>
+            </w:r>
+          </w:p>
+        </w:tc>
+      </w:tr>
     </w:tbl>
     <w:p>
       <w:pPr>
@@ -20349,17 +20632,17 @@
           </w:tcPr>
           <w:p>
             <w:r>
-              <w:t>[목표] 11단계 선수과목 미이수 차단 + 미이수 목록 / 입력: 3학년이 1003(선수 1002 미이수) 신청</w:t>
-            </w:r>
-          </w:p>
-        </w:tc>
-        <w:tc>
-          <w:tcPr>
-            <w:tcW w:type="dxa" w:w="2436"/>
-          </w:tcPr>
-          <w:p>
-            <w:r>
-              <w:t>!!! 오류: 선수과목을 이수하지 않았습니다. 미이수 선수과목: [1002] 자료구조</w:t>
+              <w:t>[목표] 11단계 선수과목 미이수 차단 + 미이수 과목명 나열 / 입력: 3학년이 1003(선수 1002 미이수) 신청</w:t>
+            </w:r>
+          </w:p>
+        </w:tc>
+        <w:tc>
+          <w:tcPr>
+            <w:tcW w:type="dxa" w:w="2436"/>
+          </w:tcPr>
+          <w:p>
+            <w:r>
+              <w:t>!!! 오류: 선수과목을 이수하지 않았습니다. 미이수 선수과목: 자료구조</w:t>
             </w:r>
           </w:p>
         </w:tc>
@@ -20372,7 +20655,7 @@
               <w:rPr>
                 <w:color w:val="000000"/>
               </w:rPr>
-              <w:t>!!! 오류: 선수과목을 이수하지 않았습니다. 미이수 선수과목: [1002] 자료구조</w:t>
+              <w:t>!!! 오류: 선수과목을 이수하지 않았습니다. 미이수 선수과목: 자료구조</w:t>
             </w:r>
           </w:p>
         </w:tc>
@@ -20714,6 +20997,141 @@
         <w:pStyle w:val="2"/>
       </w:pPr>
       <w:r>
+        <w:t>6.13 관리자 학생 관리 — 학년</w:t>
+      </w:r>
+    </w:p>
+    <w:tbl>
+      <w:tblPr>
+        <w:tblW w:type="auto" w:w="0"/>
+        <w:tblLook w:firstColumn="1" w:firstRow="1" w:lastColumn="0" w:lastRow="0" w:noHBand="0" w:noVBand="1" w:val="04A0"/>
+        <w:tblBorders>
+          <w:top w:val="single" w:sz="4" w:space="0" w:color="888888"/>
+          <w:left w:val="single" w:sz="4" w:space="0" w:color="888888"/>
+          <w:bottom w:val="single" w:sz="4" w:space="0" w:color="888888"/>
+          <w:right w:val="single" w:sz="4" w:space="0" w:color="888888"/>
+          <w:insideH w:val="single" w:sz="4" w:space="0" w:color="888888"/>
+          <w:insideV w:val="single" w:sz="4" w:space="0" w:color="888888"/>
+        </w:tblBorders>
+      </w:tblPr>
+      <w:tblGrid>
+        <w:gridCol w:w="2436"/>
+        <w:gridCol w:w="2436"/>
+        <w:gridCol w:w="2436"/>
+        <w:gridCol w:w="2436"/>
+      </w:tblGrid>
+      <w:tr>
+        <w:tc>
+          <w:tcPr>
+            <w:tcW w:type="dxa" w:w="2436"/>
+            <w:shd w:val="clear" w:fill="DDDDDD"/>
+          </w:tcPr>
+          <w:p>
+            <w:r>
+              <w:rPr>
+                <w:b/>
+              </w:rPr>
+              <w:t>ID</w:t>
+            </w:r>
+          </w:p>
+        </w:tc>
+        <w:tc>
+          <w:tcPr>
+            <w:tcW w:type="dxa" w:w="2436"/>
+            <w:shd w:val="clear" w:fill="DDDDDD"/>
+          </w:tcPr>
+          <w:p>
+            <w:r>
+              <w:rPr>
+                <w:b/>
+              </w:rPr>
+              <w:t>목표 / 입력</w:t>
+            </w:r>
+          </w:p>
+        </w:tc>
+        <w:tc>
+          <w:tcPr>
+            <w:tcW w:type="dxa" w:w="2436"/>
+            <w:shd w:val="clear" w:fill="DDDDDD"/>
+          </w:tcPr>
+          <w:p>
+            <w:r>
+              <w:rPr>
+                <w:b/>
+              </w:rPr>
+              <w:t>예상 결과</w:t>
+            </w:r>
+          </w:p>
+        </w:tc>
+        <w:tc>
+          <w:tcPr>
+            <w:tcW w:type="dxa" w:w="2436"/>
+            <w:shd w:val="clear" w:fill="DDDDDD"/>
+          </w:tcPr>
+          <w:p>
+            <w:r>
+              <w:rPr>
+                <w:b/>
+              </w:rPr>
+              <w:t>실제 결과</w:t>
+            </w:r>
+          </w:p>
+        </w:tc>
+      </w:tr>
+      <w:tr>
+        <w:tc>
+          <w:tcPr>
+            <w:tcW w:type="dxa" w:w="2436"/>
+          </w:tcPr>
+          <w:p>
+            <w:r>
+              <w:rPr>
+                <w:b/>
+                <w:color w:val="7030A0"/>
+              </w:rPr>
+              <w:t>6.13-10</w:t>
+            </w:r>
+          </w:p>
+        </w:tc>
+        <w:tc>
+          <w:tcPr>
+            <w:tcW w:type="dxa" w:w="2436"/>
+          </w:tcPr>
+          <w:p>
+            <w:r>
+              <w:t>[목표] 관리자 학생 등록 정상 — 학년 포함 (6.13.1절) / 입력: 학번 202500777, 각 필드 정상, 학년 2</w:t>
+            </w:r>
+          </w:p>
+        </w:tc>
+        <w:tc>
+          <w:tcPr>
+            <w:tcW w:type="dxa" w:w="2436"/>
+          </w:tcPr>
+          <w:p>
+            <w:r>
+              <w:t>✓ 학생 등록 완료; grade=2, status=active</w:t>
+            </w:r>
+          </w:p>
+        </w:tc>
+        <w:tc>
+          <w:tcPr>
+            <w:tcW w:type="dxa" w:w="2436"/>
+          </w:tcPr>
+          <w:p>
+            <w:r>
+              <w:rPr>
+                <w:color w:val="000000"/>
+              </w:rPr>
+              <w:t>✓ 학생 등록 완료; grade=2, status=active</w:t>
+            </w:r>
+          </w:p>
+        </w:tc>
+      </w:tr>
+    </w:tbl>
+    <w:p>
+      <w:pPr>
+        <w:pStyle w:val="2"/>
+      </w:pPr>
+      <w:r>
         <w:t>6.14 강의 등록·수정 — 스케줄·항목별 수정</w:t>
       </w:r>
     </w:p>
@@ -21476,6 +21894,104 @@
                 <w:color w:val="000000"/>
               </w:rPr>
               <w:t>!!! 오류: inactive 상태의 강의는 수정할 수 없습니다. 먼저 강의를 활성화하세요.</w:t>
+            </w:r>
+          </w:p>
+        </w:tc>
+      </w:tr>
+      <w:tr>
+        <w:tc>
+          <w:tcPr>
+            <w:tcW w:type="dxa" w:w="2436"/>
+          </w:tcPr>
+          <w:p>
+            <w:r>
+              <w:rPr>
+                <w:b/>
+                <w:color w:val="7030A0"/>
+              </w:rPr>
+              <w:t>6.14-30</w:t>
+            </w:r>
+          </w:p>
+        </w:tc>
+        <w:tc>
+          <w:tcPr>
+            <w:tcW w:type="dxa" w:w="2436"/>
+          </w:tcPr>
+          <w:p>
+            <w:r>
+              <w:t>[목표] 스케줄 종료 시각 ≤ 시작 시각 오류 (4.8절) / 입력: 신규 강의 스케줄 MON 09:00~09:00</w:t>
+            </w:r>
+          </w:p>
+        </w:tc>
+        <w:tc>
+          <w:tcPr>
+            <w:tcW w:type="dxa" w:w="2436"/>
+          </w:tcPr>
+          <w:p>
+            <w:r>
+              <w:t>!!! 오류: 종료 시각은 시작 시각보다 이후여야 합니다.</w:t>
+            </w:r>
+          </w:p>
+        </w:tc>
+        <w:tc>
+          <w:tcPr>
+            <w:tcW w:type="dxa" w:w="2436"/>
+          </w:tcPr>
+          <w:p>
+            <w:r>
+              <w:rPr>
+                <w:color w:val="000000"/>
+              </w:rPr>
+              <w:t>!!! 오류: 종료 시각은 시작 시각보다 이후여야 합니다.</w:t>
+            </w:r>
+          </w:p>
+        </w:tc>
+      </w:tr>
+      <w:tr>
+        <w:tc>
+          <w:tcPr>
+            <w:tcW w:type="dxa" w:w="2436"/>
+          </w:tcPr>
+          <w:p>
+            <w:r>
+              <w:rPr>
+                <w:b/>
+                <w:color w:val="7030A0"/>
+              </w:rPr>
+              <w:t>6.14-31</w:t>
+            </w:r>
+          </w:p>
+        </w:tc>
+        <w:tc>
+          <w:tcPr>
+            <w:tcW w:type="dxa" w:w="2436"/>
+          </w:tcPr>
+          <w:p>
+            <w:r>
+              <w:t>[목표] 수강신청 기간 시작 전 과목명 변경 정상 (6.14.2절) / 입력: today=03-01 &lt; reg_start=04-01</w:t>
+            </w:r>
+          </w:p>
+        </w:tc>
+        <w:tc>
+          <w:tcPr>
+            <w:tcW w:type="dxa" w:w="2436"/>
+          </w:tcPr>
+          <w:p>
+            <w:r>
+              <w:t>✓ 강의 수정 완료: 과목명 → 새이름</w:t>
+            </w:r>
+          </w:p>
+        </w:tc>
+        <w:tc>
+          <w:tcPr>
+            <w:tcW w:type="dxa" w:w="2436"/>
+          </w:tcPr>
+          <w:p>
+            <w:r>
+              <w:rPr>
+                <w:color w:val="000000"/>
+              </w:rPr>
+              <w:t>✓ 강의 수정 완료: 과목명 → 새이름</w:t>
             </w:r>
           </w:p>
         </w:tc>
@@ -21664,6 +22180,55 @@
           </w:p>
         </w:tc>
       </w:tr>
+      <w:tr>
+        <w:tc>
+          <w:tcPr>
+            <w:tcW w:type="dxa" w:w="2436"/>
+          </w:tcPr>
+          <w:p>
+            <w:r>
+              <w:rPr>
+                <w:b/>
+                <w:color w:val="7030A0"/>
+              </w:rPr>
+              <w:t>6.15-9</w:t>
+            </w:r>
+          </w:p>
+        </w:tc>
+        <w:tc>
+          <w:tcPr>
+            <w:tcW w:type="dxa" w:w="2436"/>
+          </w:tcPr>
+          <w:p>
+            <w:r>
+              <w:t>[목표] 시작일 = 종료일 경계값 정상 (6.15절 의미 규칙) / 입력: 2026-04-01 ~ 2026-04-01, 학기='2026-1'</w:t>
+            </w:r>
+          </w:p>
+        </w:tc>
+        <w:tc>
+          <w:tcPr>
+            <w:tcW w:type="dxa" w:w="2436"/>
+          </w:tcPr>
+          <w:p>
+            <w:r>
+              <w:t>✓ 수강신청 기간 설정 완료: 2026-04-01 ~ 2026-04-01 | 학기: 2026-1</w:t>
+            </w:r>
+          </w:p>
+        </w:tc>
+        <w:tc>
+          <w:tcPr>
+            <w:tcW w:type="dxa" w:w="2436"/>
+          </w:tcPr>
+          <w:p>
+            <w:r>
+              <w:rPr>
+                <w:color w:val="000000"/>
+              </w:rPr>
+              <w:t>✓ 수강신청 기간 설정 완료: 2026-04-01 ~ 2026-04-01 | 학기: 2026-1</w:t>
+            </w:r>
+          </w:p>
+        </w:tc>
+      </w:tr>
     </w:tbl>
     <w:p>
       <w:pPr>
@@ -21912,11 +22477,11 @@
         <w:br/>
       </w:r>
       <w:r>
-        <w:t>· 2차 신규·변경 TC: 44개(보라, 전부 실측·예상결과 부합)</w:t>
+        <w:t>· 2차 신규·변경 TC: 53개(보라, 전부 실측·예상결과 부합)</w:t>
         <w:br/>
       </w:r>
       <w:r>
-        <w:t>· 전체 TC: 111 + 44 = 155개</w:t>
+        <w:t>· 전체 TC: 111 + 53 = 164개</w:t>
       </w:r>
     </w:p>
     <w:sectPr>

--- a/발표준비/B04_2차_검사_보고서.docx
+++ b/발표준비/B04_2차_검사_보고서.docx
@@ -19021,7 +19021,7 @@
     </w:p>
     <w:p>
       <w:r>
-        <w:t>본 17절은 2차 확장(설계문서 원판 기준)으로 추가·변경된 기능에 대한 실측 검사 결과이다. 각 TC의 '실제 결과'는 서비스/스토리지 계층을 직접 호출하여 실측한 값이다.</w:t>
+        <w:t>본 17절은 2차 확장(설계문서 원판 기준)으로 추가·변경된 기능에 대한 실측 검사 결과이다. 각 TC의 '실제 결과'는 실측한 값이며, 상호작용 화면 TC에는 실제 프로그램 실행 화면 캡처를 함께 첨부하였다. 파일 자동 생성·단일 오류 메시지 출력 등 동작이 자명한 TC는 텍스트로만 기재한다.</w:t>
       </w:r>
     </w:p>
     <w:p>
@@ -19996,6 +19996,42 @@
               <w:t>학년은 1 이상 4 이하의 정수이어야 합니다.</w:t>
             </w:r>
           </w:p>
+          <w:p>
+            <w:r>
+              <w:drawing>
+                <wp:inline xmlns:a="http://schemas.openxmlformats.org/drawingml/2006/main" xmlns:pic="http://schemas.openxmlformats.org/drawingml/2006/picture">
+                  <wp:extent cx="2880000" cy="730141"/>
+                  <wp:docPr id="188" name="Picture 188"/>
+                  <wp:cNvGraphicFramePr>
+                    <a:graphicFrameLocks noChangeAspect="1"/>
+                  </wp:cNvGraphicFramePr>
+                  <a:graphic>
+                    <a:graphicData uri="http://schemas.openxmlformats.org/drawingml/2006/picture">
+                      <pic:pic>
+                        <pic:nvPicPr>
+                          <pic:cNvPr id="0" name="6.3-14.png"/>
+                          <pic:cNvPicPr/>
+                        </pic:nvPicPr>
+                        <pic:blipFill>
+                          <a:blip r:embed="rId75"/>
+                          <a:stretch>
+                            <a:fillRect/>
+                          </a:stretch>
+                        </pic:blipFill>
+                        <pic:spPr>
+                          <a:xfrm>
+                            <a:off x="0" y="0"/>
+                            <a:ext cx="2880000" cy="730141"/>
+                          </a:xfrm>
+                          <a:prstGeom prst="rect"/>
+                        </pic:spPr>
+                      </pic:pic>
+                    </a:graphicData>
+                  </a:graphic>
+                </wp:inline>
+              </w:drawing>
+            </w:r>
+          </w:p>
         </w:tc>
       </w:tr>
       <w:tr>
@@ -20043,6 +20079,42 @@
                 <w:color w:val="000000"/>
               </w:rPr>
               <w:t>grade=2, status=active</w:t>
+            </w:r>
+          </w:p>
+          <w:p>
+            <w:r>
+              <w:drawing>
+                <wp:inline xmlns:a="http://schemas.openxmlformats.org/drawingml/2006/main" xmlns:pic="http://schemas.openxmlformats.org/drawingml/2006/picture">
+                  <wp:extent cx="2880000" cy="2514930"/>
+                  <wp:docPr id="189" name="Picture 189"/>
+                  <wp:cNvGraphicFramePr>
+                    <a:graphicFrameLocks noChangeAspect="1"/>
+                  </wp:cNvGraphicFramePr>
+                  <a:graphic>
+                    <a:graphicData uri="http://schemas.openxmlformats.org/drawingml/2006/picture">
+                      <pic:pic>
+                        <pic:nvPicPr>
+                          <pic:cNvPr id="0" name="6.3-15.png"/>
+                          <pic:cNvPicPr/>
+                        </pic:nvPicPr>
+                        <pic:blipFill>
+                          <a:blip r:embed="rId76"/>
+                          <a:stretch>
+                            <a:fillRect/>
+                          </a:stretch>
+                        </pic:blipFill>
+                        <pic:spPr>
+                          <a:xfrm>
+                            <a:off x="0" y="0"/>
+                            <a:ext cx="2880000" cy="2514930"/>
+                          </a:xfrm>
+                          <a:prstGeom prst="rect"/>
+                        </pic:spPr>
+                      </pic:pic>
+                    </a:graphicData>
+                  </a:graphic>
+                </wp:inline>
+              </w:drawing>
             </w:r>
           </w:p>
         </w:tc>
@@ -20180,6 +20252,42 @@
               <w:t>목록 6건; 1001-01 스케줄요일=MON/WED</w:t>
             </w:r>
           </w:p>
+          <w:p>
+            <w:r>
+              <w:drawing>
+                <wp:inline xmlns:a="http://schemas.openxmlformats.org/drawingml/2006/main" xmlns:pic="http://schemas.openxmlformats.org/drawingml/2006/picture">
+                  <wp:extent cx="2880000" cy="978609"/>
+                  <wp:docPr id="190" name="Picture 190"/>
+                  <wp:cNvGraphicFramePr>
+                    <a:graphicFrameLocks noChangeAspect="1"/>
+                  </wp:cNvGraphicFramePr>
+                  <a:graphic>
+                    <a:graphicData uri="http://schemas.openxmlformats.org/drawingml/2006/picture">
+                      <pic:pic>
+                        <pic:nvPicPr>
+                          <pic:cNvPr id="0" name="6.7-7.png"/>
+                          <pic:cNvPicPr/>
+                        </pic:nvPicPr>
+                        <pic:blipFill>
+                          <a:blip r:embed="rId77"/>
+                          <a:stretch>
+                            <a:fillRect/>
+                          </a:stretch>
+                        </pic:blipFill>
+                        <pic:spPr>
+                          <a:xfrm>
+                            <a:off x="0" y="0"/>
+                            <a:ext cx="2880000" cy="978609"/>
+                          </a:xfrm>
+                          <a:prstGeom prst="rect"/>
+                        </pic:spPr>
+                      </pic:pic>
+                    </a:graphicData>
+                  </a:graphic>
+                </wp:inline>
+              </w:drawing>
+            </w:r>
+          </w:p>
         </w:tc>
       </w:tr>
       <w:tr>
@@ -20229,6 +20337,42 @@
               <w:t>limit_grade=2, limit_major=컴퓨터공학부</w:t>
             </w:r>
           </w:p>
+          <w:p>
+            <w:r>
+              <w:drawing>
+                <wp:inline xmlns:a="http://schemas.openxmlformats.org/drawingml/2006/main" xmlns:pic="http://schemas.openxmlformats.org/drawingml/2006/picture">
+                  <wp:extent cx="2880000" cy="978609"/>
+                  <wp:docPr id="191" name="Picture 191"/>
+                  <wp:cNvGraphicFramePr>
+                    <a:graphicFrameLocks noChangeAspect="1"/>
+                  </wp:cNvGraphicFramePr>
+                  <a:graphic>
+                    <a:graphicData uri="http://schemas.openxmlformats.org/drawingml/2006/picture">
+                      <pic:pic>
+                        <pic:nvPicPr>
+                          <pic:cNvPr id="0" name="6.7-7.png"/>
+                          <pic:cNvPicPr/>
+                        </pic:nvPicPr>
+                        <pic:blipFill>
+                          <a:blip r:embed="rId77"/>
+                          <a:stretch>
+                            <a:fillRect/>
+                          </a:stretch>
+                        </pic:blipFill>
+                        <pic:spPr>
+                          <a:xfrm>
+                            <a:off x="0" y="0"/>
+                            <a:ext cx="2880000" cy="978609"/>
+                          </a:xfrm>
+                          <a:prstGeom prst="rect"/>
+                        </pic:spPr>
+                      </pic:pic>
+                    </a:graphicData>
+                  </a:graphic>
+                </wp:inline>
+              </w:drawing>
+            </w:r>
+          </w:p>
         </w:tc>
       </w:tr>
       <w:tr>
@@ -20278,6 +20422,42 @@
               <w:t>목록 과목코드=['1001', '1002', '1003', '2001', '3001']; 9001 포함=False</w:t>
             </w:r>
           </w:p>
+          <w:p>
+            <w:r>
+              <w:drawing>
+                <wp:inline xmlns:a="http://schemas.openxmlformats.org/drawingml/2006/main" xmlns:pic="http://schemas.openxmlformats.org/drawingml/2006/picture">
+                  <wp:extent cx="2880000" cy="978609"/>
+                  <wp:docPr id="192" name="Picture 192"/>
+                  <wp:cNvGraphicFramePr>
+                    <a:graphicFrameLocks noChangeAspect="1"/>
+                  </wp:cNvGraphicFramePr>
+                  <a:graphic>
+                    <a:graphicData uri="http://schemas.openxmlformats.org/drawingml/2006/picture">
+                      <pic:pic>
+                        <pic:nvPicPr>
+                          <pic:cNvPr id="0" name="6.7-7.png"/>
+                          <pic:cNvPicPr/>
+                        </pic:nvPicPr>
+                        <pic:blipFill>
+                          <a:blip r:embed="rId77"/>
+                          <a:stretch>
+                            <a:fillRect/>
+                          </a:stretch>
+                        </pic:blipFill>
+                        <pic:spPr>
+                          <a:xfrm>
+                            <a:off x="0" y="0"/>
+                            <a:ext cx="2880000" cy="978609"/>
+                          </a:xfrm>
+                          <a:prstGeom prst="rect"/>
+                        </pic:spPr>
+                      </pic:pic>
+                    </a:graphicData>
+                  </a:graphic>
+                </wp:inline>
+              </w:drawing>
+            </w:r>
+          </w:p>
         </w:tc>
       </w:tr>
       <w:tr>
@@ -20327,6 +20507,42 @@
               <w:t>목록=['1001-02', '1002-01', '1003-01', '2001-01', '3001-01']; 1001-01 포함=False</w:t>
             </w:r>
           </w:p>
+          <w:p>
+            <w:r>
+              <w:drawing>
+                <wp:inline xmlns:a="http://schemas.openxmlformats.org/drawingml/2006/main" xmlns:pic="http://schemas.openxmlformats.org/drawingml/2006/picture">
+                  <wp:extent cx="2880000" cy="978609"/>
+                  <wp:docPr id="193" name="Picture 193"/>
+                  <wp:cNvGraphicFramePr>
+                    <a:graphicFrameLocks noChangeAspect="1"/>
+                  </wp:cNvGraphicFramePr>
+                  <a:graphic>
+                    <a:graphicData uri="http://schemas.openxmlformats.org/drawingml/2006/picture">
+                      <pic:pic>
+                        <pic:nvPicPr>
+                          <pic:cNvPr id="0" name="6.7-7.png"/>
+                          <pic:cNvPicPr/>
+                        </pic:nvPicPr>
+                        <pic:blipFill>
+                          <a:blip r:embed="rId77"/>
+                          <a:stretch>
+                            <a:fillRect/>
+                          </a:stretch>
+                        </pic:blipFill>
+                        <pic:spPr>
+                          <a:xfrm>
+                            <a:off x="0" y="0"/>
+                            <a:ext cx="2880000" cy="978609"/>
+                          </a:xfrm>
+                          <a:prstGeom prst="rect"/>
+                        </pic:spPr>
+                      </pic:pic>
+                    </a:graphicData>
+                  </a:graphic>
+                </wp:inline>
+              </w:drawing>
+            </w:r>
+          </w:p>
         </w:tc>
       </w:tr>
       <w:tr>
@@ -20374,6 +20590,42 @@
                 <w:color w:val="000000"/>
               </w:rPr>
               <w:t>1002행 [제한]=True; 1001행 [제한]=False; 1002행 목록 유지=True</w:t>
+            </w:r>
+          </w:p>
+          <w:p>
+            <w:r>
+              <w:drawing>
+                <wp:inline xmlns:a="http://schemas.openxmlformats.org/drawingml/2006/main" xmlns:pic="http://schemas.openxmlformats.org/drawingml/2006/picture">
+                  <wp:extent cx="2880000" cy="927827"/>
+                  <wp:docPr id="194" name="Picture 194"/>
+                  <wp:cNvGraphicFramePr>
+                    <a:graphicFrameLocks noChangeAspect="1"/>
+                  </wp:cNvGraphicFramePr>
+                  <a:graphic>
+                    <a:graphicData uri="http://schemas.openxmlformats.org/drawingml/2006/picture">
+                      <pic:pic>
+                        <pic:nvPicPr>
+                          <pic:cNvPr id="0" name="6.7-11.png"/>
+                          <pic:cNvPicPr/>
+                        </pic:nvPicPr>
+                        <pic:blipFill>
+                          <a:blip r:embed="rId78"/>
+                          <a:stretch>
+                            <a:fillRect/>
+                          </a:stretch>
+                        </pic:blipFill>
+                        <pic:spPr>
+                          <a:xfrm>
+                            <a:off x="0" y="0"/>
+                            <a:ext cx="2880000" cy="927827"/>
+                          </a:xfrm>
+                          <a:prstGeom prst="rect"/>
+                        </pic:spPr>
+                      </pic:pic>
+                    </a:graphicData>
+                  </a:graphic>
+                </wp:inline>
+              </w:drawing>
             </w:r>
           </w:p>
         </w:tc>
@@ -20511,6 +20763,42 @@
               <w:t>!!! 오류: 현재 학기(2026-1)에 개설된 과목이 아닙니다.</w:t>
             </w:r>
           </w:p>
+          <w:p>
+            <w:r>
+              <w:drawing>
+                <wp:inline xmlns:a="http://schemas.openxmlformats.org/drawingml/2006/main" xmlns:pic="http://schemas.openxmlformats.org/drawingml/2006/picture">
+                  <wp:extent cx="2880000" cy="1176338"/>
+                  <wp:docPr id="195" name="Picture 195"/>
+                  <wp:cNvGraphicFramePr>
+                    <a:graphicFrameLocks noChangeAspect="1"/>
+                  </wp:cNvGraphicFramePr>
+                  <a:graphic>
+                    <a:graphicData uri="http://schemas.openxmlformats.org/drawingml/2006/picture">
+                      <pic:pic>
+                        <pic:nvPicPr>
+                          <pic:cNvPr id="0" name="6.9-15.png"/>
+                          <pic:cNvPicPr/>
+                        </pic:nvPicPr>
+                        <pic:blipFill>
+                          <a:blip r:embed="rId79"/>
+                          <a:stretch>
+                            <a:fillRect/>
+                          </a:stretch>
+                        </pic:blipFill>
+                        <pic:spPr>
+                          <a:xfrm>
+                            <a:off x="0" y="0"/>
+                            <a:ext cx="2880000" cy="1176338"/>
+                          </a:xfrm>
+                          <a:prstGeom prst="rect"/>
+                        </pic:spPr>
+                      </pic:pic>
+                    </a:graphicData>
+                  </a:graphic>
+                </wp:inline>
+              </w:drawing>
+            </w:r>
+          </w:p>
         </w:tc>
       </w:tr>
       <w:tr>
@@ -20560,6 +20848,42 @@
               <w:t>!!! 오류: 이 과목은 2학년 학생만 수강신청할 수 있습니다.</w:t>
             </w:r>
           </w:p>
+          <w:p>
+            <w:r>
+              <w:drawing>
+                <wp:inline xmlns:a="http://schemas.openxmlformats.org/drawingml/2006/main" xmlns:pic="http://schemas.openxmlformats.org/drawingml/2006/picture">
+                  <wp:extent cx="2880000" cy="1015441"/>
+                  <wp:docPr id="196" name="Picture 196"/>
+                  <wp:cNvGraphicFramePr>
+                    <a:graphicFrameLocks noChangeAspect="1"/>
+                  </wp:cNvGraphicFramePr>
+                  <a:graphic>
+                    <a:graphicData uri="http://schemas.openxmlformats.org/drawingml/2006/picture">
+                      <pic:pic>
+                        <pic:nvPicPr>
+                          <pic:cNvPr id="0" name="6.9-16.png"/>
+                          <pic:cNvPicPr/>
+                        </pic:nvPicPr>
+                        <pic:blipFill>
+                          <a:blip r:embed="rId80"/>
+                          <a:stretch>
+                            <a:fillRect/>
+                          </a:stretch>
+                        </pic:blipFill>
+                        <pic:spPr>
+                          <a:xfrm>
+                            <a:off x="0" y="0"/>
+                            <a:ext cx="2880000" cy="1015441"/>
+                          </a:xfrm>
+                          <a:prstGeom prst="rect"/>
+                        </pic:spPr>
+                      </pic:pic>
+                    </a:graphicData>
+                  </a:graphic>
+                </wp:inline>
+              </w:drawing>
+            </w:r>
+          </w:p>
         </w:tc>
       </w:tr>
       <w:tr>
@@ -20609,6 +20933,42 @@
               <w:t>!!! 오류: 이 과목은 컴퓨터공학부 학생만 수강신청할 수 있습니다.</w:t>
             </w:r>
           </w:p>
+          <w:p>
+            <w:r>
+              <w:drawing>
+                <wp:inline xmlns:a="http://schemas.openxmlformats.org/drawingml/2006/main" xmlns:pic="http://schemas.openxmlformats.org/drawingml/2006/picture">
+                  <wp:extent cx="2880000" cy="1015441"/>
+                  <wp:docPr id="197" name="Picture 197"/>
+                  <wp:cNvGraphicFramePr>
+                    <a:graphicFrameLocks noChangeAspect="1"/>
+                  </wp:cNvGraphicFramePr>
+                  <a:graphic>
+                    <a:graphicData uri="http://schemas.openxmlformats.org/drawingml/2006/picture">
+                      <pic:pic>
+                        <pic:nvPicPr>
+                          <pic:cNvPr id="0" name="6.9-17.png"/>
+                          <pic:cNvPicPr/>
+                        </pic:nvPicPr>
+                        <pic:blipFill>
+                          <a:blip r:embed="rId81"/>
+                          <a:stretch>
+                            <a:fillRect/>
+                          </a:stretch>
+                        </pic:blipFill>
+                        <pic:spPr>
+                          <a:xfrm>
+                            <a:off x="0" y="0"/>
+                            <a:ext cx="2880000" cy="1015441"/>
+                          </a:xfrm>
+                          <a:prstGeom prst="rect"/>
+                        </pic:spPr>
+                      </pic:pic>
+                    </a:graphicData>
+                  </a:graphic>
+                </wp:inline>
+              </w:drawing>
+            </w:r>
+          </w:p>
         </w:tc>
       </w:tr>
       <w:tr>
@@ -20658,6 +21018,42 @@
               <w:t>!!! 오류: 선수과목을 이수하지 않았습니다. 미이수 선수과목: 자료구조</w:t>
             </w:r>
           </w:p>
+          <w:p>
+            <w:r>
+              <w:drawing>
+                <wp:inline xmlns:a="http://schemas.openxmlformats.org/drawingml/2006/main" xmlns:pic="http://schemas.openxmlformats.org/drawingml/2006/picture">
+                  <wp:extent cx="2880000" cy="1176338"/>
+                  <wp:docPr id="198" name="Picture 198"/>
+                  <wp:cNvGraphicFramePr>
+                    <a:graphicFrameLocks noChangeAspect="1"/>
+                  </wp:cNvGraphicFramePr>
+                  <a:graphic>
+                    <a:graphicData uri="http://schemas.openxmlformats.org/drawingml/2006/picture">
+                      <pic:pic>
+                        <pic:nvPicPr>
+                          <pic:cNvPr id="0" name="6.9-18.png"/>
+                          <pic:cNvPicPr/>
+                        </pic:nvPicPr>
+                        <pic:blipFill>
+                          <a:blip r:embed="rId82"/>
+                          <a:stretch>
+                            <a:fillRect/>
+                          </a:stretch>
+                        </pic:blipFill>
+                        <pic:spPr>
+                          <a:xfrm>
+                            <a:off x="0" y="0"/>
+                            <a:ext cx="2880000" cy="1176338"/>
+                          </a:xfrm>
+                          <a:prstGeom prst="rect"/>
+                        </pic:spPr>
+                      </pic:pic>
+                    </a:graphicData>
+                  </a:graphic>
+                </wp:inline>
+              </w:drawing>
+            </w:r>
+          </w:p>
         </w:tc>
       </w:tr>
       <w:tr>
@@ -20707,6 +21103,42 @@
               <w:t>✓ 수강신청 완료: 알고리즘</w:t>
             </w:r>
           </w:p>
+          <w:p>
+            <w:r>
+              <w:drawing>
+                <wp:inline xmlns:a="http://schemas.openxmlformats.org/drawingml/2006/main" xmlns:pic="http://schemas.openxmlformats.org/drawingml/2006/picture">
+                  <wp:extent cx="2880000" cy="1287887"/>
+                  <wp:docPr id="199" name="Picture 199"/>
+                  <wp:cNvGraphicFramePr>
+                    <a:graphicFrameLocks noChangeAspect="1"/>
+                  </wp:cNvGraphicFramePr>
+                  <a:graphic>
+                    <a:graphicData uri="http://schemas.openxmlformats.org/drawingml/2006/picture">
+                      <pic:pic>
+                        <pic:nvPicPr>
+                          <pic:cNvPr id="0" name="6.9-19.png"/>
+                          <pic:cNvPicPr/>
+                        </pic:nvPicPr>
+                        <pic:blipFill>
+                          <a:blip r:embed="rId83"/>
+                          <a:stretch>
+                            <a:fillRect/>
+                          </a:stretch>
+                        </pic:blipFill>
+                        <pic:spPr>
+                          <a:xfrm>
+                            <a:off x="0" y="0"/>
+                            <a:ext cx="2880000" cy="1287887"/>
+                          </a:xfrm>
+                          <a:prstGeom prst="rect"/>
+                        </pic:spPr>
+                      </pic:pic>
+                    </a:graphicData>
+                  </a:graphic>
+                </wp:inline>
+              </w:drawing>
+            </w:r>
+          </w:p>
         </w:tc>
       </w:tr>
       <w:tr>
@@ -20756,6 +21188,42 @@
               <w:t>!!! 오류: 스케줄 충돌 - 자료구조 (MON 13:00~14:30)과 겹칩니다.</w:t>
             </w:r>
           </w:p>
+          <w:p>
+            <w:r>
+              <w:drawing>
+                <wp:inline xmlns:a="http://schemas.openxmlformats.org/drawingml/2006/main" xmlns:pic="http://schemas.openxmlformats.org/drawingml/2006/picture">
+                  <wp:extent cx="2880000" cy="1176338"/>
+                  <wp:docPr id="200" name="Picture 200"/>
+                  <wp:cNvGraphicFramePr>
+                    <a:graphicFrameLocks noChangeAspect="1"/>
+                  </wp:cNvGraphicFramePr>
+                  <a:graphic>
+                    <a:graphicData uri="http://schemas.openxmlformats.org/drawingml/2006/picture">
+                      <pic:pic>
+                        <pic:nvPicPr>
+                          <pic:cNvPr id="0" name="6.9-20.png"/>
+                          <pic:cNvPicPr/>
+                        </pic:nvPicPr>
+                        <pic:blipFill>
+                          <a:blip r:embed="rId84"/>
+                          <a:stretch>
+                            <a:fillRect/>
+                          </a:stretch>
+                        </pic:blipFill>
+                        <pic:spPr>
+                          <a:xfrm>
+                            <a:off x="0" y="0"/>
+                            <a:ext cx="2880000" cy="1176338"/>
+                          </a:xfrm>
+                          <a:prstGeom prst="rect"/>
+                        </pic:spPr>
+                      </pic:pic>
+                    </a:graphicData>
+                  </a:graphic>
+                </wp:inline>
+              </w:drawing>
+            </w:r>
+          </w:p>
         </w:tc>
       </w:tr>
       <w:tr>
@@ -20803,6 +21271,42 @@
                 <w:color w:val="000000"/>
               </w:rPr>
               <w:t>✓ 수강신청 완료: 뒤</w:t>
+            </w:r>
+          </w:p>
+          <w:p>
+            <w:r>
+              <w:drawing>
+                <wp:inline xmlns:a="http://schemas.openxmlformats.org/drawingml/2006/main" xmlns:pic="http://schemas.openxmlformats.org/drawingml/2006/picture">
+                  <wp:extent cx="2880000" cy="1287887"/>
+                  <wp:docPr id="201" name="Picture 201"/>
+                  <wp:cNvGraphicFramePr>
+                    <a:graphicFrameLocks noChangeAspect="1"/>
+                  </wp:cNvGraphicFramePr>
+                  <a:graphic>
+                    <a:graphicData uri="http://schemas.openxmlformats.org/drawingml/2006/picture">
+                      <pic:pic>
+                        <pic:nvPicPr>
+                          <pic:cNvPr id="0" name="6.9-21.png"/>
+                          <pic:cNvPicPr/>
+                        </pic:nvPicPr>
+                        <pic:blipFill>
+                          <a:blip r:embed="rId85"/>
+                          <a:stretch>
+                            <a:fillRect/>
+                          </a:stretch>
+                        </pic:blipFill>
+                        <pic:spPr>
+                          <a:xfrm>
+                            <a:off x="0" y="0"/>
+                            <a:ext cx="2880000" cy="1287887"/>
+                          </a:xfrm>
+                          <a:prstGeom prst="rect"/>
+                        </pic:spPr>
+                      </pic:pic>
+                    </a:graphicData>
+                  </a:graphic>
+                </wp:inline>
+              </w:drawing>
             </w:r>
           </w:p>
         </w:tc>
@@ -20940,6 +21444,42 @@
               <w:t>시간표행수=2(요일 ['MON', 'WED']); 학점=3</w:t>
             </w:r>
           </w:p>
+          <w:p>
+            <w:r>
+              <w:drawing>
+                <wp:inline xmlns:a="http://schemas.openxmlformats.org/drawingml/2006/main" xmlns:pic="http://schemas.openxmlformats.org/drawingml/2006/picture">
+                  <wp:extent cx="2880000" cy="1340438"/>
+                  <wp:docPr id="202" name="Picture 202"/>
+                  <wp:cNvGraphicFramePr>
+                    <a:graphicFrameLocks noChangeAspect="1"/>
+                  </wp:cNvGraphicFramePr>
+                  <a:graphic>
+                    <a:graphicData uri="http://schemas.openxmlformats.org/drawingml/2006/picture">
+                      <pic:pic>
+                        <pic:nvPicPr>
+                          <pic:cNvPr id="0" name="6.12-4.png"/>
+                          <pic:cNvPicPr/>
+                        </pic:nvPicPr>
+                        <pic:blipFill>
+                          <a:blip r:embed="rId86"/>
+                          <a:stretch>
+                            <a:fillRect/>
+                          </a:stretch>
+                        </pic:blipFill>
+                        <pic:spPr>
+                          <a:xfrm>
+                            <a:off x="0" y="0"/>
+                            <a:ext cx="2880000" cy="1340438"/>
+                          </a:xfrm>
+                          <a:prstGeom prst="rect"/>
+                        </pic:spPr>
+                      </pic:pic>
+                    </a:graphicData>
+                  </a:graphic>
+                </wp:inline>
+              </w:drawing>
+            </w:r>
+          </w:p>
         </w:tc>
       </w:tr>
       <w:tr>
@@ -20987,6 +21527,42 @@
                 <w:color w:val="000000"/>
               </w:rPr>
               <w:t>시간표행수=2(요일 ['MON', 'WED']); 학점=3</w:t>
+            </w:r>
+          </w:p>
+          <w:p>
+            <w:r>
+              <w:drawing>
+                <wp:inline xmlns:a="http://schemas.openxmlformats.org/drawingml/2006/main" xmlns:pic="http://schemas.openxmlformats.org/drawingml/2006/picture">
+                  <wp:extent cx="2880000" cy="1340438"/>
+                  <wp:docPr id="203" name="Picture 203"/>
+                  <wp:cNvGraphicFramePr>
+                    <a:graphicFrameLocks noChangeAspect="1"/>
+                  </wp:cNvGraphicFramePr>
+                  <a:graphic>
+                    <a:graphicData uri="http://schemas.openxmlformats.org/drawingml/2006/picture">
+                      <pic:pic>
+                        <pic:nvPicPr>
+                          <pic:cNvPr id="0" name="6.12-4.png"/>
+                          <pic:cNvPicPr/>
+                        </pic:nvPicPr>
+                        <pic:blipFill>
+                          <a:blip r:embed="rId86"/>
+                          <a:stretch>
+                            <a:fillRect/>
+                          </a:stretch>
+                        </pic:blipFill>
+                        <pic:spPr>
+                          <a:xfrm>
+                            <a:off x="0" y="0"/>
+                            <a:ext cx="2880000" cy="1340438"/>
+                          </a:xfrm>
+                          <a:prstGeom prst="rect"/>
+                        </pic:spPr>
+                      </pic:pic>
+                    </a:graphicData>
+                  </a:graphic>
+                </wp:inline>
+              </w:drawing>
             </w:r>
           </w:p>
         </w:tc>
@@ -21124,6 +21700,42 @@
               <w:t>✓ 학생 등록 완료; grade=2, status=active</w:t>
             </w:r>
           </w:p>
+          <w:p>
+            <w:r>
+              <w:drawing>
+                <wp:inline xmlns:a="http://schemas.openxmlformats.org/drawingml/2006/main" xmlns:pic="http://schemas.openxmlformats.org/drawingml/2006/picture">
+                  <wp:extent cx="2880000" cy="2180282"/>
+                  <wp:docPr id="204" name="Picture 204"/>
+                  <wp:cNvGraphicFramePr>
+                    <a:graphicFrameLocks noChangeAspect="1"/>
+                  </wp:cNvGraphicFramePr>
+                  <a:graphic>
+                    <a:graphicData uri="http://schemas.openxmlformats.org/drawingml/2006/picture">
+                      <pic:pic>
+                        <pic:nvPicPr>
+                          <pic:cNvPr id="0" name="6.13-10.png"/>
+                          <pic:cNvPicPr/>
+                        </pic:nvPicPr>
+                        <pic:blipFill>
+                          <a:blip r:embed="rId87"/>
+                          <a:stretch>
+                            <a:fillRect/>
+                          </a:stretch>
+                        </pic:blipFill>
+                        <pic:spPr>
+                          <a:xfrm>
+                            <a:off x="0" y="0"/>
+                            <a:ext cx="2880000" cy="2180282"/>
+                          </a:xfrm>
+                          <a:prstGeom prst="rect"/>
+                        </pic:spPr>
+                      </pic:pic>
+                    </a:graphicData>
+                  </a:graphic>
+                </wp:inline>
+              </w:drawing>
+            </w:r>
+          </w:p>
         </w:tc>
       </w:tr>
     </w:tbl>
@@ -21406,6 +22018,42 @@
               <w:t>!!! 오류: 수강신청 기간 시작 이후에는 과목명을 수정할 수 없습니다.</w:t>
             </w:r>
           </w:p>
+          <w:p>
+            <w:r>
+              <w:drawing>
+                <wp:inline xmlns:a="http://schemas.openxmlformats.org/drawingml/2006/main" xmlns:pic="http://schemas.openxmlformats.org/drawingml/2006/picture">
+                  <wp:extent cx="2880000" cy="665160"/>
+                  <wp:docPr id="205" name="Picture 205"/>
+                  <wp:cNvGraphicFramePr>
+                    <a:graphicFrameLocks noChangeAspect="1"/>
+                  </wp:cNvGraphicFramePr>
+                  <a:graphic>
+                    <a:graphicData uri="http://schemas.openxmlformats.org/drawingml/2006/picture">
+                      <pic:pic>
+                        <pic:nvPicPr>
+                          <pic:cNvPr id="0" name="6.14-19.png"/>
+                          <pic:cNvPicPr/>
+                        </pic:nvPicPr>
+                        <pic:blipFill>
+                          <a:blip r:embed="rId88"/>
+                          <a:stretch>
+                            <a:fillRect/>
+                          </a:stretch>
+                        </pic:blipFill>
+                        <pic:spPr>
+                          <a:xfrm>
+                            <a:off x="0" y="0"/>
+                            <a:ext cx="2880000" cy="665160"/>
+                          </a:xfrm>
+                          <a:prstGeom prst="rect"/>
+                        </pic:spPr>
+                      </pic:pic>
+                    </a:graphicData>
+                  </a:graphic>
+                </wp:inline>
+              </w:drawing>
+            </w:r>
+          </w:p>
         </w:tc>
       </w:tr>
       <w:tr>
@@ -21504,6 +22152,42 @@
               <w:t>✓ 강의 수정 완료: 정원 → 50</w:t>
             </w:r>
           </w:p>
+          <w:p>
+            <w:r>
+              <w:drawing>
+                <wp:inline xmlns:a="http://schemas.openxmlformats.org/drawingml/2006/main" xmlns:pic="http://schemas.openxmlformats.org/drawingml/2006/picture">
+                  <wp:extent cx="2880000" cy="665160"/>
+                  <wp:docPr id="206" name="Picture 206"/>
+                  <wp:cNvGraphicFramePr>
+                    <a:graphicFrameLocks noChangeAspect="1"/>
+                  </wp:cNvGraphicFramePr>
+                  <a:graphic>
+                    <a:graphicData uri="http://schemas.openxmlformats.org/drawingml/2006/picture">
+                      <pic:pic>
+                        <pic:nvPicPr>
+                          <pic:cNvPr id="0" name="6.14-21.png"/>
+                          <pic:cNvPicPr/>
+                        </pic:nvPicPr>
+                        <pic:blipFill>
+                          <a:blip r:embed="rId89"/>
+                          <a:stretch>
+                            <a:fillRect/>
+                          </a:stretch>
+                        </pic:blipFill>
+                        <pic:spPr>
+                          <a:xfrm>
+                            <a:off x="0" y="0"/>
+                            <a:ext cx="2880000" cy="665160"/>
+                          </a:xfrm>
+                          <a:prstGeom prst="rect"/>
+                        </pic:spPr>
+                      </pic:pic>
+                    </a:graphicData>
+                  </a:graphic>
+                </wp:inline>
+              </w:drawing>
+            </w:r>
+          </w:p>
         </w:tc>
       </w:tr>
       <w:tr>
@@ -21553,6 +22237,42 @@
               <w:t>!!! 오류: 정원은 가장 작은 강의실(공학관101, 60석)의 좌석 수를 초과할 수 없습니다.</w:t>
             </w:r>
           </w:p>
+          <w:p>
+            <w:r>
+              <w:drawing>
+                <wp:inline xmlns:a="http://schemas.openxmlformats.org/drawingml/2006/main" xmlns:pic="http://schemas.openxmlformats.org/drawingml/2006/picture">
+                  <wp:extent cx="2880000" cy="665160"/>
+                  <wp:docPr id="207" name="Picture 207"/>
+                  <wp:cNvGraphicFramePr>
+                    <a:graphicFrameLocks noChangeAspect="1"/>
+                  </wp:cNvGraphicFramePr>
+                  <a:graphic>
+                    <a:graphicData uri="http://schemas.openxmlformats.org/drawingml/2006/picture">
+                      <pic:pic>
+                        <pic:nvPicPr>
+                          <pic:cNvPr id="0" name="6.14-22.png"/>
+                          <pic:cNvPicPr/>
+                        </pic:nvPicPr>
+                        <pic:blipFill>
+                          <a:blip r:embed="rId90"/>
+                          <a:stretch>
+                            <a:fillRect/>
+                          </a:stretch>
+                        </pic:blipFill>
+                        <pic:spPr>
+                          <a:xfrm>
+                            <a:off x="0" y="0"/>
+                            <a:ext cx="2880000" cy="665160"/>
+                          </a:xfrm>
+                          <a:prstGeom prst="rect"/>
+                        </pic:spPr>
+                      </pic:pic>
+                    </a:graphicData>
+                  </a:graphic>
+                </wp:inline>
+              </w:drawing>
+            </w:r>
+          </w:p>
         </w:tc>
       </w:tr>
       <w:tr>
@@ -21600,6 +22320,42 @@
                 <w:color w:val="000000"/>
               </w:rPr>
               <w:t>!!! 오류: 정원은 현재 신청 인원(2명) 이상이어야 합니다.</w:t>
+            </w:r>
+          </w:p>
+          <w:p>
+            <w:r>
+              <w:drawing>
+                <wp:inline xmlns:a="http://schemas.openxmlformats.org/drawingml/2006/main" xmlns:pic="http://schemas.openxmlformats.org/drawingml/2006/picture">
+                  <wp:extent cx="2880000" cy="706841"/>
+                  <wp:docPr id="208" name="Picture 208"/>
+                  <wp:cNvGraphicFramePr>
+                    <a:graphicFrameLocks noChangeAspect="1"/>
+                  </wp:cNvGraphicFramePr>
+                  <a:graphic>
+                    <a:graphicData uri="http://schemas.openxmlformats.org/drawingml/2006/picture">
+                      <pic:pic>
+                        <pic:nvPicPr>
+                          <pic:cNvPr id="0" name="6.14-23.png"/>
+                          <pic:cNvPicPr/>
+                        </pic:nvPicPr>
+                        <pic:blipFill>
+                          <a:blip r:embed="rId91"/>
+                          <a:stretch>
+                            <a:fillRect/>
+                          </a:stretch>
+                        </pic:blipFill>
+                        <pic:spPr>
+                          <a:xfrm>
+                            <a:off x="0" y="0"/>
+                            <a:ext cx="2880000" cy="706841"/>
+                          </a:xfrm>
+                          <a:prstGeom prst="rect"/>
+                        </pic:spPr>
+                      </pic:pic>
+                    </a:graphicData>
+                  </a:graphic>
+                </wp:inline>
+              </w:drawing>
             </w:r>
           </w:p>
         </w:tc>
@@ -22178,6 +22934,42 @@
               <w:t>✓ 수강신청 기간 설정 완료: 2026-09-01 ~ 2026-09-07 | 학기: 2026-2</w:t>
             </w:r>
           </w:p>
+          <w:p>
+            <w:r>
+              <w:drawing>
+                <wp:inline xmlns:a="http://schemas.openxmlformats.org/drawingml/2006/main" xmlns:pic="http://schemas.openxmlformats.org/drawingml/2006/picture">
+                  <wp:extent cx="2880000" cy="953239"/>
+                  <wp:docPr id="209" name="Picture 209"/>
+                  <wp:cNvGraphicFramePr>
+                    <a:graphicFrameLocks noChangeAspect="1"/>
+                  </wp:cNvGraphicFramePr>
+                  <a:graphic>
+                    <a:graphicData uri="http://schemas.openxmlformats.org/drawingml/2006/picture">
+                      <pic:pic>
+                        <pic:nvPicPr>
+                          <pic:cNvPr id="0" name="6.15-8.png"/>
+                          <pic:cNvPicPr/>
+                        </pic:nvPicPr>
+                        <pic:blipFill>
+                          <a:blip r:embed="rId92"/>
+                          <a:stretch>
+                            <a:fillRect/>
+                          </a:stretch>
+                        </pic:blipFill>
+                        <pic:spPr>
+                          <a:xfrm>
+                            <a:off x="0" y="0"/>
+                            <a:ext cx="2880000" cy="953239"/>
+                          </a:xfrm>
+                          <a:prstGeom prst="rect"/>
+                        </pic:spPr>
+                      </pic:pic>
+                    </a:graphicData>
+                  </a:graphic>
+                </wp:inline>
+              </w:drawing>
+            </w:r>
+          </w:p>
         </w:tc>
       </w:tr>
       <w:tr>
@@ -22225,6 +23017,42 @@
                 <w:color w:val="000000"/>
               </w:rPr>
               <w:t>✓ 수강신청 기간 설정 완료: 2026-04-01 ~ 2026-04-01 | 학기: 2026-1</w:t>
+            </w:r>
+          </w:p>
+          <w:p>
+            <w:r>
+              <w:drawing>
+                <wp:inline xmlns:a="http://schemas.openxmlformats.org/drawingml/2006/main" xmlns:pic="http://schemas.openxmlformats.org/drawingml/2006/picture">
+                  <wp:extent cx="2880000" cy="953239"/>
+                  <wp:docPr id="210" name="Picture 210"/>
+                  <wp:cNvGraphicFramePr>
+                    <a:graphicFrameLocks noChangeAspect="1"/>
+                  </wp:cNvGraphicFramePr>
+                  <a:graphic>
+                    <a:graphicData uri="http://schemas.openxmlformats.org/drawingml/2006/picture">
+                      <pic:pic>
+                        <pic:nvPicPr>
+                          <pic:cNvPr id="0" name="6.15-9.png"/>
+                          <pic:cNvPicPr/>
+                        </pic:nvPicPr>
+                        <pic:blipFill>
+                          <a:blip r:embed="rId93"/>
+                          <a:stretch>
+                            <a:fillRect/>
+                          </a:stretch>
+                        </pic:blipFill>
+                        <pic:spPr>
+                          <a:xfrm>
+                            <a:off x="0" y="0"/>
+                            <a:ext cx="2880000" cy="953239"/>
+                          </a:xfrm>
+                          <a:prstGeom prst="rect"/>
+                        </pic:spPr>
+                      </pic:pic>
+                    </a:graphicData>
+                  </a:graphic>
+                </wp:inline>
+              </w:drawing>
             </w:r>
           </w:p>
         </w:tc>
@@ -22362,6 +23190,42 @@
               <w:t>1001, 1002, 1003</w:t>
             </w:r>
           </w:p>
+          <w:p>
+            <w:r>
+              <w:drawing>
+                <wp:inline xmlns:a="http://schemas.openxmlformats.org/drawingml/2006/main" xmlns:pic="http://schemas.openxmlformats.org/drawingml/2006/picture">
+                  <wp:extent cx="2880000" cy="1064789"/>
+                  <wp:docPr id="211" name="Picture 211"/>
+                  <wp:cNvGraphicFramePr>
+                    <a:graphicFrameLocks noChangeAspect="1"/>
+                  </wp:cNvGraphicFramePr>
+                  <a:graphic>
+                    <a:graphicData uri="http://schemas.openxmlformats.org/drawingml/2006/picture">
+                      <pic:pic>
+                        <pic:nvPicPr>
+                          <pic:cNvPr id="0" name="6.17-1.png"/>
+                          <pic:cNvPicPr/>
+                        </pic:nvPicPr>
+                        <pic:blipFill>
+                          <a:blip r:embed="rId94"/>
+                          <a:stretch>
+                            <a:fillRect/>
+                          </a:stretch>
+                        </pic:blipFill>
+                        <pic:spPr>
+                          <a:xfrm>
+                            <a:off x="0" y="0"/>
+                            <a:ext cx="2880000" cy="1064789"/>
+                          </a:xfrm>
+                          <a:prstGeom prst="rect"/>
+                        </pic:spPr>
+                      </pic:pic>
+                    </a:graphicData>
+                  </a:graphic>
+                </wp:inline>
+              </w:drawing>
+            </w:r>
+          </w:p>
         </w:tc>
       </w:tr>
       <w:tr>
@@ -22411,6 +23275,42 @@
               <w:t>✓ 강의실 등록 완료: 과학관 301 (코드: 1004)</w:t>
             </w:r>
           </w:p>
+          <w:p>
+            <w:r>
+              <w:drawing>
+                <wp:inline xmlns:a="http://schemas.openxmlformats.org/drawingml/2006/main" xmlns:pic="http://schemas.openxmlformats.org/drawingml/2006/picture">
+                  <wp:extent cx="2880000" cy="953239"/>
+                  <wp:docPr id="212" name="Picture 212"/>
+                  <wp:cNvGraphicFramePr>
+                    <a:graphicFrameLocks noChangeAspect="1"/>
+                  </wp:cNvGraphicFramePr>
+                  <a:graphic>
+                    <a:graphicData uri="http://schemas.openxmlformats.org/drawingml/2006/picture">
+                      <pic:pic>
+                        <pic:nvPicPr>
+                          <pic:cNvPr id="0" name="6.17-2.png"/>
+                          <pic:cNvPicPr/>
+                        </pic:nvPicPr>
+                        <pic:blipFill>
+                          <a:blip r:embed="rId95"/>
+                          <a:stretch>
+                            <a:fillRect/>
+                          </a:stretch>
+                        </pic:blipFill>
+                        <pic:spPr>
+                          <a:xfrm>
+                            <a:off x="0" y="0"/>
+                            <a:ext cx="2880000" cy="953239"/>
+                          </a:xfrm>
+                          <a:prstGeom prst="rect"/>
+                        </pic:spPr>
+                      </pic:pic>
+                    </a:graphicData>
+                  </a:graphic>
+                </wp:inline>
+              </w:drawing>
+            </w:r>
+          </w:p>
         </w:tc>
       </w:tr>
       <w:tr>
@@ -22458,6 +23358,42 @@
                 <w:color w:val="000000"/>
               </w:rPr>
               <w:t>!!! 오류: 이미 존재하는 강의실코드입니다.</w:t>
+            </w:r>
+          </w:p>
+          <w:p>
+            <w:r>
+              <w:drawing>
+                <wp:inline xmlns:a="http://schemas.openxmlformats.org/drawingml/2006/main" xmlns:pic="http://schemas.openxmlformats.org/drawingml/2006/picture">
+                  <wp:extent cx="2880000" cy="29621408"/>
+                  <wp:docPr id="213" name="Picture 213"/>
+                  <wp:cNvGraphicFramePr>
+                    <a:graphicFrameLocks noChangeAspect="1"/>
+                  </wp:cNvGraphicFramePr>
+                  <a:graphic>
+                    <a:graphicData uri="http://schemas.openxmlformats.org/drawingml/2006/picture">
+                      <pic:pic>
+                        <pic:nvPicPr>
+                          <pic:cNvPr id="0" name="6.17-3.png"/>
+                          <pic:cNvPicPr/>
+                        </pic:nvPicPr>
+                        <pic:blipFill>
+                          <a:blip r:embed="rId96"/>
+                          <a:stretch>
+                            <a:fillRect/>
+                          </a:stretch>
+                        </pic:blipFill>
+                        <pic:spPr>
+                          <a:xfrm>
+                            <a:off x="0" y="0"/>
+                            <a:ext cx="2880000" cy="29621408"/>
+                          </a:xfrm>
+                          <a:prstGeom prst="rect"/>
+                        </pic:spPr>
+                      </pic:pic>
+                    </a:graphicData>
+                  </a:graphic>
+                </wp:inline>
+              </w:drawing>
             </w:r>
           </w:p>
         </w:tc>

--- a/발표준비/B04_2차_검사_보고서.docx
+++ b/발표준비/B04_2차_검사_보고서.docx
@@ -22022,7 +22022,7 @@
             <w:r>
               <w:drawing>
                 <wp:inline xmlns:a="http://schemas.openxmlformats.org/drawingml/2006/main" xmlns:pic="http://schemas.openxmlformats.org/drawingml/2006/picture">
-                  <wp:extent cx="2880000" cy="665160"/>
+                  <wp:extent cx="2880000" cy="742998"/>
                   <wp:docPr id="205" name="Picture 205"/>
                   <wp:cNvGraphicFramePr>
                     <a:graphicFrameLocks noChangeAspect="1"/>
@@ -22043,7 +22043,7 @@
                         <pic:spPr>
                           <a:xfrm>
                             <a:off x="0" y="0"/>
-                            <a:ext cx="2880000" cy="665160"/>
+                            <a:ext cx="2880000" cy="742998"/>
                           </a:xfrm>
                           <a:prstGeom prst="rect"/>
                         </pic:spPr>
@@ -22156,7 +22156,7 @@
             <w:r>
               <w:drawing>
                 <wp:inline xmlns:a="http://schemas.openxmlformats.org/drawingml/2006/main" xmlns:pic="http://schemas.openxmlformats.org/drawingml/2006/picture">
-                  <wp:extent cx="2880000" cy="665160"/>
+                  <wp:extent cx="2880000" cy="742998"/>
                   <wp:docPr id="206" name="Picture 206"/>
                   <wp:cNvGraphicFramePr>
                     <a:graphicFrameLocks noChangeAspect="1"/>
@@ -22177,7 +22177,7 @@
                         <pic:spPr>
                           <a:xfrm>
                             <a:off x="0" y="0"/>
-                            <a:ext cx="2880000" cy="665160"/>
+                            <a:ext cx="2880000" cy="742998"/>
                           </a:xfrm>
                           <a:prstGeom prst="rect"/>
                         </pic:spPr>
@@ -22241,7 +22241,7 @@
             <w:r>
               <w:drawing>
                 <wp:inline xmlns:a="http://schemas.openxmlformats.org/drawingml/2006/main" xmlns:pic="http://schemas.openxmlformats.org/drawingml/2006/picture">
-                  <wp:extent cx="2880000" cy="665160"/>
+                  <wp:extent cx="2880000" cy="742998"/>
                   <wp:docPr id="207" name="Picture 207"/>
                   <wp:cNvGraphicFramePr>
                     <a:graphicFrameLocks noChangeAspect="1"/>
@@ -22262,7 +22262,7 @@
                         <pic:spPr>
                           <a:xfrm>
                             <a:off x="0" y="0"/>
-                            <a:ext cx="2880000" cy="665160"/>
+                            <a:ext cx="2880000" cy="742998"/>
                           </a:xfrm>
                           <a:prstGeom prst="rect"/>
                         </pic:spPr>
@@ -22326,7 +22326,7 @@
             <w:r>
               <w:drawing>
                 <wp:inline xmlns:a="http://schemas.openxmlformats.org/drawingml/2006/main" xmlns:pic="http://schemas.openxmlformats.org/drawingml/2006/picture">
-                  <wp:extent cx="2880000" cy="706841"/>
+                  <wp:extent cx="2880000" cy="789556"/>
                   <wp:docPr id="208" name="Picture 208"/>
                   <wp:cNvGraphicFramePr>
                     <a:graphicFrameLocks noChangeAspect="1"/>
@@ -22347,7 +22347,7 @@
                         <pic:spPr>
                           <a:xfrm>
                             <a:off x="0" y="0"/>
-                            <a:ext cx="2880000" cy="706841"/>
+                            <a:ext cx="2880000" cy="789556"/>
                           </a:xfrm>
                           <a:prstGeom prst="rect"/>
                         </pic:spPr>
@@ -23364,7 +23364,7 @@
             <w:r>
               <w:drawing>
                 <wp:inline xmlns:a="http://schemas.openxmlformats.org/drawingml/2006/main" xmlns:pic="http://schemas.openxmlformats.org/drawingml/2006/picture">
-                  <wp:extent cx="2880000" cy="29621408"/>
+                  <wp:extent cx="2880000" cy="19501433"/>
                   <wp:docPr id="213" name="Picture 213"/>
                   <wp:cNvGraphicFramePr>
                     <a:graphicFrameLocks noChangeAspect="1"/>
@@ -23385,7 +23385,7 @@
                         <pic:spPr>
                           <a:xfrm>
                             <a:off x="0" y="0"/>
-                            <a:ext cx="2880000" cy="29621408"/>
+                            <a:ext cx="2880000" cy="19501433"/>
                           </a:xfrm>
                           <a:prstGeom prst="rect"/>
                         </pic:spPr>

--- a/발표준비/B04_2차_검사_보고서.docx
+++ b/발표준비/B04_2차_검사_보고서.docx
@@ -243,7 +243,7 @@
         <w:spacing w:before="80" w:after="80"/>
       </w:pPr>
       <w:r>
-        <w:t xml:space="preserve">   2.6 관리자 메인 메뉴 (6.6절)</w:t>
+        <w:t xml:space="preserve">   2.7 관리자 메인 메뉴 (6.6절)</w:t>
       </w:r>
     </w:p>
     <w:p>
@@ -251,7 +251,7 @@
         <w:spacing w:before="80" w:after="80"/>
       </w:pPr>
       <w:r>
-        <w:t xml:space="preserve">   2.7 개설 과목 조회 및 검색 (6.7절)</w:t>
+        <w:t xml:space="preserve">   2.8 개설 과목 조회 및 검색 (6.7절)</w:t>
       </w:r>
     </w:p>
     <w:p>
@@ -259,7 +259,7 @@
         <w:spacing w:before="80" w:after="80"/>
       </w:pPr>
       <w:r>
-        <w:t xml:space="preserve">   2.8 기이수 과목 관리 (6.8절)</w:t>
+        <w:t xml:space="preserve">   2.9 기이수 과목 관리 (6.8절)</w:t>
       </w:r>
     </w:p>
     <w:p>
@@ -267,7 +267,7 @@
         <w:spacing w:before="80" w:after="80"/>
       </w:pPr>
       <w:r>
-        <w:t xml:space="preserve">   2.9 수강신청 (6.9절)</w:t>
+        <w:t xml:space="preserve">   2.10 수강신청 (6.9절)</w:t>
       </w:r>
     </w:p>
     <w:p>
@@ -275,7 +275,7 @@
         <w:spacing w:before="80" w:after="80"/>
       </w:pPr>
       <w:r>
-        <w:t xml:space="preserve">   2.10 수강취소 (6.10절)</w:t>
+        <w:t xml:space="preserve">   2.11 수강취소 (6.10절)</w:t>
       </w:r>
     </w:p>
     <w:p>
@@ -283,7 +283,7 @@
         <w:spacing w:before="80" w:after="80"/>
       </w:pPr>
       <w:r>
-        <w:t xml:space="preserve">   2.11 신청 내역 조회 (6.11절)</w:t>
+        <w:t xml:space="preserve">   2.12 신청 내역 조회 (6.11절)</w:t>
       </w:r>
     </w:p>
     <w:p>
@@ -291,7 +291,7 @@
         <w:spacing w:before="80" w:after="80"/>
       </w:pPr>
       <w:r>
-        <w:t xml:space="preserve">   2.12 내 시간표 조회 (6.12절)</w:t>
+        <w:t xml:space="preserve">   2.13 내 시간표 조회 (6.12절)</w:t>
       </w:r>
     </w:p>
     <w:p>
@@ -299,7 +299,7 @@
         <w:spacing w:before="80" w:after="80"/>
       </w:pPr>
       <w:r>
-        <w:t xml:space="preserve">   2.13 관리자 학생 관리 (6.13절)</w:t>
+        <w:t xml:space="preserve">   2.14 관리자 학생 관리 (6.13절)</w:t>
       </w:r>
     </w:p>
     <w:p>
@@ -307,7 +307,7 @@
         <w:spacing w:before="80" w:after="80"/>
       </w:pPr>
       <w:r>
-        <w:t xml:space="preserve">   2.14 관리자 강의 관리 (6.14절)</w:t>
+        <w:t xml:space="preserve">   2.15 관리자 강의 관리 (6.14절)</w:t>
       </w:r>
     </w:p>
     <w:p>
@@ -315,7 +315,7 @@
         <w:spacing w:before="80" w:after="80"/>
       </w:pPr>
       <w:r>
-        <w:t xml:space="preserve">   2.15 수강신청 기간 설정 (6.15절)</w:t>
+        <w:t xml:space="preserve">   2.16 수강신청 기간 설정 (6.15절)</w:t>
       </w:r>
     </w:p>
     <w:p>
@@ -323,7 +323,15 @@
         <w:spacing w:before="80" w:after="80"/>
       </w:pPr>
       <w:r>
-        <w:t xml:space="preserve">   2.16 전체 수강 현황 조회 (6.16절)</w:t>
+        <w:t xml:space="preserve">   2.17 전체 수강 현황 조회 (6.16절)</w:t>
+      </w:r>
+    </w:p>
+    <w:p>
+      <w:pPr>
+        <w:spacing w:before="80" w:after="80"/>
+      </w:pPr>
+      <w:r>
+        <w:t>17. 2차 확장 검사 (신규·변경 TC) — 5.5/6.3/6.7/6.9/6.12/6.13/6.14/6.15/6.17 신규 53건</w:t>
       </w:r>
     </w:p>
     <w:p>
@@ -7766,7 +7774,7 @@
         <w:pStyle w:val="2"/>
       </w:pPr>
       <w:r>
-        <w:t>2.6 관리자 메인 메뉴 (6.6절)</w:t>
+        <w:t>2.7 관리자 메인 메뉴 (6.6절)</w:t>
       </w:r>
     </w:p>
     <w:tbl>
@@ -9425,7 +9433,7 @@
         <w:pStyle w:val="2"/>
       </w:pPr>
       <w:r>
-        <w:t>2.7 개설 과목 조회 및 검색 (6.7절)</w:t>
+        <w:t>2.8 개설 과목 조회 및 검색 (6.7절)</w:t>
       </w:r>
     </w:p>
     <w:tbl>
@@ -10033,7 +10041,7 @@
         <w:pStyle w:val="2"/>
       </w:pPr>
       <w:r>
-        <w:t>2.8 기이수 과목 관리 (6.8절)</w:t>
+        <w:t>2.9 기이수 과목 관리 (6.8절)</w:t>
       </w:r>
     </w:p>
     <w:tbl>
@@ -11124,7 +11132,7 @@
         <w:pStyle w:val="2"/>
       </w:pPr>
       <w:r>
-        <w:t>2.9 수강신청 (6.9절)</w:t>
+        <w:t>2.10 수강신청 (6.9절)</w:t>
       </w:r>
     </w:p>
     <w:tbl>
@@ -13102,7 +13110,7 @@
         <w:pStyle w:val="2"/>
       </w:pPr>
       <w:r>
-        <w:t>2.10 수강취소 (6.10절)</w:t>
+        <w:t>2.11 수강취소 (6.10절)</w:t>
       </w:r>
     </w:p>
     <w:tbl>
@@ -13370,26 +13378,22 @@
           </w:tcPr>
           <w:p>
             <w:r>
-              <w:rPr>
-                <w:noProof/>
-              </w:rPr>
               <w:drawing>
-                <wp:inline distT="0" distB="0" distL="114300" distR="114300" wp14:anchorId="68E67E1A" wp14:editId="6D80922B">
-                  <wp:extent cx="3657600" cy="5394960"/>
-                  <wp:effectExtent l="0" t="0" r="0" b="0"/>
-                  <wp:docPr id="147" name="TC_6.10-1"/>
+                <wp:inline xmlns:a="http://schemas.openxmlformats.org/drawingml/2006/main" xmlns:pic="http://schemas.openxmlformats.org/drawingml/2006/picture">
+                  <wp:extent cx="2880000" cy="1287887"/>
+                  <wp:docPr id="188" name="Picture 188"/>
                   <wp:cNvGraphicFramePr>
-                    <a:graphicFrameLocks xmlns:a="http://schemas.openxmlformats.org/drawingml/2006/main" noChangeAspect="1"/>
+                    <a:graphicFrameLocks noChangeAspect="1"/>
                   </wp:cNvGraphicFramePr>
-                  <a:graphic xmlns:a="http://schemas.openxmlformats.org/drawingml/2006/main">
+                  <a:graphic>
                     <a:graphicData uri="http://schemas.openxmlformats.org/drawingml/2006/picture">
-                      <pic:pic xmlns:pic="http://schemas.openxmlformats.org/drawingml/2006/picture">
+                      <pic:pic>
                         <pic:nvPicPr>
-                          <pic:cNvPr id="147" name="TC_6.10-1"/>
+                          <pic:cNvPr id="0" name="6.10-1.png"/>
                           <pic:cNvPicPr/>
                         </pic:nvPicPr>
                         <pic:blipFill>
-                          <a:blip r:embed="rId51"/>
+                          <a:blip r:embed="rId75"/>
                           <a:stretch>
                             <a:fillRect/>
                           </a:stretch>
@@ -13397,11 +13401,9 @@
                         <pic:spPr>
                           <a:xfrm>
                             <a:off x="0" y="0"/>
-                            <a:ext cx="3657600" cy="5394960"/>
+                            <a:ext cx="2880000" cy="1287887"/>
                           </a:xfrm>
-                          <a:prstGeom prst="rect">
-                            <a:avLst/>
-                          </a:prstGeom>
+                          <a:prstGeom prst="rect"/>
                         </pic:spPr>
                       </pic:pic>
                     </a:graphicData>
@@ -13650,26 +13652,22 @@
           </w:tcPr>
           <w:p>
             <w:r>
-              <w:rPr>
-                <w:noProof/>
-              </w:rPr>
               <w:drawing>
-                <wp:inline distT="0" distB="0" distL="114300" distR="114300" wp14:anchorId="78747CF2" wp14:editId="27EA3D89">
-                  <wp:extent cx="3657600" cy="5312664"/>
-                  <wp:effectExtent l="0" t="0" r="0" b="0"/>
-                  <wp:docPr id="148" name="TC_6.10-3"/>
+                <wp:inline xmlns:a="http://schemas.openxmlformats.org/drawingml/2006/main" xmlns:pic="http://schemas.openxmlformats.org/drawingml/2006/picture">
+                  <wp:extent cx="2880000" cy="1176338"/>
+                  <wp:docPr id="189" name="Picture 189"/>
                   <wp:cNvGraphicFramePr>
-                    <a:graphicFrameLocks xmlns:a="http://schemas.openxmlformats.org/drawingml/2006/main" noChangeAspect="1"/>
+                    <a:graphicFrameLocks noChangeAspect="1"/>
                   </wp:cNvGraphicFramePr>
-                  <a:graphic xmlns:a="http://schemas.openxmlformats.org/drawingml/2006/main">
+                  <a:graphic>
                     <a:graphicData uri="http://schemas.openxmlformats.org/drawingml/2006/picture">
-                      <pic:pic xmlns:pic="http://schemas.openxmlformats.org/drawingml/2006/picture">
+                      <pic:pic>
                         <pic:nvPicPr>
-                          <pic:cNvPr id="148" name="TC_6.10-3"/>
+                          <pic:cNvPr id="0" name="6.10-3.png"/>
                           <pic:cNvPicPr/>
                         </pic:nvPicPr>
                         <pic:blipFill>
-                          <a:blip r:embed="rId52"/>
+                          <a:blip r:embed="rId76"/>
                           <a:stretch>
                             <a:fillRect/>
                           </a:stretch>
@@ -13677,11 +13675,9 @@
                         <pic:spPr>
                           <a:xfrm>
                             <a:off x="0" y="0"/>
-                            <a:ext cx="3657600" cy="5312664"/>
+                            <a:ext cx="2880000" cy="1176338"/>
                           </a:xfrm>
-                          <a:prstGeom prst="rect">
-                            <a:avLst/>
-                          </a:prstGeom>
+                          <a:prstGeom prst="rect"/>
                         </pic:spPr>
                       </pic:pic>
                     </a:graphicData>
@@ -14128,26 +14124,22 @@
           </w:tcPr>
           <w:p>
             <w:r>
-              <w:rPr>
-                <w:noProof/>
-              </w:rPr>
               <w:drawing>
-                <wp:inline distT="0" distB="0" distL="114300" distR="114300" wp14:anchorId="5A122F59" wp14:editId="06AF57DB">
-                  <wp:extent cx="3657600" cy="5312664"/>
-                  <wp:effectExtent l="0" t="0" r="0" b="0"/>
-                  <wp:docPr id="151" name="TC_6.10-6"/>
+                <wp:inline xmlns:a="http://schemas.openxmlformats.org/drawingml/2006/main" xmlns:pic="http://schemas.openxmlformats.org/drawingml/2006/picture">
+                  <wp:extent cx="2880000" cy="1176338"/>
+                  <wp:docPr id="190" name="Picture 190"/>
                   <wp:cNvGraphicFramePr>
-                    <a:graphicFrameLocks xmlns:a="http://schemas.openxmlformats.org/drawingml/2006/main" noChangeAspect="1"/>
+                    <a:graphicFrameLocks noChangeAspect="1"/>
                   </wp:cNvGraphicFramePr>
-                  <a:graphic xmlns:a="http://schemas.openxmlformats.org/drawingml/2006/main">
+                  <a:graphic>
                     <a:graphicData uri="http://schemas.openxmlformats.org/drawingml/2006/picture">
-                      <pic:pic xmlns:pic="http://schemas.openxmlformats.org/drawingml/2006/picture">
+                      <pic:pic>
                         <pic:nvPicPr>
-                          <pic:cNvPr id="151" name="TC_6.10-6"/>
+                          <pic:cNvPr id="0" name="6.10-6.png"/>
                           <pic:cNvPicPr/>
                         </pic:nvPicPr>
                         <pic:blipFill>
-                          <a:blip r:embed="rId55"/>
+                          <a:blip r:embed="rId77"/>
                           <a:stretch>
                             <a:fillRect/>
                           </a:stretch>
@@ -14155,11 +14147,9 @@
                         <pic:spPr>
                           <a:xfrm>
                             <a:off x="0" y="0"/>
-                            <a:ext cx="3657600" cy="5312664"/>
+                            <a:ext cx="2880000" cy="1176338"/>
                           </a:xfrm>
-                          <a:prstGeom prst="rect">
-                            <a:avLst/>
-                          </a:prstGeom>
+                          <a:prstGeom prst="rect"/>
                         </pic:spPr>
                       </pic:pic>
                     </a:graphicData>
@@ -14177,7 +14167,7 @@
         <w:pStyle w:val="2"/>
       </w:pPr>
       <w:r>
-        <w:t>2.11 신청 내역 조회 (6.11절)</w:t>
+        <w:t>2.12 신청 내역 조회 (6.11절)</w:t>
       </w:r>
     </w:p>
     <w:tbl>
@@ -14653,7 +14643,7 @@
         <w:pStyle w:val="2"/>
       </w:pPr>
       <w:r>
-        <w:t>2.12 내 시간표 조회 (6.12절)</w:t>
+        <w:t>2.13 내 시간표 조회 (6.12절)</w:t>
       </w:r>
     </w:p>
     <w:tbl>
@@ -15130,7 +15120,7 @@
         <w:pStyle w:val="2"/>
       </w:pPr>
       <w:r>
-        <w:t>2.13 관리자 학생 관리 (6.13절)</w:t>
+        <w:t>2.14 관리자 학생 관리 (6.13절)</w:t>
       </w:r>
     </w:p>
     <w:tbl>
@@ -15624,18 +15614,22 @@
                 <w:szCs w:val="18"/>
               </w:rPr>
               <w:t>[목표] 이미 inactive 학생 삭제 시도 (6.13.2절 의미 규칙)</w:t>
-            </w:r>
-          </w:p>
-          <w:p>
-            <w:r>
-              <w:rPr>
-                <w:sz w:val="18"/>
-                <w:szCs w:val="18"/>
-              </w:rPr>
-              <w:t>입력: 이미 inactive 상태인 학번 입력 → '1' 선택</w:t>
-            </w:r>
-          </w:p>
-          <w:p/>
+              <w:br/>
+              <w:t>입력: 이미 inactive 상태인 학번 입력</w:t>
+              <w:br/>
+            </w:r>
+          </w:p>
+          <w:p>
+            <w:r>
+              <w:rPr>
+                <w:sz w:val="18"/>
+                <w:szCs w:val="18"/>
+              </w:rPr>
+            </w:r>
+          </w:p>
+          <w:p>
+            <w:r/>
+          </w:p>
         </w:tc>
         <w:tc>
           <w:tcPr>
@@ -16384,7 +16378,7 @@
         <w:pStyle w:val="2"/>
       </w:pPr>
       <w:r>
-        <w:t>2.14 관리자 강의 관리 (6.14절)</w:t>
+        <w:t>2.15 관리자 강의 관리 (6.14절)</w:t>
       </w:r>
     </w:p>
     <w:tbl>
@@ -17898,7 +17892,7 @@
         <w:pStyle w:val="2"/>
       </w:pPr>
       <w:r>
-        <w:t>2.15 수강신청 기간 설정 (6.15절)</w:t>
+        <w:t>2.16 수강신청 기간 설정 (6.15절)</w:t>
       </w:r>
     </w:p>
     <w:tbl>
@@ -18564,7 +18558,7 @@
         <w:pStyle w:val="2"/>
       </w:pPr>
       <w:r>
-        <w:t>2.16 전체 수강 현황 조회 (6.16절)</w:t>
+        <w:t>2.17 전체 수강 현황 조회 (6.16절)</w:t>
       </w:r>
     </w:p>
     <w:tbl>
@@ -20001,7 +19995,7 @@
               <w:drawing>
                 <wp:inline xmlns:a="http://schemas.openxmlformats.org/drawingml/2006/main" xmlns:pic="http://schemas.openxmlformats.org/drawingml/2006/picture">
                   <wp:extent cx="2880000" cy="730141"/>
-                  <wp:docPr id="188" name="Picture 188"/>
+                  <wp:docPr id="191" name="Picture 191"/>
                   <wp:cNvGraphicFramePr>
                     <a:graphicFrameLocks noChangeAspect="1"/>
                   </wp:cNvGraphicFramePr>
@@ -20013,7 +20007,7 @@
                           <pic:cNvPicPr/>
                         </pic:nvPicPr>
                         <pic:blipFill>
-                          <a:blip r:embed="rId75"/>
+                          <a:blip r:embed="rId78"/>
                           <a:stretch>
                             <a:fillRect/>
                           </a:stretch>
@@ -20086,7 +20080,7 @@
               <w:drawing>
                 <wp:inline xmlns:a="http://schemas.openxmlformats.org/drawingml/2006/main" xmlns:pic="http://schemas.openxmlformats.org/drawingml/2006/picture">
                   <wp:extent cx="2880000" cy="2514930"/>
-                  <wp:docPr id="189" name="Picture 189"/>
+                  <wp:docPr id="192" name="Picture 192"/>
                   <wp:cNvGraphicFramePr>
                     <a:graphicFrameLocks noChangeAspect="1"/>
                   </wp:cNvGraphicFramePr>
@@ -20098,7 +20092,7 @@
                           <pic:cNvPicPr/>
                         </pic:nvPicPr>
                         <pic:blipFill>
-                          <a:blip r:embed="rId76"/>
+                          <a:blip r:embed="rId79"/>
                           <a:stretch>
                             <a:fillRect/>
                           </a:stretch>
@@ -20257,7 +20251,7 @@
               <w:drawing>
                 <wp:inline xmlns:a="http://schemas.openxmlformats.org/drawingml/2006/main" xmlns:pic="http://schemas.openxmlformats.org/drawingml/2006/picture">
                   <wp:extent cx="2880000" cy="978609"/>
-                  <wp:docPr id="190" name="Picture 190"/>
+                  <wp:docPr id="193" name="Picture 193"/>
                   <wp:cNvGraphicFramePr>
                     <a:graphicFrameLocks noChangeAspect="1"/>
                   </wp:cNvGraphicFramePr>
@@ -20269,7 +20263,7 @@
                           <pic:cNvPicPr/>
                         </pic:nvPicPr>
                         <pic:blipFill>
-                          <a:blip r:embed="rId77"/>
+                          <a:blip r:embed="rId80"/>
                           <a:stretch>
                             <a:fillRect/>
                           </a:stretch>
@@ -20342,7 +20336,7 @@
               <w:drawing>
                 <wp:inline xmlns:a="http://schemas.openxmlformats.org/drawingml/2006/main" xmlns:pic="http://schemas.openxmlformats.org/drawingml/2006/picture">
                   <wp:extent cx="2880000" cy="978609"/>
-                  <wp:docPr id="191" name="Picture 191"/>
+                  <wp:docPr id="194" name="Picture 194"/>
                   <wp:cNvGraphicFramePr>
                     <a:graphicFrameLocks noChangeAspect="1"/>
                   </wp:cNvGraphicFramePr>
@@ -20354,7 +20348,7 @@
                           <pic:cNvPicPr/>
                         </pic:nvPicPr>
                         <pic:blipFill>
-                          <a:blip r:embed="rId77"/>
+                          <a:blip r:embed="rId80"/>
                           <a:stretch>
                             <a:fillRect/>
                           </a:stretch>
@@ -20427,7 +20421,7 @@
               <w:drawing>
                 <wp:inline xmlns:a="http://schemas.openxmlformats.org/drawingml/2006/main" xmlns:pic="http://schemas.openxmlformats.org/drawingml/2006/picture">
                   <wp:extent cx="2880000" cy="978609"/>
-                  <wp:docPr id="192" name="Picture 192"/>
+                  <wp:docPr id="195" name="Picture 195"/>
                   <wp:cNvGraphicFramePr>
                     <a:graphicFrameLocks noChangeAspect="1"/>
                   </wp:cNvGraphicFramePr>
@@ -20439,7 +20433,7 @@
                           <pic:cNvPicPr/>
                         </pic:nvPicPr>
                         <pic:blipFill>
-                          <a:blip r:embed="rId77"/>
+                          <a:blip r:embed="rId80"/>
                           <a:stretch>
                             <a:fillRect/>
                           </a:stretch>
@@ -20512,7 +20506,7 @@
               <w:drawing>
                 <wp:inline xmlns:a="http://schemas.openxmlformats.org/drawingml/2006/main" xmlns:pic="http://schemas.openxmlformats.org/drawingml/2006/picture">
                   <wp:extent cx="2880000" cy="978609"/>
-                  <wp:docPr id="193" name="Picture 193"/>
+                  <wp:docPr id="196" name="Picture 196"/>
                   <wp:cNvGraphicFramePr>
                     <a:graphicFrameLocks noChangeAspect="1"/>
                   </wp:cNvGraphicFramePr>
@@ -20524,7 +20518,7 @@
                           <pic:cNvPicPr/>
                         </pic:nvPicPr>
                         <pic:blipFill>
-                          <a:blip r:embed="rId77"/>
+                          <a:blip r:embed="rId80"/>
                           <a:stretch>
                             <a:fillRect/>
                           </a:stretch>
@@ -20597,7 +20591,7 @@
               <w:drawing>
                 <wp:inline xmlns:a="http://schemas.openxmlformats.org/drawingml/2006/main" xmlns:pic="http://schemas.openxmlformats.org/drawingml/2006/picture">
                   <wp:extent cx="2880000" cy="927827"/>
-                  <wp:docPr id="194" name="Picture 194"/>
+                  <wp:docPr id="197" name="Picture 197"/>
                   <wp:cNvGraphicFramePr>
                     <a:graphicFrameLocks noChangeAspect="1"/>
                   </wp:cNvGraphicFramePr>
@@ -20609,7 +20603,7 @@
                           <pic:cNvPicPr/>
                         </pic:nvPicPr>
                         <pic:blipFill>
-                          <a:blip r:embed="rId78"/>
+                          <a:blip r:embed="rId81"/>
                           <a:stretch>
                             <a:fillRect/>
                           </a:stretch>
@@ -20768,7 +20762,7 @@
               <w:drawing>
                 <wp:inline xmlns:a="http://schemas.openxmlformats.org/drawingml/2006/main" xmlns:pic="http://schemas.openxmlformats.org/drawingml/2006/picture">
                   <wp:extent cx="2880000" cy="1176338"/>
-                  <wp:docPr id="195" name="Picture 195"/>
+                  <wp:docPr id="198" name="Picture 198"/>
                   <wp:cNvGraphicFramePr>
                     <a:graphicFrameLocks noChangeAspect="1"/>
                   </wp:cNvGraphicFramePr>
@@ -20777,261 +20771,6 @@
                       <pic:pic>
                         <pic:nvPicPr>
                           <pic:cNvPr id="0" name="6.9-15.png"/>
-                          <pic:cNvPicPr/>
-                        </pic:nvPicPr>
-                        <pic:blipFill>
-                          <a:blip r:embed="rId79"/>
-                          <a:stretch>
-                            <a:fillRect/>
-                          </a:stretch>
-                        </pic:blipFill>
-                        <pic:spPr>
-                          <a:xfrm>
-                            <a:off x="0" y="0"/>
-                            <a:ext cx="2880000" cy="1176338"/>
-                          </a:xfrm>
-                          <a:prstGeom prst="rect"/>
-                        </pic:spPr>
-                      </pic:pic>
-                    </a:graphicData>
-                  </a:graphic>
-                </wp:inline>
-              </w:drawing>
-            </w:r>
-          </w:p>
-        </w:tc>
-      </w:tr>
-      <w:tr>
-        <w:tc>
-          <w:tcPr>
-            <w:tcW w:type="dxa" w:w="2436"/>
-          </w:tcPr>
-          <w:p>
-            <w:r>
-              <w:rPr>
-                <w:b/>
-                <w:color w:val="7030A0"/>
-              </w:rPr>
-              <w:t>6.9-16</w:t>
-            </w:r>
-          </w:p>
-        </w:tc>
-        <w:tc>
-          <w:tcPr>
-            <w:tcW w:type="dxa" w:w="2436"/>
-          </w:tcPr>
-          <w:p>
-            <w:r>
-              <w:t>[목표] 9단계 학년 제한 차단 / 입력: 1학년 학생이 1002(2학년 제한) 신청</w:t>
-            </w:r>
-          </w:p>
-        </w:tc>
-        <w:tc>
-          <w:tcPr>
-            <w:tcW w:type="dxa" w:w="2436"/>
-          </w:tcPr>
-          <w:p>
-            <w:r>
-              <w:t>!!! 오류: 이 과목은 2학년 학생만 수강신청할 수 있습니다.</w:t>
-            </w:r>
-          </w:p>
-        </w:tc>
-        <w:tc>
-          <w:tcPr>
-            <w:tcW w:type="dxa" w:w="2436"/>
-          </w:tcPr>
-          <w:p>
-            <w:r>
-              <w:rPr>
-                <w:color w:val="000000"/>
-              </w:rPr>
-              <w:t>!!! 오류: 이 과목은 2학년 학생만 수강신청할 수 있습니다.</w:t>
-            </w:r>
-          </w:p>
-          <w:p>
-            <w:r>
-              <w:drawing>
-                <wp:inline xmlns:a="http://schemas.openxmlformats.org/drawingml/2006/main" xmlns:pic="http://schemas.openxmlformats.org/drawingml/2006/picture">
-                  <wp:extent cx="2880000" cy="1015441"/>
-                  <wp:docPr id="196" name="Picture 196"/>
-                  <wp:cNvGraphicFramePr>
-                    <a:graphicFrameLocks noChangeAspect="1"/>
-                  </wp:cNvGraphicFramePr>
-                  <a:graphic>
-                    <a:graphicData uri="http://schemas.openxmlformats.org/drawingml/2006/picture">
-                      <pic:pic>
-                        <pic:nvPicPr>
-                          <pic:cNvPr id="0" name="6.9-16.png"/>
-                          <pic:cNvPicPr/>
-                        </pic:nvPicPr>
-                        <pic:blipFill>
-                          <a:blip r:embed="rId80"/>
-                          <a:stretch>
-                            <a:fillRect/>
-                          </a:stretch>
-                        </pic:blipFill>
-                        <pic:spPr>
-                          <a:xfrm>
-                            <a:off x="0" y="0"/>
-                            <a:ext cx="2880000" cy="1015441"/>
-                          </a:xfrm>
-                          <a:prstGeom prst="rect"/>
-                        </pic:spPr>
-                      </pic:pic>
-                    </a:graphicData>
-                  </a:graphic>
-                </wp:inline>
-              </w:drawing>
-            </w:r>
-          </w:p>
-        </w:tc>
-      </w:tr>
-      <w:tr>
-        <w:tc>
-          <w:tcPr>
-            <w:tcW w:type="dxa" w:w="2436"/>
-          </w:tcPr>
-          <w:p>
-            <w:r>
-              <w:rPr>
-                <w:b/>
-                <w:color w:val="7030A0"/>
-              </w:rPr>
-              <w:t>6.9-17</w:t>
-            </w:r>
-          </w:p>
-        </w:tc>
-        <w:tc>
-          <w:tcPr>
-            <w:tcW w:type="dxa" w:w="2436"/>
-          </w:tcPr>
-          <w:p>
-            <w:r>
-              <w:t>[목표] 10단계 학과 제한 차단 / 입력: 전기공학부 2학년이 1002(컴공 전용) 신청</w:t>
-            </w:r>
-          </w:p>
-        </w:tc>
-        <w:tc>
-          <w:tcPr>
-            <w:tcW w:type="dxa" w:w="2436"/>
-          </w:tcPr>
-          <w:p>
-            <w:r>
-              <w:t>!!! 오류: 이 과목은 컴퓨터공학부 학생만 수강신청할 수 있습니다.</w:t>
-            </w:r>
-          </w:p>
-        </w:tc>
-        <w:tc>
-          <w:tcPr>
-            <w:tcW w:type="dxa" w:w="2436"/>
-          </w:tcPr>
-          <w:p>
-            <w:r>
-              <w:rPr>
-                <w:color w:val="000000"/>
-              </w:rPr>
-              <w:t>!!! 오류: 이 과목은 컴퓨터공학부 학생만 수강신청할 수 있습니다.</w:t>
-            </w:r>
-          </w:p>
-          <w:p>
-            <w:r>
-              <w:drawing>
-                <wp:inline xmlns:a="http://schemas.openxmlformats.org/drawingml/2006/main" xmlns:pic="http://schemas.openxmlformats.org/drawingml/2006/picture">
-                  <wp:extent cx="2880000" cy="1015441"/>
-                  <wp:docPr id="197" name="Picture 197"/>
-                  <wp:cNvGraphicFramePr>
-                    <a:graphicFrameLocks noChangeAspect="1"/>
-                  </wp:cNvGraphicFramePr>
-                  <a:graphic>
-                    <a:graphicData uri="http://schemas.openxmlformats.org/drawingml/2006/picture">
-                      <pic:pic>
-                        <pic:nvPicPr>
-                          <pic:cNvPr id="0" name="6.9-17.png"/>
-                          <pic:cNvPicPr/>
-                        </pic:nvPicPr>
-                        <pic:blipFill>
-                          <a:blip r:embed="rId81"/>
-                          <a:stretch>
-                            <a:fillRect/>
-                          </a:stretch>
-                        </pic:blipFill>
-                        <pic:spPr>
-                          <a:xfrm>
-                            <a:off x="0" y="0"/>
-                            <a:ext cx="2880000" cy="1015441"/>
-                          </a:xfrm>
-                          <a:prstGeom prst="rect"/>
-                        </pic:spPr>
-                      </pic:pic>
-                    </a:graphicData>
-                  </a:graphic>
-                </wp:inline>
-              </w:drawing>
-            </w:r>
-          </w:p>
-        </w:tc>
-      </w:tr>
-      <w:tr>
-        <w:tc>
-          <w:tcPr>
-            <w:tcW w:type="dxa" w:w="2436"/>
-          </w:tcPr>
-          <w:p>
-            <w:r>
-              <w:rPr>
-                <w:b/>
-                <w:color w:val="7030A0"/>
-              </w:rPr>
-              <w:t>6.9-18</w:t>
-            </w:r>
-          </w:p>
-        </w:tc>
-        <w:tc>
-          <w:tcPr>
-            <w:tcW w:type="dxa" w:w="2436"/>
-          </w:tcPr>
-          <w:p>
-            <w:r>
-              <w:t>[목표] 11단계 선수과목 미이수 차단 + 미이수 과목명 나열 / 입력: 3학년이 1003(선수 1002 미이수) 신청</w:t>
-            </w:r>
-          </w:p>
-        </w:tc>
-        <w:tc>
-          <w:tcPr>
-            <w:tcW w:type="dxa" w:w="2436"/>
-          </w:tcPr>
-          <w:p>
-            <w:r>
-              <w:t>!!! 오류: 선수과목을 이수하지 않았습니다. 미이수 선수과목: 자료구조</w:t>
-            </w:r>
-          </w:p>
-        </w:tc>
-        <w:tc>
-          <w:tcPr>
-            <w:tcW w:type="dxa" w:w="2436"/>
-          </w:tcPr>
-          <w:p>
-            <w:r>
-              <w:rPr>
-                <w:color w:val="000000"/>
-              </w:rPr>
-              <w:t>!!! 오류: 선수과목을 이수하지 않았습니다. 미이수 선수과목: 자료구조</w:t>
-            </w:r>
-          </w:p>
-          <w:p>
-            <w:r>
-              <w:drawing>
-                <wp:inline xmlns:a="http://schemas.openxmlformats.org/drawingml/2006/main" xmlns:pic="http://schemas.openxmlformats.org/drawingml/2006/picture">
-                  <wp:extent cx="2880000" cy="1176338"/>
-                  <wp:docPr id="198" name="Picture 198"/>
-                  <wp:cNvGraphicFramePr>
-                    <a:graphicFrameLocks noChangeAspect="1"/>
-                  </wp:cNvGraphicFramePr>
-                  <a:graphic>
-                    <a:graphicData uri="http://schemas.openxmlformats.org/drawingml/2006/picture">
-                      <pic:pic>
-                        <pic:nvPicPr>
-                          <pic:cNvPr id="0" name="6.9-18.png"/>
                           <pic:cNvPicPr/>
                         </pic:nvPicPr>
                         <pic:blipFill>
@@ -21067,6 +20806,261 @@
                 <w:b/>
                 <w:color w:val="7030A0"/>
               </w:rPr>
+              <w:t>6.9-16</w:t>
+            </w:r>
+          </w:p>
+        </w:tc>
+        <w:tc>
+          <w:tcPr>
+            <w:tcW w:type="dxa" w:w="2436"/>
+          </w:tcPr>
+          <w:p>
+            <w:r>
+              <w:t>[목표] 9단계 학년 제한 차단 / 입력: 1학년 학생이 1002(2학년 제한) 신청</w:t>
+            </w:r>
+          </w:p>
+        </w:tc>
+        <w:tc>
+          <w:tcPr>
+            <w:tcW w:type="dxa" w:w="2436"/>
+          </w:tcPr>
+          <w:p>
+            <w:r>
+              <w:t>!!! 오류: 이 과목은 2학년 학생만 수강신청할 수 있습니다.</w:t>
+            </w:r>
+          </w:p>
+        </w:tc>
+        <w:tc>
+          <w:tcPr>
+            <w:tcW w:type="dxa" w:w="2436"/>
+          </w:tcPr>
+          <w:p>
+            <w:r>
+              <w:rPr>
+                <w:color w:val="000000"/>
+              </w:rPr>
+              <w:t>!!! 오류: 이 과목은 2학년 학생만 수강신청할 수 있습니다.</w:t>
+            </w:r>
+          </w:p>
+          <w:p>
+            <w:r>
+              <w:drawing>
+                <wp:inline xmlns:a="http://schemas.openxmlformats.org/drawingml/2006/main" xmlns:pic="http://schemas.openxmlformats.org/drawingml/2006/picture">
+                  <wp:extent cx="2880000" cy="1015441"/>
+                  <wp:docPr id="199" name="Picture 199"/>
+                  <wp:cNvGraphicFramePr>
+                    <a:graphicFrameLocks noChangeAspect="1"/>
+                  </wp:cNvGraphicFramePr>
+                  <a:graphic>
+                    <a:graphicData uri="http://schemas.openxmlformats.org/drawingml/2006/picture">
+                      <pic:pic>
+                        <pic:nvPicPr>
+                          <pic:cNvPr id="0" name="6.9-16.png"/>
+                          <pic:cNvPicPr/>
+                        </pic:nvPicPr>
+                        <pic:blipFill>
+                          <a:blip r:embed="rId83"/>
+                          <a:stretch>
+                            <a:fillRect/>
+                          </a:stretch>
+                        </pic:blipFill>
+                        <pic:spPr>
+                          <a:xfrm>
+                            <a:off x="0" y="0"/>
+                            <a:ext cx="2880000" cy="1015441"/>
+                          </a:xfrm>
+                          <a:prstGeom prst="rect"/>
+                        </pic:spPr>
+                      </pic:pic>
+                    </a:graphicData>
+                  </a:graphic>
+                </wp:inline>
+              </w:drawing>
+            </w:r>
+          </w:p>
+        </w:tc>
+      </w:tr>
+      <w:tr>
+        <w:tc>
+          <w:tcPr>
+            <w:tcW w:type="dxa" w:w="2436"/>
+          </w:tcPr>
+          <w:p>
+            <w:r>
+              <w:rPr>
+                <w:b/>
+                <w:color w:val="7030A0"/>
+              </w:rPr>
+              <w:t>6.9-17</w:t>
+            </w:r>
+          </w:p>
+        </w:tc>
+        <w:tc>
+          <w:tcPr>
+            <w:tcW w:type="dxa" w:w="2436"/>
+          </w:tcPr>
+          <w:p>
+            <w:r>
+              <w:t>[목표] 10단계 학과 제한 차단 / 입력: 전기공학부 2학년이 1002(컴공 전용) 신청</w:t>
+            </w:r>
+          </w:p>
+        </w:tc>
+        <w:tc>
+          <w:tcPr>
+            <w:tcW w:type="dxa" w:w="2436"/>
+          </w:tcPr>
+          <w:p>
+            <w:r>
+              <w:t>!!! 오류: 이 과목은 컴퓨터공학부 학생만 수강신청할 수 있습니다.</w:t>
+            </w:r>
+          </w:p>
+        </w:tc>
+        <w:tc>
+          <w:tcPr>
+            <w:tcW w:type="dxa" w:w="2436"/>
+          </w:tcPr>
+          <w:p>
+            <w:r>
+              <w:rPr>
+                <w:color w:val="000000"/>
+              </w:rPr>
+              <w:t>!!! 오류: 이 과목은 컴퓨터공학부 학생만 수강신청할 수 있습니다.</w:t>
+            </w:r>
+          </w:p>
+          <w:p>
+            <w:r>
+              <w:drawing>
+                <wp:inline xmlns:a="http://schemas.openxmlformats.org/drawingml/2006/main" xmlns:pic="http://schemas.openxmlformats.org/drawingml/2006/picture">
+                  <wp:extent cx="2880000" cy="1015441"/>
+                  <wp:docPr id="200" name="Picture 200"/>
+                  <wp:cNvGraphicFramePr>
+                    <a:graphicFrameLocks noChangeAspect="1"/>
+                  </wp:cNvGraphicFramePr>
+                  <a:graphic>
+                    <a:graphicData uri="http://schemas.openxmlformats.org/drawingml/2006/picture">
+                      <pic:pic>
+                        <pic:nvPicPr>
+                          <pic:cNvPr id="0" name="6.9-17.png"/>
+                          <pic:cNvPicPr/>
+                        </pic:nvPicPr>
+                        <pic:blipFill>
+                          <a:blip r:embed="rId84"/>
+                          <a:stretch>
+                            <a:fillRect/>
+                          </a:stretch>
+                        </pic:blipFill>
+                        <pic:spPr>
+                          <a:xfrm>
+                            <a:off x="0" y="0"/>
+                            <a:ext cx="2880000" cy="1015441"/>
+                          </a:xfrm>
+                          <a:prstGeom prst="rect"/>
+                        </pic:spPr>
+                      </pic:pic>
+                    </a:graphicData>
+                  </a:graphic>
+                </wp:inline>
+              </w:drawing>
+            </w:r>
+          </w:p>
+        </w:tc>
+      </w:tr>
+      <w:tr>
+        <w:tc>
+          <w:tcPr>
+            <w:tcW w:type="dxa" w:w="2436"/>
+          </w:tcPr>
+          <w:p>
+            <w:r>
+              <w:rPr>
+                <w:b/>
+                <w:color w:val="7030A0"/>
+              </w:rPr>
+              <w:t>6.9-18</w:t>
+            </w:r>
+          </w:p>
+        </w:tc>
+        <w:tc>
+          <w:tcPr>
+            <w:tcW w:type="dxa" w:w="2436"/>
+          </w:tcPr>
+          <w:p>
+            <w:r>
+              <w:t>[목표] 11단계 선수과목 미이수 차단 + 미이수 과목명 나열 / 입력: 3학년이 1003(선수 1002 미이수) 신청</w:t>
+            </w:r>
+          </w:p>
+        </w:tc>
+        <w:tc>
+          <w:tcPr>
+            <w:tcW w:type="dxa" w:w="2436"/>
+          </w:tcPr>
+          <w:p>
+            <w:r>
+              <w:t>!!! 오류: 선수과목을 이수하지 않았습니다. 미이수 선수과목: 자료구조</w:t>
+            </w:r>
+          </w:p>
+        </w:tc>
+        <w:tc>
+          <w:tcPr>
+            <w:tcW w:type="dxa" w:w="2436"/>
+          </w:tcPr>
+          <w:p>
+            <w:r>
+              <w:rPr>
+                <w:color w:val="000000"/>
+              </w:rPr>
+              <w:t>!!! 오류: 선수과목을 이수하지 않았습니다. 미이수 선수과목: 자료구조</w:t>
+            </w:r>
+          </w:p>
+          <w:p>
+            <w:r>
+              <w:drawing>
+                <wp:inline xmlns:a="http://schemas.openxmlformats.org/drawingml/2006/main" xmlns:pic="http://schemas.openxmlformats.org/drawingml/2006/picture">
+                  <wp:extent cx="2880000" cy="1176338"/>
+                  <wp:docPr id="201" name="Picture 201"/>
+                  <wp:cNvGraphicFramePr>
+                    <a:graphicFrameLocks noChangeAspect="1"/>
+                  </wp:cNvGraphicFramePr>
+                  <a:graphic>
+                    <a:graphicData uri="http://schemas.openxmlformats.org/drawingml/2006/picture">
+                      <pic:pic>
+                        <pic:nvPicPr>
+                          <pic:cNvPr id="0" name="6.9-18.png"/>
+                          <pic:cNvPicPr/>
+                        </pic:nvPicPr>
+                        <pic:blipFill>
+                          <a:blip r:embed="rId85"/>
+                          <a:stretch>
+                            <a:fillRect/>
+                          </a:stretch>
+                        </pic:blipFill>
+                        <pic:spPr>
+                          <a:xfrm>
+                            <a:off x="0" y="0"/>
+                            <a:ext cx="2880000" cy="1176338"/>
+                          </a:xfrm>
+                          <a:prstGeom prst="rect"/>
+                        </pic:spPr>
+                      </pic:pic>
+                    </a:graphicData>
+                  </a:graphic>
+                </wp:inline>
+              </w:drawing>
+            </w:r>
+          </w:p>
+        </w:tc>
+      </w:tr>
+      <w:tr>
+        <w:tc>
+          <w:tcPr>
+            <w:tcW w:type="dxa" w:w="2436"/>
+          </w:tcPr>
+          <w:p>
+            <w:r>
+              <w:rPr>
+                <w:b/>
+                <w:color w:val="7030A0"/>
+              </w:rPr>
               <w:t>6.9-19</w:t>
             </w:r>
           </w:p>
@@ -21108,7 +21102,7 @@
               <w:drawing>
                 <wp:inline xmlns:a="http://schemas.openxmlformats.org/drawingml/2006/main" xmlns:pic="http://schemas.openxmlformats.org/drawingml/2006/picture">
                   <wp:extent cx="2880000" cy="1287887"/>
-                  <wp:docPr id="199" name="Picture 199"/>
+                  <wp:docPr id="202" name="Picture 202"/>
                   <wp:cNvGraphicFramePr>
                     <a:graphicFrameLocks noChangeAspect="1"/>
                   </wp:cNvGraphicFramePr>
@@ -21120,7 +21114,7 @@
                           <pic:cNvPicPr/>
                         </pic:nvPicPr>
                         <pic:blipFill>
-                          <a:blip r:embed="rId83"/>
+                          <a:blip r:embed="rId86"/>
                           <a:stretch>
                             <a:fillRect/>
                           </a:stretch>
@@ -21193,7 +21187,7 @@
               <w:drawing>
                 <wp:inline xmlns:a="http://schemas.openxmlformats.org/drawingml/2006/main" xmlns:pic="http://schemas.openxmlformats.org/drawingml/2006/picture">
                   <wp:extent cx="2880000" cy="1176338"/>
-                  <wp:docPr id="200" name="Picture 200"/>
+                  <wp:docPr id="203" name="Picture 203"/>
                   <wp:cNvGraphicFramePr>
                     <a:graphicFrameLocks noChangeAspect="1"/>
                   </wp:cNvGraphicFramePr>
@@ -21205,7 +21199,7 @@
                           <pic:cNvPicPr/>
                         </pic:nvPicPr>
                         <pic:blipFill>
-                          <a:blip r:embed="rId84"/>
+                          <a:blip r:embed="rId87"/>
                           <a:stretch>
                             <a:fillRect/>
                           </a:stretch>
@@ -21278,7 +21272,7 @@
               <w:drawing>
                 <wp:inline xmlns:a="http://schemas.openxmlformats.org/drawingml/2006/main" xmlns:pic="http://schemas.openxmlformats.org/drawingml/2006/picture">
                   <wp:extent cx="2880000" cy="1287887"/>
-                  <wp:docPr id="201" name="Picture 201"/>
+                  <wp:docPr id="204" name="Picture 204"/>
                   <wp:cNvGraphicFramePr>
                     <a:graphicFrameLocks noChangeAspect="1"/>
                   </wp:cNvGraphicFramePr>
@@ -21290,7 +21284,7 @@
                           <pic:cNvPicPr/>
                         </pic:nvPicPr>
                         <pic:blipFill>
-                          <a:blip r:embed="rId85"/>
+                          <a:blip r:embed="rId88"/>
                           <a:stretch>
                             <a:fillRect/>
                           </a:stretch>
@@ -21449,7 +21443,7 @@
               <w:drawing>
                 <wp:inline xmlns:a="http://schemas.openxmlformats.org/drawingml/2006/main" xmlns:pic="http://schemas.openxmlformats.org/drawingml/2006/picture">
                   <wp:extent cx="2880000" cy="1340438"/>
-                  <wp:docPr id="202" name="Picture 202"/>
+                  <wp:docPr id="205" name="Picture 205"/>
                   <wp:cNvGraphicFramePr>
                     <a:graphicFrameLocks noChangeAspect="1"/>
                   </wp:cNvGraphicFramePr>
@@ -21461,7 +21455,7 @@
                           <pic:cNvPicPr/>
                         </pic:nvPicPr>
                         <pic:blipFill>
-                          <a:blip r:embed="rId86"/>
+                          <a:blip r:embed="rId89"/>
                           <a:stretch>
                             <a:fillRect/>
                           </a:stretch>
@@ -21534,7 +21528,7 @@
               <w:drawing>
                 <wp:inline xmlns:a="http://schemas.openxmlformats.org/drawingml/2006/main" xmlns:pic="http://schemas.openxmlformats.org/drawingml/2006/picture">
                   <wp:extent cx="2880000" cy="1340438"/>
-                  <wp:docPr id="203" name="Picture 203"/>
+                  <wp:docPr id="206" name="Picture 206"/>
                   <wp:cNvGraphicFramePr>
                     <a:graphicFrameLocks noChangeAspect="1"/>
                   </wp:cNvGraphicFramePr>
@@ -21546,7 +21540,7 @@
                           <pic:cNvPicPr/>
                         </pic:nvPicPr>
                         <pic:blipFill>
-                          <a:blip r:embed="rId86"/>
+                          <a:blip r:embed="rId89"/>
                           <a:stretch>
                             <a:fillRect/>
                           </a:stretch>
@@ -21705,7 +21699,7 @@
               <w:drawing>
                 <wp:inline xmlns:a="http://schemas.openxmlformats.org/drawingml/2006/main" xmlns:pic="http://schemas.openxmlformats.org/drawingml/2006/picture">
                   <wp:extent cx="2880000" cy="2180282"/>
-                  <wp:docPr id="204" name="Picture 204"/>
+                  <wp:docPr id="207" name="Picture 207"/>
                   <wp:cNvGraphicFramePr>
                     <a:graphicFrameLocks noChangeAspect="1"/>
                   </wp:cNvGraphicFramePr>
@@ -21717,7 +21711,7 @@
                           <pic:cNvPicPr/>
                         </pic:nvPicPr>
                         <pic:blipFill>
-                          <a:blip r:embed="rId87"/>
+                          <a:blip r:embed="rId90"/>
                           <a:stretch>
                             <a:fillRect/>
                           </a:stretch>
@@ -22023,7 +22017,7 @@
               <w:drawing>
                 <wp:inline xmlns:a="http://schemas.openxmlformats.org/drawingml/2006/main" xmlns:pic="http://schemas.openxmlformats.org/drawingml/2006/picture">
                   <wp:extent cx="2880000" cy="742998"/>
-                  <wp:docPr id="205" name="Picture 205"/>
+                  <wp:docPr id="208" name="Picture 208"/>
                   <wp:cNvGraphicFramePr>
                     <a:graphicFrameLocks noChangeAspect="1"/>
                   </wp:cNvGraphicFramePr>
@@ -22035,7 +22029,7 @@
                           <pic:cNvPicPr/>
                         </pic:nvPicPr>
                         <pic:blipFill>
-                          <a:blip r:embed="rId88"/>
+                          <a:blip r:embed="rId91"/>
                           <a:stretch>
                             <a:fillRect/>
                           </a:stretch>
@@ -22157,7 +22151,7 @@
               <w:drawing>
                 <wp:inline xmlns:a="http://schemas.openxmlformats.org/drawingml/2006/main" xmlns:pic="http://schemas.openxmlformats.org/drawingml/2006/picture">
                   <wp:extent cx="2880000" cy="742998"/>
-                  <wp:docPr id="206" name="Picture 206"/>
+                  <wp:docPr id="209" name="Picture 209"/>
                   <wp:cNvGraphicFramePr>
                     <a:graphicFrameLocks noChangeAspect="1"/>
                   </wp:cNvGraphicFramePr>
@@ -22169,7 +22163,7 @@
                           <pic:cNvPicPr/>
                         </pic:nvPicPr>
                         <pic:blipFill>
-                          <a:blip r:embed="rId89"/>
+                          <a:blip r:embed="rId92"/>
                           <a:stretch>
                             <a:fillRect/>
                           </a:stretch>
@@ -22242,7 +22236,7 @@
               <w:drawing>
                 <wp:inline xmlns:a="http://schemas.openxmlformats.org/drawingml/2006/main" xmlns:pic="http://schemas.openxmlformats.org/drawingml/2006/picture">
                   <wp:extent cx="2880000" cy="742998"/>
-                  <wp:docPr id="207" name="Picture 207"/>
+                  <wp:docPr id="210" name="Picture 210"/>
                   <wp:cNvGraphicFramePr>
                     <a:graphicFrameLocks noChangeAspect="1"/>
                   </wp:cNvGraphicFramePr>
@@ -22254,7 +22248,7 @@
                           <pic:cNvPicPr/>
                         </pic:nvPicPr>
                         <pic:blipFill>
-                          <a:blip r:embed="rId90"/>
+                          <a:blip r:embed="rId93"/>
                           <a:stretch>
                             <a:fillRect/>
                           </a:stretch>
@@ -22327,7 +22321,7 @@
               <w:drawing>
                 <wp:inline xmlns:a="http://schemas.openxmlformats.org/drawingml/2006/main" xmlns:pic="http://schemas.openxmlformats.org/drawingml/2006/picture">
                   <wp:extent cx="2880000" cy="789556"/>
-                  <wp:docPr id="208" name="Picture 208"/>
+                  <wp:docPr id="211" name="Picture 211"/>
                   <wp:cNvGraphicFramePr>
                     <a:graphicFrameLocks noChangeAspect="1"/>
                   </wp:cNvGraphicFramePr>
@@ -22339,7 +22333,7 @@
                           <pic:cNvPicPr/>
                         </pic:nvPicPr>
                         <pic:blipFill>
-                          <a:blip r:embed="rId91"/>
+                          <a:blip r:embed="rId94"/>
                           <a:stretch>
                             <a:fillRect/>
                           </a:stretch>
@@ -22939,7 +22933,7 @@
               <w:drawing>
                 <wp:inline xmlns:a="http://schemas.openxmlformats.org/drawingml/2006/main" xmlns:pic="http://schemas.openxmlformats.org/drawingml/2006/picture">
                   <wp:extent cx="2880000" cy="953239"/>
-                  <wp:docPr id="209" name="Picture 209"/>
+                  <wp:docPr id="212" name="Picture 212"/>
                   <wp:cNvGraphicFramePr>
                     <a:graphicFrameLocks noChangeAspect="1"/>
                   </wp:cNvGraphicFramePr>
@@ -22951,7 +22945,7 @@
                           <pic:cNvPicPr/>
                         </pic:nvPicPr>
                         <pic:blipFill>
-                          <a:blip r:embed="rId92"/>
+                          <a:blip r:embed="rId95"/>
                           <a:stretch>
                             <a:fillRect/>
                           </a:stretch>
@@ -23024,7 +23018,7 @@
               <w:drawing>
                 <wp:inline xmlns:a="http://schemas.openxmlformats.org/drawingml/2006/main" xmlns:pic="http://schemas.openxmlformats.org/drawingml/2006/picture">
                   <wp:extent cx="2880000" cy="953239"/>
-                  <wp:docPr id="210" name="Picture 210"/>
+                  <wp:docPr id="213" name="Picture 213"/>
                   <wp:cNvGraphicFramePr>
                     <a:graphicFrameLocks noChangeAspect="1"/>
                   </wp:cNvGraphicFramePr>
@@ -23036,7 +23030,7 @@
                           <pic:cNvPicPr/>
                         </pic:nvPicPr>
                         <pic:blipFill>
-                          <a:blip r:embed="rId93"/>
+                          <a:blip r:embed="rId96"/>
                           <a:stretch>
                             <a:fillRect/>
                           </a:stretch>
@@ -23195,7 +23189,7 @@
               <w:drawing>
                 <wp:inline xmlns:a="http://schemas.openxmlformats.org/drawingml/2006/main" xmlns:pic="http://schemas.openxmlformats.org/drawingml/2006/picture">
                   <wp:extent cx="2880000" cy="1064789"/>
-                  <wp:docPr id="211" name="Picture 211"/>
+                  <wp:docPr id="214" name="Picture 214"/>
                   <wp:cNvGraphicFramePr>
                     <a:graphicFrameLocks noChangeAspect="1"/>
                   </wp:cNvGraphicFramePr>
@@ -23207,7 +23201,7 @@
                           <pic:cNvPicPr/>
                         </pic:nvPicPr>
                         <pic:blipFill>
-                          <a:blip r:embed="rId94"/>
+                          <a:blip r:embed="rId97"/>
                           <a:stretch>
                             <a:fillRect/>
                           </a:stretch>
@@ -23280,7 +23274,7 @@
               <w:drawing>
                 <wp:inline xmlns:a="http://schemas.openxmlformats.org/drawingml/2006/main" xmlns:pic="http://schemas.openxmlformats.org/drawingml/2006/picture">
                   <wp:extent cx="2880000" cy="953239"/>
-                  <wp:docPr id="212" name="Picture 212"/>
+                  <wp:docPr id="215" name="Picture 215"/>
                   <wp:cNvGraphicFramePr>
                     <a:graphicFrameLocks noChangeAspect="1"/>
                   </wp:cNvGraphicFramePr>
@@ -23292,7 +23286,7 @@
                           <pic:cNvPicPr/>
                         </pic:nvPicPr>
                         <pic:blipFill>
-                          <a:blip r:embed="rId95"/>
+                          <a:blip r:embed="rId98"/>
                           <a:stretch>
                             <a:fillRect/>
                           </a:stretch>
@@ -23365,7 +23359,7 @@
               <w:drawing>
                 <wp:inline xmlns:a="http://schemas.openxmlformats.org/drawingml/2006/main" xmlns:pic="http://schemas.openxmlformats.org/drawingml/2006/picture">
                   <wp:extent cx="2880000" cy="19501433"/>
-                  <wp:docPr id="213" name="Picture 213"/>
+                  <wp:docPr id="216" name="Picture 216"/>
                   <wp:cNvGraphicFramePr>
                     <a:graphicFrameLocks noChangeAspect="1"/>
                   </wp:cNvGraphicFramePr>
@@ -23377,7 +23371,7 @@
                           <pic:cNvPicPr/>
                         </pic:nvPicPr>
                         <pic:blipFill>
-                          <a:blip r:embed="rId96"/>
+                          <a:blip r:embed="rId99"/>
                           <a:stretch>
                             <a:fillRect/>
                           </a:stretch>
@@ -23505,7 +23499,7 @@
         <w:sz w:val="18"/>
         <w:szCs w:val="18"/>
       </w:rPr>
-      <w:t>B04 팀 | 건국 수강신청 시뮬레이터 — 1차 검사 보고서</w:t>
+      <w:t>B04 팀 | 건국 수강신청 시뮬레이터 — 2차 검사 보고서</w:t>
     </w:r>
   </w:p>
 </w:hdr>
